--- a/华中师范大学实训报告.docx
+++ b/华中师范大学实训报告.docx
@@ -1424,7 +1424,7 @@
           <w:sz w:val="21"/>
           <w:szCs w:val="21"/>
         </w:rPr>
-        <w:t xml:space="preserve">系统设计了 7 张核心数据表：</w:t>
+        <w:t xml:space="preserve">系统设计了 8 张核心数据表，覆盖用户、商品、订单、库存等全部业务场景：</w:t>
       </w:r>
     </w:p>
     <w:tbl>
@@ -1599,7 +1599,7 @@
                 <w:sz w:val="20"/>
                 <w:szCs w:val="20"/>
               </w:rPr>
-              <w:t xml:space="preserve">id, username, password, role, status</w:t>
+              <w:t xml:space="preserve">id, username, password, role, real_name</w:t>
             </w:r>
           </w:p>
         </w:tc>
@@ -1644,7 +1644,7 @@
                 <w:sz w:val="20"/>
                 <w:szCs w:val="20"/>
               </w:rPr>
-              <w:t xml:space="preserve">suppliers</w:t>
+              <w:t xml:space="preserve">categories</w:t>
             </w:r>
           </w:p>
         </w:tc>
@@ -1666,7 +1666,7 @@
                 <w:sz w:val="20"/>
                 <w:szCs w:val="20"/>
               </w:rPr>
-              <w:t xml:space="preserve">供应商表</w:t>
+              <w:t xml:space="preserve">商品分类表</w:t>
             </w:r>
           </w:p>
         </w:tc>
@@ -1688,7 +1688,7 @@
                 <w:sz w:val="20"/>
                 <w:szCs w:val="20"/>
               </w:rPr>
-              <w:t xml:space="preserve">id, user_id, name, contact, phone</w:t>
+              <w:t xml:space="preserve">id, name, description</w:t>
             </w:r>
           </w:p>
         </w:tc>
@@ -1733,7 +1733,7 @@
                 <w:sz w:val="20"/>
                 <w:szCs w:val="20"/>
               </w:rPr>
-              <w:t xml:space="preserve">products</w:t>
+              <w:t xml:space="preserve">suppliers</w:t>
             </w:r>
           </w:p>
         </w:tc>
@@ -1754,7 +1754,7 @@
                 <w:sz w:val="20"/>
                 <w:szCs w:val="20"/>
               </w:rPr>
-              <w:t xml:space="preserve">商品表</w:t>
+              <w:t xml:space="preserve">供应商表</w:t>
             </w:r>
           </w:p>
         </w:tc>
@@ -1775,7 +1775,7 @@
                 <w:sz w:val="20"/>
                 <w:szCs w:val="20"/>
               </w:rPr>
-              <w:t xml:space="preserve">id, name, price, stock, supplier_id</w:t>
+              <w:t xml:space="preserve">id, name, contact, phone, user_id</w:t>
             </w:r>
           </w:p>
         </w:tc>
@@ -1796,7 +1796,7 @@
                 <w:sz w:val="20"/>
                 <w:szCs w:val="20"/>
               </w:rPr>
-              <w:t xml:space="preserve">30 条</w:t>
+              <w:t xml:space="preserve">5 条</w:t>
             </w:r>
           </w:p>
         </w:tc>
@@ -1820,7 +1820,7 @@
                 <w:sz w:val="20"/>
                 <w:szCs w:val="20"/>
               </w:rPr>
-              <w:t xml:space="preserve">orders</w:t>
+              <w:t xml:space="preserve">products</w:t>
             </w:r>
           </w:p>
         </w:tc>
@@ -1842,7 +1842,7 @@
                 <w:sz w:val="20"/>
                 <w:szCs w:val="20"/>
               </w:rPr>
-              <w:t xml:space="preserve">订单表</w:t>
+              <w:t xml:space="preserve">商品表</w:t>
             </w:r>
           </w:p>
         </w:tc>
@@ -1864,7 +1864,7 @@
                 <w:sz w:val="20"/>
                 <w:szCs w:val="20"/>
               </w:rPr>
-              <w:t xml:space="preserve">id, user_id, total, status</w:t>
+              <w:t xml:space="preserve">id, name, price, stock, supplier_id, category_id</w:t>
             </w:r>
           </w:p>
         </w:tc>
@@ -1886,7 +1886,7 @@
                 <w:sz w:val="20"/>
                 <w:szCs w:val="20"/>
               </w:rPr>
-              <w:t xml:space="preserve">12 条</w:t>
+              <w:t xml:space="preserve">30 条</w:t>
             </w:r>
           </w:p>
         </w:tc>
@@ -1909,7 +1909,7 @@
                 <w:sz w:val="20"/>
                 <w:szCs w:val="20"/>
               </w:rPr>
-              <w:t xml:space="preserve">order_items</w:t>
+              <w:t xml:space="preserve">orders</w:t>
             </w:r>
           </w:p>
         </w:tc>
@@ -1930,7 +1930,7 @@
                 <w:sz w:val="20"/>
                 <w:szCs w:val="20"/>
               </w:rPr>
-              <w:t xml:space="preserve">订单明细</w:t>
+              <w:t xml:space="preserve">订单表</w:t>
             </w:r>
           </w:p>
         </w:tc>
@@ -1951,7 +1951,7 @@
                 <w:sz w:val="20"/>
                 <w:szCs w:val="20"/>
               </w:rPr>
-              <w:t xml:space="preserve">id, order_id, product_id, quantity</w:t>
+              <w:t xml:space="preserve">id, order_no, user_id, total_amount, status</w:t>
             </w:r>
           </w:p>
         </w:tc>
@@ -1972,7 +1972,7 @@
                 <w:sz w:val="20"/>
                 <w:szCs w:val="20"/>
               </w:rPr>
-              <w:t xml:space="preserve">12+ 条</w:t>
+              <w:t xml:space="preserve">12 条</w:t>
             </w:r>
           </w:p>
         </w:tc>
@@ -1996,7 +1996,7 @@
                 <w:sz w:val="20"/>
                 <w:szCs w:val="20"/>
               </w:rPr>
-              <w:t xml:space="preserve">reviews</w:t>
+              <w:t xml:space="preserve">order_items</w:t>
             </w:r>
           </w:p>
         </w:tc>
@@ -2018,7 +2018,7 @@
                 <w:sz w:val="20"/>
                 <w:szCs w:val="20"/>
               </w:rPr>
-              <w:t xml:space="preserve">评价表</w:t>
+              <w:t xml:space="preserve">订单明细表</w:t>
             </w:r>
           </w:p>
         </w:tc>
@@ -2040,7 +2040,7 @@
                 <w:sz w:val="20"/>
                 <w:szCs w:val="20"/>
               </w:rPr>
-              <w:t xml:space="preserve">id, order_id, rating, content</w:t>
+              <w:t xml:space="preserve">id, order_id, product_id, quantity, price</w:t>
             </w:r>
           </w:p>
         </w:tc>
@@ -2062,7 +2062,7 @@
                 <w:sz w:val="20"/>
                 <w:szCs w:val="20"/>
               </w:rPr>
-              <w:t xml:space="preserve">6 条</w:t>
+              <w:t xml:space="preserve">12+ 条</w:t>
             </w:r>
           </w:p>
         </w:tc>
@@ -2085,7 +2085,7 @@
                 <w:sz w:val="20"/>
                 <w:szCs w:val="20"/>
               </w:rPr>
-              <w:t xml:space="preserve">inventory_logs</w:t>
+              <w:t xml:space="preserve">product_reviews</w:t>
             </w:r>
           </w:p>
         </w:tc>
@@ -2106,7 +2106,7 @@
                 <w:sz w:val="20"/>
                 <w:szCs w:val="20"/>
               </w:rPr>
-              <w:t xml:space="preserve">库存日志</w:t>
+              <w:t xml:space="preserve">商品评价表</w:t>
             </w:r>
           </w:p>
         </w:tc>
@@ -2127,13 +2127,103 @@
                 <w:sz w:val="20"/>
                 <w:szCs w:val="20"/>
               </w:rPr>
-              <w:t xml:space="preserve">id, product_id, type, quantity</w:t>
+              <w:t xml:space="preserve">id, order_id, product_id, rating, content</w:t>
             </w:r>
           </w:p>
         </w:tc>
         <w:tc>
           <w:tcPr>
             <w:tcW w:type="pct" w:w="20%"/>
+            <w:vAlign w:val="center"/>
+          </w:tcPr>
+          <w:p>
+            <w:pPr>
+              <w:jc w:val="center"/>
+            </w:pPr>
+            <w:r>
+              <w:rPr>
+                <w:rFonts w:ascii="SimSun" w:cs="SimSun" w:eastAsia="SimSun" w:hAnsi="SimSun"/>
+                <w:b w:val="false"/>
+                <w:bCs w:val="false"/>
+                <w:sz w:val="20"/>
+                <w:szCs w:val="20"/>
+              </w:rPr>
+              <w:t xml:space="preserve">6 条</w:t>
+            </w:r>
+          </w:p>
+        </w:tc>
+      </w:tr>
+      <w:tr>
+        <w:tc>
+          <w:tcPr>
+            <w:tcW w:type="pct" w:w="22%"/>
+            <w:shd w:fill="eaf2f8"/>
+            <w:vAlign w:val="center"/>
+          </w:tcPr>
+          <w:p>
+            <w:pPr>
+              <w:jc w:val="center"/>
+            </w:pPr>
+            <w:r>
+              <w:rPr>
+                <w:rFonts w:ascii="SimSun" w:cs="SimSun" w:eastAsia="SimSun" w:hAnsi="SimSun"/>
+                <w:b w:val="false"/>
+                <w:bCs w:val="false"/>
+                <w:sz w:val="20"/>
+                <w:szCs w:val="20"/>
+              </w:rPr>
+              <w:t xml:space="preserve">inventory_log</w:t>
+            </w:r>
+          </w:p>
+        </w:tc>
+        <w:tc>
+          <w:tcPr>
+            <w:tcW w:type="pct" w:w="20%"/>
+            <w:shd w:fill="eaf2f8"/>
+            <w:vAlign w:val="center"/>
+          </w:tcPr>
+          <w:p>
+            <w:pPr>
+              <w:jc w:val="center"/>
+            </w:pPr>
+            <w:r>
+              <w:rPr>
+                <w:rFonts w:ascii="SimSun" w:cs="SimSun" w:eastAsia="SimSun" w:hAnsi="SimSun"/>
+                <w:b w:val="false"/>
+                <w:bCs w:val="false"/>
+                <w:sz w:val="20"/>
+                <w:szCs w:val="20"/>
+              </w:rPr>
+              <w:t xml:space="preserve">库存日志表</w:t>
+            </w:r>
+          </w:p>
+        </w:tc>
+        <w:tc>
+          <w:tcPr>
+            <w:tcW w:type="pct" w:w="38%"/>
+            <w:shd w:fill="eaf2f8"/>
+            <w:vAlign w:val="center"/>
+          </w:tcPr>
+          <w:p>
+            <w:pPr>
+              <w:jc w:val="center"/>
+            </w:pPr>
+            <w:r>
+              <w:rPr>
+                <w:rFonts w:ascii="SimSun" w:cs="SimSun" w:eastAsia="SimSun" w:hAnsi="SimSun"/>
+                <w:b w:val="false"/>
+                <w:bCs w:val="false"/>
+                <w:sz w:val="20"/>
+                <w:szCs w:val="20"/>
+              </w:rPr>
+              <w:t xml:space="preserve">id, product_id, type, quantity, before/after_stock</w:t>
+            </w:r>
+          </w:p>
+        </w:tc>
+        <w:tc>
+          <w:tcPr>
+            <w:tcW w:type="pct" w:w="20%"/>
+            <w:shd w:fill="eaf2f8"/>
             <w:vAlign w:val="center"/>
           </w:tcPr>
           <w:p>
@@ -2166,6 +2256,6888 @@
         <w:t xml:space="preserve"/>
       </w:r>
     </w:p>
+    <w:p>
+      <w:pPr>
+        <w:spacing w:after="120" w:line="360"/>
+        <w:ind w:firstLine="420"/>
+      </w:pPr>
+      <w:r>
+        <w:rPr>
+          <w:rFonts w:ascii="SimSun" w:cs="SimSun" w:eastAsia="SimSun" w:hAnsi="SimSun"/>
+          <w:sz w:val="21"/>
+          <w:szCs w:val="21"/>
+        </w:rPr>
+        <w:t xml:space="preserve">各表详细结构：</w:t>
+      </w:r>
+    </w:p>
+    <w:p>
+      <w:pPr>
+        <w:spacing w:after="100"/>
+      </w:pPr>
+      <w:r>
+        <w:rPr>
+          <w:sz w:val="12"/>
+          <w:szCs w:val="12"/>
+        </w:rPr>
+        <w:t xml:space="preserve"/>
+      </w:r>
+    </w:p>
+    <w:p>
+      <w:pPr>
+        <w:pStyle w:val="Heading3"/>
+        <w:spacing w:after="100" w:before="200"/>
+      </w:pPr>
+      <w:r>
+        <w:rPr>
+          <w:rFonts w:ascii="SimHei" w:cs="SimHei" w:eastAsia="SimHei" w:hAnsi="SimHei"/>
+          <w:b/>
+          <w:bCs/>
+          <w:color w:val="2e86c1"/>
+          <w:sz w:val="22"/>
+          <w:szCs w:val="22"/>
+        </w:rPr>
+        <w:t xml:space="preserve">① 用户表（users）</w:t>
+      </w:r>
+    </w:p>
+    <w:p>
+      <w:pPr>
+        <w:spacing w:after="120" w:line="360"/>
+        <w:ind w:firstLine="420"/>
+      </w:pPr>
+      <w:r>
+        <w:rPr>
+          <w:rFonts w:ascii="SimSun" w:cs="SimSun" w:eastAsia="SimSun" w:hAnsi="SimSun"/>
+          <w:sz w:val="21"/>
+          <w:szCs w:val="21"/>
+        </w:rPr>
+        <w:t xml:space="preserve">存储所有系统用户信息，支持三种角色。密码采用 SHA256 哈希存储。</w:t>
+      </w:r>
+    </w:p>
+    <w:tbl>
+      <w:tblPr>
+        <w:tblW w:type="pct" w:w="100%"/>
+        <w:tblBorders>
+          <w:top w:val="single" w:color="auto" w:sz="4"/>
+          <w:left w:val="single" w:color="auto" w:sz="4"/>
+          <w:bottom w:val="single" w:color="auto" w:sz="4"/>
+          <w:right w:val="single" w:color="auto" w:sz="4"/>
+          <w:insideH w:val="single" w:color="auto" w:sz="4"/>
+          <w:insideV w:val="single" w:color="auto" w:sz="4"/>
+        </w:tblBorders>
+      </w:tblPr>
+      <w:tblGrid>
+        <w:gridCol w:w="100"/>
+        <w:gridCol w:w="100"/>
+        <w:gridCol w:w="100"/>
+        <w:gridCol w:w="100"/>
+      </w:tblGrid>
+      <w:tr>
+        <w:tc>
+          <w:tcPr>
+            <w:tcW w:type="pct" w:w="18%"/>
+            <w:shd w:fill="1a5276"/>
+            <w:vAlign w:val="center"/>
+          </w:tcPr>
+          <w:p>
+            <w:pPr>
+              <w:jc w:val="center"/>
+            </w:pPr>
+            <w:r>
+              <w:rPr>
+                <w:rFonts w:ascii="SimSun" w:cs="SimSun" w:eastAsia="SimSun" w:hAnsi="SimSun"/>
+                <w:b/>
+                <w:bCs/>
+                <w:color w:val="FFFFFF"/>
+                <w:sz w:val="20"/>
+                <w:szCs w:val="20"/>
+              </w:rPr>
+              <w:t xml:space="preserve">字段</w:t>
+            </w:r>
+          </w:p>
+        </w:tc>
+        <w:tc>
+          <w:tcPr>
+            <w:tcW w:type="pct" w:w="22%"/>
+            <w:shd w:fill="1a5276"/>
+            <w:vAlign w:val="center"/>
+          </w:tcPr>
+          <w:p>
+            <w:pPr>
+              <w:jc w:val="center"/>
+            </w:pPr>
+            <w:r>
+              <w:rPr>
+                <w:rFonts w:ascii="SimSun" w:cs="SimSun" w:eastAsia="SimSun" w:hAnsi="SimSun"/>
+                <w:b/>
+                <w:bCs/>
+                <w:color w:val="FFFFFF"/>
+                <w:sz w:val="20"/>
+                <w:szCs w:val="20"/>
+              </w:rPr>
+              <w:t xml:space="preserve">类型</w:t>
+            </w:r>
+          </w:p>
+        </w:tc>
+        <w:tc>
+          <w:tcPr>
+            <w:tcW w:type="pct" w:w="22%"/>
+            <w:shd w:fill="1a5276"/>
+            <w:vAlign w:val="center"/>
+          </w:tcPr>
+          <w:p>
+            <w:pPr>
+              <w:jc w:val="center"/>
+            </w:pPr>
+            <w:r>
+              <w:rPr>
+                <w:rFonts w:ascii="SimSun" w:cs="SimSun" w:eastAsia="SimSun" w:hAnsi="SimSun"/>
+                <w:b/>
+                <w:bCs/>
+                <w:color w:val="FFFFFF"/>
+                <w:sz w:val="20"/>
+                <w:szCs w:val="20"/>
+              </w:rPr>
+              <w:t xml:space="preserve">约束</w:t>
+            </w:r>
+          </w:p>
+        </w:tc>
+        <w:tc>
+          <w:tcPr>
+            <w:tcW w:type="pct" w:w="38%"/>
+            <w:shd w:fill="1a5276"/>
+            <w:vAlign w:val="center"/>
+          </w:tcPr>
+          <w:p>
+            <w:pPr>
+              <w:jc w:val="center"/>
+            </w:pPr>
+            <w:r>
+              <w:rPr>
+                <w:rFonts w:ascii="SimSun" w:cs="SimSun" w:eastAsia="SimSun" w:hAnsi="SimSun"/>
+                <w:b/>
+                <w:bCs/>
+                <w:color w:val="FFFFFF"/>
+                <w:sz w:val="20"/>
+                <w:szCs w:val="20"/>
+              </w:rPr>
+              <w:t xml:space="preserve">说明</w:t>
+            </w:r>
+          </w:p>
+        </w:tc>
+      </w:tr>
+      <w:tr>
+        <w:tc>
+          <w:tcPr>
+            <w:tcW w:type="pct" w:w="18%"/>
+            <w:vAlign w:val="center"/>
+          </w:tcPr>
+          <w:p>
+            <w:pPr>
+              <w:jc w:val="center"/>
+            </w:pPr>
+            <w:r>
+              <w:rPr>
+                <w:rFonts w:ascii="SimSun" w:cs="SimSun" w:eastAsia="SimSun" w:hAnsi="SimSun"/>
+                <w:b w:val="false"/>
+                <w:bCs w:val="false"/>
+                <w:sz w:val="20"/>
+                <w:szCs w:val="20"/>
+              </w:rPr>
+              <w:t xml:space="preserve">id</w:t>
+            </w:r>
+          </w:p>
+        </w:tc>
+        <w:tc>
+          <w:tcPr>
+            <w:tcW w:type="pct" w:w="22%"/>
+            <w:vAlign w:val="center"/>
+          </w:tcPr>
+          <w:p>
+            <w:pPr>
+              <w:jc w:val="center"/>
+            </w:pPr>
+            <w:r>
+              <w:rPr>
+                <w:rFonts w:ascii="SimSun" w:cs="SimSun" w:eastAsia="SimSun" w:hAnsi="SimSun"/>
+                <w:b w:val="false"/>
+                <w:bCs w:val="false"/>
+                <w:sz w:val="20"/>
+                <w:szCs w:val="20"/>
+              </w:rPr>
+              <w:t xml:space="preserve">INT</w:t>
+            </w:r>
+          </w:p>
+        </w:tc>
+        <w:tc>
+          <w:tcPr>
+            <w:tcW w:type="pct" w:w="22%"/>
+            <w:vAlign w:val="center"/>
+          </w:tcPr>
+          <w:p>
+            <w:pPr>
+              <w:jc w:val="center"/>
+            </w:pPr>
+            <w:r>
+              <w:rPr>
+                <w:rFonts w:ascii="SimSun" w:cs="SimSun" w:eastAsia="SimSun" w:hAnsi="SimSun"/>
+                <w:b w:val="false"/>
+                <w:bCs w:val="false"/>
+                <w:sz w:val="20"/>
+                <w:szCs w:val="20"/>
+              </w:rPr>
+              <w:t xml:space="preserve">PK AUTO_INCREMENT</w:t>
+            </w:r>
+          </w:p>
+        </w:tc>
+        <w:tc>
+          <w:tcPr>
+            <w:tcW w:type="pct" w:w="38%"/>
+            <w:vAlign w:val="center"/>
+          </w:tcPr>
+          <w:p>
+            <w:pPr>
+              <w:jc w:val="center"/>
+            </w:pPr>
+            <w:r>
+              <w:rPr>
+                <w:rFonts w:ascii="SimSun" w:cs="SimSun" w:eastAsia="SimSun" w:hAnsi="SimSun"/>
+                <w:b w:val="false"/>
+                <w:bCs w:val="false"/>
+                <w:sz w:val="20"/>
+                <w:szCs w:val="20"/>
+              </w:rPr>
+              <w:t xml:space="preserve">用户唯一标识</w:t>
+            </w:r>
+          </w:p>
+        </w:tc>
+      </w:tr>
+      <w:tr>
+        <w:tc>
+          <w:tcPr>
+            <w:tcW w:type="pct" w:w="18%"/>
+            <w:shd w:fill="eaf2f8"/>
+            <w:vAlign w:val="center"/>
+          </w:tcPr>
+          <w:p>
+            <w:pPr>
+              <w:jc w:val="center"/>
+            </w:pPr>
+            <w:r>
+              <w:rPr>
+                <w:rFonts w:ascii="SimSun" w:cs="SimSun" w:eastAsia="SimSun" w:hAnsi="SimSun"/>
+                <w:b w:val="false"/>
+                <w:bCs w:val="false"/>
+                <w:sz w:val="20"/>
+                <w:szCs w:val="20"/>
+              </w:rPr>
+              <w:t xml:space="preserve">username</w:t>
+            </w:r>
+          </w:p>
+        </w:tc>
+        <w:tc>
+          <w:tcPr>
+            <w:tcW w:type="pct" w:w="22%"/>
+            <w:shd w:fill="eaf2f8"/>
+            <w:vAlign w:val="center"/>
+          </w:tcPr>
+          <w:p>
+            <w:pPr>
+              <w:jc w:val="center"/>
+            </w:pPr>
+            <w:r>
+              <w:rPr>
+                <w:rFonts w:ascii="SimSun" w:cs="SimSun" w:eastAsia="SimSun" w:hAnsi="SimSun"/>
+                <w:b w:val="false"/>
+                <w:bCs w:val="false"/>
+                <w:sz w:val="20"/>
+                <w:szCs w:val="20"/>
+              </w:rPr>
+              <w:t xml:space="preserve">VARCHAR(50)</w:t>
+            </w:r>
+          </w:p>
+        </w:tc>
+        <w:tc>
+          <w:tcPr>
+            <w:tcW w:type="pct" w:w="22%"/>
+            <w:shd w:fill="eaf2f8"/>
+            <w:vAlign w:val="center"/>
+          </w:tcPr>
+          <w:p>
+            <w:pPr>
+              <w:jc w:val="center"/>
+            </w:pPr>
+            <w:r>
+              <w:rPr>
+                <w:rFonts w:ascii="SimSun" w:cs="SimSun" w:eastAsia="SimSun" w:hAnsi="SimSun"/>
+                <w:b w:val="false"/>
+                <w:bCs w:val="false"/>
+                <w:sz w:val="20"/>
+                <w:szCs w:val="20"/>
+              </w:rPr>
+              <w:t xml:space="preserve">UNIQUE NOT NULL</w:t>
+            </w:r>
+          </w:p>
+        </w:tc>
+        <w:tc>
+          <w:tcPr>
+            <w:tcW w:type="pct" w:w="38%"/>
+            <w:shd w:fill="eaf2f8"/>
+            <w:vAlign w:val="center"/>
+          </w:tcPr>
+          <w:p>
+            <w:pPr>
+              <w:jc w:val="center"/>
+            </w:pPr>
+            <w:r>
+              <w:rPr>
+                <w:rFonts w:ascii="SimSun" w:cs="SimSun" w:eastAsia="SimSun" w:hAnsi="SimSun"/>
+                <w:b w:val="false"/>
+                <w:bCs w:val="false"/>
+                <w:sz w:val="20"/>
+                <w:szCs w:val="20"/>
+              </w:rPr>
+              <w:t xml:space="preserve">登录用户名</w:t>
+            </w:r>
+          </w:p>
+        </w:tc>
+      </w:tr>
+      <w:tr>
+        <w:tc>
+          <w:tcPr>
+            <w:tcW w:type="pct" w:w="18%"/>
+            <w:vAlign w:val="center"/>
+          </w:tcPr>
+          <w:p>
+            <w:pPr>
+              <w:jc w:val="center"/>
+            </w:pPr>
+            <w:r>
+              <w:rPr>
+                <w:rFonts w:ascii="SimSun" w:cs="SimSun" w:eastAsia="SimSun" w:hAnsi="SimSun"/>
+                <w:b w:val="false"/>
+                <w:bCs w:val="false"/>
+                <w:sz w:val="20"/>
+                <w:szCs w:val="20"/>
+              </w:rPr>
+              <w:t xml:space="preserve">password</w:t>
+            </w:r>
+          </w:p>
+        </w:tc>
+        <w:tc>
+          <w:tcPr>
+            <w:tcW w:type="pct" w:w="22%"/>
+            <w:vAlign w:val="center"/>
+          </w:tcPr>
+          <w:p>
+            <w:pPr>
+              <w:jc w:val="center"/>
+            </w:pPr>
+            <w:r>
+              <w:rPr>
+                <w:rFonts w:ascii="SimSun" w:cs="SimSun" w:eastAsia="SimSun" w:hAnsi="SimSun"/>
+                <w:b w:val="false"/>
+                <w:bCs w:val="false"/>
+                <w:sz w:val="20"/>
+                <w:szCs w:val="20"/>
+              </w:rPr>
+              <w:t xml:space="preserve">VARCHAR(64)</w:t>
+            </w:r>
+          </w:p>
+        </w:tc>
+        <w:tc>
+          <w:tcPr>
+            <w:tcW w:type="pct" w:w="22%"/>
+            <w:vAlign w:val="center"/>
+          </w:tcPr>
+          <w:p>
+            <w:pPr>
+              <w:jc w:val="center"/>
+            </w:pPr>
+            <w:r>
+              <w:rPr>
+                <w:rFonts w:ascii="SimSun" w:cs="SimSun" w:eastAsia="SimSun" w:hAnsi="SimSun"/>
+                <w:b w:val="false"/>
+                <w:bCs w:val="false"/>
+                <w:sz w:val="20"/>
+                <w:szCs w:val="20"/>
+              </w:rPr>
+              <w:t xml:space="preserve">NOT NULL</w:t>
+            </w:r>
+          </w:p>
+        </w:tc>
+        <w:tc>
+          <w:tcPr>
+            <w:tcW w:type="pct" w:w="38%"/>
+            <w:vAlign w:val="center"/>
+          </w:tcPr>
+          <w:p>
+            <w:pPr>
+              <w:jc w:val="center"/>
+            </w:pPr>
+            <w:r>
+              <w:rPr>
+                <w:rFonts w:ascii="SimSun" w:cs="SimSun" w:eastAsia="SimSun" w:hAnsi="SimSun"/>
+                <w:b w:val="false"/>
+                <w:bCs w:val="false"/>
+                <w:sz w:val="20"/>
+                <w:szCs w:val="20"/>
+              </w:rPr>
+              <w:t xml:space="preserve">SHA256 哈希密码</w:t>
+            </w:r>
+          </w:p>
+        </w:tc>
+      </w:tr>
+      <w:tr>
+        <w:tc>
+          <w:tcPr>
+            <w:tcW w:type="pct" w:w="18%"/>
+            <w:shd w:fill="eaf2f8"/>
+            <w:vAlign w:val="center"/>
+          </w:tcPr>
+          <w:p>
+            <w:pPr>
+              <w:jc w:val="center"/>
+            </w:pPr>
+            <w:r>
+              <w:rPr>
+                <w:rFonts w:ascii="SimSun" w:cs="SimSun" w:eastAsia="SimSun" w:hAnsi="SimSun"/>
+                <w:b w:val="false"/>
+                <w:bCs w:val="false"/>
+                <w:sz w:val="20"/>
+                <w:szCs w:val="20"/>
+              </w:rPr>
+              <w:t xml:space="preserve">real_name</w:t>
+            </w:r>
+          </w:p>
+        </w:tc>
+        <w:tc>
+          <w:tcPr>
+            <w:tcW w:type="pct" w:w="22%"/>
+            <w:shd w:fill="eaf2f8"/>
+            <w:vAlign w:val="center"/>
+          </w:tcPr>
+          <w:p>
+            <w:pPr>
+              <w:jc w:val="center"/>
+            </w:pPr>
+            <w:r>
+              <w:rPr>
+                <w:rFonts w:ascii="SimSun" w:cs="SimSun" w:eastAsia="SimSun" w:hAnsi="SimSun"/>
+                <w:b w:val="false"/>
+                <w:bCs w:val="false"/>
+                <w:sz w:val="20"/>
+                <w:szCs w:val="20"/>
+              </w:rPr>
+              <w:t xml:space="preserve">VARCHAR(50)</w:t>
+            </w:r>
+          </w:p>
+        </w:tc>
+        <w:tc>
+          <w:tcPr>
+            <w:tcW w:type="pct" w:w="22%"/>
+            <w:shd w:fill="eaf2f8"/>
+            <w:vAlign w:val="center"/>
+          </w:tcPr>
+          <w:p>
+            <w:pPr>
+              <w:jc w:val="center"/>
+            </w:pPr>
+            <w:r>
+              <w:rPr>
+                <w:rFonts w:ascii="SimSun" w:cs="SimSun" w:eastAsia="SimSun" w:hAnsi="SimSun"/>
+                <w:b w:val="false"/>
+                <w:bCs w:val="false"/>
+                <w:sz w:val="20"/>
+                <w:szCs w:val="20"/>
+              </w:rPr>
+              <w:t xml:space="preserve">NOT NULL</w:t>
+            </w:r>
+          </w:p>
+        </w:tc>
+        <w:tc>
+          <w:tcPr>
+            <w:tcW w:type="pct" w:w="38%"/>
+            <w:shd w:fill="eaf2f8"/>
+            <w:vAlign w:val="center"/>
+          </w:tcPr>
+          <w:p>
+            <w:pPr>
+              <w:jc w:val="center"/>
+            </w:pPr>
+            <w:r>
+              <w:rPr>
+                <w:rFonts w:ascii="SimSun" w:cs="SimSun" w:eastAsia="SimSun" w:hAnsi="SimSun"/>
+                <w:b w:val="false"/>
+                <w:bCs w:val="false"/>
+                <w:sz w:val="20"/>
+                <w:szCs w:val="20"/>
+              </w:rPr>
+              <w:t xml:space="preserve">真实姓名</w:t>
+            </w:r>
+          </w:p>
+        </w:tc>
+      </w:tr>
+      <w:tr>
+        <w:tc>
+          <w:tcPr>
+            <w:tcW w:type="pct" w:w="18%"/>
+            <w:vAlign w:val="center"/>
+          </w:tcPr>
+          <w:p>
+            <w:pPr>
+              <w:jc w:val="center"/>
+            </w:pPr>
+            <w:r>
+              <w:rPr>
+                <w:rFonts w:ascii="SimSun" w:cs="SimSun" w:eastAsia="SimSun" w:hAnsi="SimSun"/>
+                <w:b w:val="false"/>
+                <w:bCs w:val="false"/>
+                <w:sz w:val="20"/>
+                <w:szCs w:val="20"/>
+              </w:rPr>
+              <w:t xml:space="preserve">phone</w:t>
+            </w:r>
+          </w:p>
+        </w:tc>
+        <w:tc>
+          <w:tcPr>
+            <w:tcW w:type="pct" w:w="22%"/>
+            <w:vAlign w:val="center"/>
+          </w:tcPr>
+          <w:p>
+            <w:pPr>
+              <w:jc w:val="center"/>
+            </w:pPr>
+            <w:r>
+              <w:rPr>
+                <w:rFonts w:ascii="SimSun" w:cs="SimSun" w:eastAsia="SimSun" w:hAnsi="SimSun"/>
+                <w:b w:val="false"/>
+                <w:bCs w:val="false"/>
+                <w:sz w:val="20"/>
+                <w:szCs w:val="20"/>
+              </w:rPr>
+              <w:t xml:space="preserve">VARCHAR(20)</w:t>
+            </w:r>
+          </w:p>
+        </w:tc>
+        <w:tc>
+          <w:tcPr>
+            <w:tcW w:type="pct" w:w="22%"/>
+            <w:vAlign w:val="center"/>
+          </w:tcPr>
+          <w:p>
+            <w:pPr>
+              <w:jc w:val="center"/>
+            </w:pPr>
+            <w:r>
+              <w:rPr>
+                <w:rFonts w:ascii="SimSun" w:cs="SimSun" w:eastAsia="SimSun" w:hAnsi="SimSun"/>
+                <w:b w:val="false"/>
+                <w:bCs w:val="false"/>
+                <w:sz w:val="20"/>
+                <w:szCs w:val="20"/>
+              </w:rPr>
+              <w:t xml:space="preserve">DEFAULT ''</w:t>
+            </w:r>
+          </w:p>
+        </w:tc>
+        <w:tc>
+          <w:tcPr>
+            <w:tcW w:type="pct" w:w="38%"/>
+            <w:vAlign w:val="center"/>
+          </w:tcPr>
+          <w:p>
+            <w:pPr>
+              <w:jc w:val="center"/>
+            </w:pPr>
+            <w:r>
+              <w:rPr>
+                <w:rFonts w:ascii="SimSun" w:cs="SimSun" w:eastAsia="SimSun" w:hAnsi="SimSun"/>
+                <w:b w:val="false"/>
+                <w:bCs w:val="false"/>
+                <w:sz w:val="20"/>
+                <w:szCs w:val="20"/>
+              </w:rPr>
+              <w:t xml:space="preserve">手机号</w:t>
+            </w:r>
+          </w:p>
+        </w:tc>
+      </w:tr>
+      <w:tr>
+        <w:tc>
+          <w:tcPr>
+            <w:tcW w:type="pct" w:w="18%"/>
+            <w:shd w:fill="eaf2f8"/>
+            <w:vAlign w:val="center"/>
+          </w:tcPr>
+          <w:p>
+            <w:pPr>
+              <w:jc w:val="center"/>
+            </w:pPr>
+            <w:r>
+              <w:rPr>
+                <w:rFonts w:ascii="SimSun" w:cs="SimSun" w:eastAsia="SimSun" w:hAnsi="SimSun"/>
+                <w:b w:val="false"/>
+                <w:bCs w:val="false"/>
+                <w:sz w:val="20"/>
+                <w:szCs w:val="20"/>
+              </w:rPr>
+              <w:t xml:space="preserve">email</w:t>
+            </w:r>
+          </w:p>
+        </w:tc>
+        <w:tc>
+          <w:tcPr>
+            <w:tcW w:type="pct" w:w="22%"/>
+            <w:shd w:fill="eaf2f8"/>
+            <w:vAlign w:val="center"/>
+          </w:tcPr>
+          <w:p>
+            <w:pPr>
+              <w:jc w:val="center"/>
+            </w:pPr>
+            <w:r>
+              <w:rPr>
+                <w:rFonts w:ascii="SimSun" w:cs="SimSun" w:eastAsia="SimSun" w:hAnsi="SimSun"/>
+                <w:b w:val="false"/>
+                <w:bCs w:val="false"/>
+                <w:sz w:val="20"/>
+                <w:szCs w:val="20"/>
+              </w:rPr>
+              <w:t xml:space="preserve">VARCHAR(100)</w:t>
+            </w:r>
+          </w:p>
+        </w:tc>
+        <w:tc>
+          <w:tcPr>
+            <w:tcW w:type="pct" w:w="22%"/>
+            <w:shd w:fill="eaf2f8"/>
+            <w:vAlign w:val="center"/>
+          </w:tcPr>
+          <w:p>
+            <w:pPr>
+              <w:jc w:val="center"/>
+            </w:pPr>
+            <w:r>
+              <w:rPr>
+                <w:rFonts w:ascii="SimSun" w:cs="SimSun" w:eastAsia="SimSun" w:hAnsi="SimSun"/>
+                <w:b w:val="false"/>
+                <w:bCs w:val="false"/>
+                <w:sz w:val="20"/>
+                <w:szCs w:val="20"/>
+              </w:rPr>
+              <w:t xml:space="preserve">DEFAULT ''</w:t>
+            </w:r>
+          </w:p>
+        </w:tc>
+        <w:tc>
+          <w:tcPr>
+            <w:tcW w:type="pct" w:w="38%"/>
+            <w:shd w:fill="eaf2f8"/>
+            <w:vAlign w:val="center"/>
+          </w:tcPr>
+          <w:p>
+            <w:pPr>
+              <w:jc w:val="center"/>
+            </w:pPr>
+            <w:r>
+              <w:rPr>
+                <w:rFonts w:ascii="SimSun" w:cs="SimSun" w:eastAsia="SimSun" w:hAnsi="SimSun"/>
+                <w:b w:val="false"/>
+                <w:bCs w:val="false"/>
+                <w:sz w:val="20"/>
+                <w:szCs w:val="20"/>
+              </w:rPr>
+              <w:t xml:space="preserve">电子邮箱</w:t>
+            </w:r>
+          </w:p>
+        </w:tc>
+      </w:tr>
+      <w:tr>
+        <w:tc>
+          <w:tcPr>
+            <w:tcW w:type="pct" w:w="18%"/>
+            <w:vAlign w:val="center"/>
+          </w:tcPr>
+          <w:p>
+            <w:pPr>
+              <w:jc w:val="center"/>
+            </w:pPr>
+            <w:r>
+              <w:rPr>
+                <w:rFonts w:ascii="SimSun" w:cs="SimSun" w:eastAsia="SimSun" w:hAnsi="SimSun"/>
+                <w:b w:val="false"/>
+                <w:bCs w:val="false"/>
+                <w:sz w:val="20"/>
+                <w:szCs w:val="20"/>
+              </w:rPr>
+              <w:t xml:space="preserve">address</w:t>
+            </w:r>
+          </w:p>
+        </w:tc>
+        <w:tc>
+          <w:tcPr>
+            <w:tcW w:type="pct" w:w="22%"/>
+            <w:vAlign w:val="center"/>
+          </w:tcPr>
+          <w:p>
+            <w:pPr>
+              <w:jc w:val="center"/>
+            </w:pPr>
+            <w:r>
+              <w:rPr>
+                <w:rFonts w:ascii="SimSun" w:cs="SimSun" w:eastAsia="SimSun" w:hAnsi="SimSun"/>
+                <w:b w:val="false"/>
+                <w:bCs w:val="false"/>
+                <w:sz w:val="20"/>
+                <w:szCs w:val="20"/>
+              </w:rPr>
+              <w:t xml:space="preserve">VARCHAR(255)</w:t>
+            </w:r>
+          </w:p>
+        </w:tc>
+        <w:tc>
+          <w:tcPr>
+            <w:tcW w:type="pct" w:w="22%"/>
+            <w:vAlign w:val="center"/>
+          </w:tcPr>
+          <w:p>
+            <w:pPr>
+              <w:jc w:val="center"/>
+            </w:pPr>
+            <w:r>
+              <w:rPr>
+                <w:rFonts w:ascii="SimSun" w:cs="SimSun" w:eastAsia="SimSun" w:hAnsi="SimSun"/>
+                <w:b w:val="false"/>
+                <w:bCs w:val="false"/>
+                <w:sz w:val="20"/>
+                <w:szCs w:val="20"/>
+              </w:rPr>
+              <w:t xml:space="preserve">DEFAULT ''</w:t>
+            </w:r>
+          </w:p>
+        </w:tc>
+        <w:tc>
+          <w:tcPr>
+            <w:tcW w:type="pct" w:w="38%"/>
+            <w:vAlign w:val="center"/>
+          </w:tcPr>
+          <w:p>
+            <w:pPr>
+              <w:jc w:val="center"/>
+            </w:pPr>
+            <w:r>
+              <w:rPr>
+                <w:rFonts w:ascii="SimSun" w:cs="SimSun" w:eastAsia="SimSun" w:hAnsi="SimSun"/>
+                <w:b w:val="false"/>
+                <w:bCs w:val="false"/>
+                <w:sz w:val="20"/>
+                <w:szCs w:val="20"/>
+              </w:rPr>
+              <w:t xml:space="preserve">地址</w:t>
+            </w:r>
+          </w:p>
+        </w:tc>
+      </w:tr>
+      <w:tr>
+        <w:tc>
+          <w:tcPr>
+            <w:tcW w:type="pct" w:w="18%"/>
+            <w:shd w:fill="eaf2f8"/>
+            <w:vAlign w:val="center"/>
+          </w:tcPr>
+          <w:p>
+            <w:pPr>
+              <w:jc w:val="center"/>
+            </w:pPr>
+            <w:r>
+              <w:rPr>
+                <w:rFonts w:ascii="SimSun" w:cs="SimSun" w:eastAsia="SimSun" w:hAnsi="SimSun"/>
+                <w:b w:val="false"/>
+                <w:bCs w:val="false"/>
+                <w:sz w:val="20"/>
+                <w:szCs w:val="20"/>
+              </w:rPr>
+              <w:t xml:space="preserve">role</w:t>
+            </w:r>
+          </w:p>
+        </w:tc>
+        <w:tc>
+          <w:tcPr>
+            <w:tcW w:type="pct" w:w="22%"/>
+            <w:shd w:fill="eaf2f8"/>
+            <w:vAlign w:val="center"/>
+          </w:tcPr>
+          <w:p>
+            <w:pPr>
+              <w:jc w:val="center"/>
+            </w:pPr>
+            <w:r>
+              <w:rPr>
+                <w:rFonts w:ascii="SimSun" w:cs="SimSun" w:eastAsia="SimSun" w:hAnsi="SimSun"/>
+                <w:b w:val="false"/>
+                <w:bCs w:val="false"/>
+                <w:sz w:val="20"/>
+                <w:szCs w:val="20"/>
+              </w:rPr>
+              <w:t xml:space="preserve">TINYINT</w:t>
+            </w:r>
+          </w:p>
+        </w:tc>
+        <w:tc>
+          <w:tcPr>
+            <w:tcW w:type="pct" w:w="22%"/>
+            <w:shd w:fill="eaf2f8"/>
+            <w:vAlign w:val="center"/>
+          </w:tcPr>
+          <w:p>
+            <w:pPr>
+              <w:jc w:val="center"/>
+            </w:pPr>
+            <w:r>
+              <w:rPr>
+                <w:rFonts w:ascii="SimSun" w:cs="SimSun" w:eastAsia="SimSun" w:hAnsi="SimSun"/>
+                <w:b w:val="false"/>
+                <w:bCs w:val="false"/>
+                <w:sz w:val="20"/>
+                <w:szCs w:val="20"/>
+              </w:rPr>
+              <w:t xml:space="preserve">NOT NULL DEFAULT 0</w:t>
+            </w:r>
+          </w:p>
+        </w:tc>
+        <w:tc>
+          <w:tcPr>
+            <w:tcW w:type="pct" w:w="38%"/>
+            <w:shd w:fill="eaf2f8"/>
+            <w:vAlign w:val="center"/>
+          </w:tcPr>
+          <w:p>
+            <w:pPr>
+              <w:jc w:val="center"/>
+            </w:pPr>
+            <w:r>
+              <w:rPr>
+                <w:rFonts w:ascii="SimSun" w:cs="SimSun" w:eastAsia="SimSun" w:hAnsi="SimSun"/>
+                <w:b w:val="false"/>
+                <w:bCs w:val="false"/>
+                <w:sz w:val="20"/>
+                <w:szCs w:val="20"/>
+              </w:rPr>
+              <w:t xml:space="preserve">0=普通用户, 1=管理员, 2=供应商</w:t>
+            </w:r>
+          </w:p>
+        </w:tc>
+      </w:tr>
+      <w:tr>
+        <w:tc>
+          <w:tcPr>
+            <w:tcW w:type="pct" w:w="18%"/>
+            <w:vAlign w:val="center"/>
+          </w:tcPr>
+          <w:p>
+            <w:pPr>
+              <w:jc w:val="center"/>
+            </w:pPr>
+            <w:r>
+              <w:rPr>
+                <w:rFonts w:ascii="SimSun" w:cs="SimSun" w:eastAsia="SimSun" w:hAnsi="SimSun"/>
+                <w:b w:val="false"/>
+                <w:bCs w:val="false"/>
+                <w:sz w:val="20"/>
+                <w:szCs w:val="20"/>
+              </w:rPr>
+              <w:t xml:space="preserve">avatar</w:t>
+            </w:r>
+          </w:p>
+        </w:tc>
+        <w:tc>
+          <w:tcPr>
+            <w:tcW w:type="pct" w:w="22%"/>
+            <w:vAlign w:val="center"/>
+          </w:tcPr>
+          <w:p>
+            <w:pPr>
+              <w:jc w:val="center"/>
+            </w:pPr>
+            <w:r>
+              <w:rPr>
+                <w:rFonts w:ascii="SimSun" w:cs="SimSun" w:eastAsia="SimSun" w:hAnsi="SimSun"/>
+                <w:b w:val="false"/>
+                <w:bCs w:val="false"/>
+                <w:sz w:val="20"/>
+                <w:szCs w:val="20"/>
+              </w:rPr>
+              <w:t xml:space="preserve">MEDIUMTEXT</w:t>
+            </w:r>
+          </w:p>
+        </w:tc>
+        <w:tc>
+          <w:tcPr>
+            <w:tcW w:type="pct" w:w="22%"/>
+            <w:vAlign w:val="center"/>
+          </w:tcPr>
+          <w:p>
+            <w:pPr>
+              <w:jc w:val="center"/>
+            </w:pPr>
+            <w:r>
+              <w:rPr>
+                <w:rFonts w:ascii="SimSun" w:cs="SimSun" w:eastAsia="SimSun" w:hAnsi="SimSun"/>
+                <w:b w:val="false"/>
+                <w:bCs w:val="false"/>
+                <w:sz w:val="20"/>
+                <w:szCs w:val="20"/>
+              </w:rPr>
+              <w:t xml:space="preserve">DEFAULT ''</w:t>
+            </w:r>
+          </w:p>
+        </w:tc>
+        <w:tc>
+          <w:tcPr>
+            <w:tcW w:type="pct" w:w="38%"/>
+            <w:vAlign w:val="center"/>
+          </w:tcPr>
+          <w:p>
+            <w:pPr>
+              <w:jc w:val="center"/>
+            </w:pPr>
+            <w:r>
+              <w:rPr>
+                <w:rFonts w:ascii="SimSun" w:cs="SimSun" w:eastAsia="SimSun" w:hAnsi="SimSun"/>
+                <w:b w:val="false"/>
+                <w:bCs w:val="false"/>
+                <w:sz w:val="20"/>
+                <w:szCs w:val="20"/>
+              </w:rPr>
+              <w:t xml:space="preserve">头像 Base64 编码</w:t>
+            </w:r>
+          </w:p>
+        </w:tc>
+      </w:tr>
+      <w:tr>
+        <w:tc>
+          <w:tcPr>
+            <w:tcW w:type="pct" w:w="18%"/>
+            <w:shd w:fill="eaf2f8"/>
+            <w:vAlign w:val="center"/>
+          </w:tcPr>
+          <w:p>
+            <w:pPr>
+              <w:jc w:val="center"/>
+            </w:pPr>
+            <w:r>
+              <w:rPr>
+                <w:rFonts w:ascii="SimSun" w:cs="SimSun" w:eastAsia="SimSun" w:hAnsi="SimSun"/>
+                <w:b w:val="false"/>
+                <w:bCs w:val="false"/>
+                <w:sz w:val="20"/>
+                <w:szCs w:val="20"/>
+              </w:rPr>
+              <w:t xml:space="preserve">balance</w:t>
+            </w:r>
+          </w:p>
+        </w:tc>
+        <w:tc>
+          <w:tcPr>
+            <w:tcW w:type="pct" w:w="22%"/>
+            <w:shd w:fill="eaf2f8"/>
+            <w:vAlign w:val="center"/>
+          </w:tcPr>
+          <w:p>
+            <w:pPr>
+              <w:jc w:val="center"/>
+            </w:pPr>
+            <w:r>
+              <w:rPr>
+                <w:rFonts w:ascii="SimSun" w:cs="SimSun" w:eastAsia="SimSun" w:hAnsi="SimSun"/>
+                <w:b w:val="false"/>
+                <w:bCs w:val="false"/>
+                <w:sz w:val="20"/>
+                <w:szCs w:val="20"/>
+              </w:rPr>
+              <w:t xml:space="preserve">DECIMAL(12,2)</w:t>
+            </w:r>
+          </w:p>
+        </w:tc>
+        <w:tc>
+          <w:tcPr>
+            <w:tcW w:type="pct" w:w="22%"/>
+            <w:shd w:fill="eaf2f8"/>
+            <w:vAlign w:val="center"/>
+          </w:tcPr>
+          <w:p>
+            <w:pPr>
+              <w:jc w:val="center"/>
+            </w:pPr>
+            <w:r>
+              <w:rPr>
+                <w:rFonts w:ascii="SimSun" w:cs="SimSun" w:eastAsia="SimSun" w:hAnsi="SimSun"/>
+                <w:b w:val="false"/>
+                <w:bCs w:val="false"/>
+                <w:sz w:val="20"/>
+                <w:szCs w:val="20"/>
+              </w:rPr>
+              <w:t xml:space="preserve">NOT NULL DEFAULT 0</w:t>
+            </w:r>
+          </w:p>
+        </w:tc>
+        <w:tc>
+          <w:tcPr>
+            <w:tcW w:type="pct" w:w="38%"/>
+            <w:shd w:fill="eaf2f8"/>
+            <w:vAlign w:val="center"/>
+          </w:tcPr>
+          <w:p>
+            <w:pPr>
+              <w:jc w:val="center"/>
+            </w:pPr>
+            <w:r>
+              <w:rPr>
+                <w:rFonts w:ascii="SimSun" w:cs="SimSun" w:eastAsia="SimSun" w:hAnsi="SimSun"/>
+                <w:b w:val="false"/>
+                <w:bCs w:val="false"/>
+                <w:sz w:val="20"/>
+                <w:szCs w:val="20"/>
+              </w:rPr>
+              <w:t xml:space="preserve">账户余额</w:t>
+            </w:r>
+          </w:p>
+        </w:tc>
+      </w:tr>
+      <w:tr>
+        <w:tc>
+          <w:tcPr>
+            <w:tcW w:type="pct" w:w="18%"/>
+            <w:vAlign w:val="center"/>
+          </w:tcPr>
+          <w:p>
+            <w:pPr>
+              <w:jc w:val="center"/>
+            </w:pPr>
+            <w:r>
+              <w:rPr>
+                <w:rFonts w:ascii="SimSun" w:cs="SimSun" w:eastAsia="SimSun" w:hAnsi="SimSun"/>
+                <w:b w:val="false"/>
+                <w:bCs w:val="false"/>
+                <w:sz w:val="20"/>
+                <w:szCs w:val="20"/>
+              </w:rPr>
+              <w:t xml:space="preserve">created_at</w:t>
+            </w:r>
+          </w:p>
+        </w:tc>
+        <w:tc>
+          <w:tcPr>
+            <w:tcW w:type="pct" w:w="22%"/>
+            <w:vAlign w:val="center"/>
+          </w:tcPr>
+          <w:p>
+            <w:pPr>
+              <w:jc w:val="center"/>
+            </w:pPr>
+            <w:r>
+              <w:rPr>
+                <w:rFonts w:ascii="SimSun" w:cs="SimSun" w:eastAsia="SimSun" w:hAnsi="SimSun"/>
+                <w:b w:val="false"/>
+                <w:bCs w:val="false"/>
+                <w:sz w:val="20"/>
+                <w:szCs w:val="20"/>
+              </w:rPr>
+              <w:t xml:space="preserve">DATETIME</w:t>
+            </w:r>
+          </w:p>
+        </w:tc>
+        <w:tc>
+          <w:tcPr>
+            <w:tcW w:type="pct" w:w="22%"/>
+            <w:vAlign w:val="center"/>
+          </w:tcPr>
+          <w:p>
+            <w:pPr>
+              <w:jc w:val="center"/>
+            </w:pPr>
+            <w:r>
+              <w:rPr>
+                <w:rFonts w:ascii="SimSun" w:cs="SimSun" w:eastAsia="SimSun" w:hAnsi="SimSun"/>
+                <w:b w:val="false"/>
+                <w:bCs w:val="false"/>
+                <w:sz w:val="20"/>
+                <w:szCs w:val="20"/>
+              </w:rPr>
+              <w:t xml:space="preserve">DEFAULT NOW()</w:t>
+            </w:r>
+          </w:p>
+        </w:tc>
+        <w:tc>
+          <w:tcPr>
+            <w:tcW w:type="pct" w:w="38%"/>
+            <w:vAlign w:val="center"/>
+          </w:tcPr>
+          <w:p>
+            <w:pPr>
+              <w:jc w:val="center"/>
+            </w:pPr>
+            <w:r>
+              <w:rPr>
+                <w:rFonts w:ascii="SimSun" w:cs="SimSun" w:eastAsia="SimSun" w:hAnsi="SimSun"/>
+                <w:b w:val="false"/>
+                <w:bCs w:val="false"/>
+                <w:sz w:val="20"/>
+                <w:szCs w:val="20"/>
+              </w:rPr>
+              <w:t xml:space="preserve">注册时间</w:t>
+            </w:r>
+          </w:p>
+        </w:tc>
+      </w:tr>
+    </w:tbl>
+    <w:p>
+      <w:pPr>
+        <w:spacing w:after="100"/>
+      </w:pPr>
+      <w:r>
+        <w:rPr>
+          <w:sz w:val="12"/>
+          <w:szCs w:val="12"/>
+        </w:rPr>
+        <w:t xml:space="preserve"/>
+      </w:r>
+    </w:p>
+    <w:p>
+      <w:pPr>
+        <w:pStyle w:val="Heading3"/>
+        <w:spacing w:after="100" w:before="200"/>
+      </w:pPr>
+      <w:r>
+        <w:rPr>
+          <w:rFonts w:ascii="SimHei" w:cs="SimHei" w:eastAsia="SimHei" w:hAnsi="SimHei"/>
+          <w:b/>
+          <w:bCs/>
+          <w:color w:val="2e86c1"/>
+          <w:sz w:val="22"/>
+          <w:szCs w:val="22"/>
+        </w:rPr>
+        <w:t xml:space="preserve">② 商品分类表（categories）</w:t>
+      </w:r>
+    </w:p>
+    <w:p>
+      <w:pPr>
+        <w:spacing w:after="120" w:line="360"/>
+        <w:ind w:firstLine="420"/>
+      </w:pPr>
+      <w:r>
+        <w:rPr>
+          <w:rFonts w:ascii="SimSun" w:cs="SimSun" w:eastAsia="SimSun" w:hAnsi="SimSun"/>
+          <w:sz w:val="21"/>
+          <w:szCs w:val="21"/>
+        </w:rPr>
+        <w:t xml:space="preserve">商品分类目录，用于对商品分组管理和筛选。</w:t>
+      </w:r>
+    </w:p>
+    <w:tbl>
+      <w:tblPr>
+        <w:tblW w:type="pct" w:w="100%"/>
+        <w:tblBorders>
+          <w:top w:val="single" w:color="auto" w:sz="4"/>
+          <w:left w:val="single" w:color="auto" w:sz="4"/>
+          <w:bottom w:val="single" w:color="auto" w:sz="4"/>
+          <w:right w:val="single" w:color="auto" w:sz="4"/>
+          <w:insideH w:val="single" w:color="auto" w:sz="4"/>
+          <w:insideV w:val="single" w:color="auto" w:sz="4"/>
+        </w:tblBorders>
+      </w:tblPr>
+      <w:tblGrid>
+        <w:gridCol w:w="100"/>
+        <w:gridCol w:w="100"/>
+        <w:gridCol w:w="100"/>
+        <w:gridCol w:w="100"/>
+      </w:tblGrid>
+      <w:tr>
+        <w:tc>
+          <w:tcPr>
+            <w:tcW w:type="pct" w:w="18%"/>
+            <w:shd w:fill="1a5276"/>
+            <w:vAlign w:val="center"/>
+          </w:tcPr>
+          <w:p>
+            <w:pPr>
+              <w:jc w:val="center"/>
+            </w:pPr>
+            <w:r>
+              <w:rPr>
+                <w:rFonts w:ascii="SimSun" w:cs="SimSun" w:eastAsia="SimSun" w:hAnsi="SimSun"/>
+                <w:b/>
+                <w:bCs/>
+                <w:color w:val="FFFFFF"/>
+                <w:sz w:val="20"/>
+                <w:szCs w:val="20"/>
+              </w:rPr>
+              <w:t xml:space="preserve">字段</w:t>
+            </w:r>
+          </w:p>
+        </w:tc>
+        <w:tc>
+          <w:tcPr>
+            <w:tcW w:type="pct" w:w="22%"/>
+            <w:shd w:fill="1a5276"/>
+            <w:vAlign w:val="center"/>
+          </w:tcPr>
+          <w:p>
+            <w:pPr>
+              <w:jc w:val="center"/>
+            </w:pPr>
+            <w:r>
+              <w:rPr>
+                <w:rFonts w:ascii="SimSun" w:cs="SimSun" w:eastAsia="SimSun" w:hAnsi="SimSun"/>
+                <w:b/>
+                <w:bCs/>
+                <w:color w:val="FFFFFF"/>
+                <w:sz w:val="20"/>
+                <w:szCs w:val="20"/>
+              </w:rPr>
+              <w:t xml:space="preserve">类型</w:t>
+            </w:r>
+          </w:p>
+        </w:tc>
+        <w:tc>
+          <w:tcPr>
+            <w:tcW w:type="pct" w:w="22%"/>
+            <w:shd w:fill="1a5276"/>
+            <w:vAlign w:val="center"/>
+          </w:tcPr>
+          <w:p>
+            <w:pPr>
+              <w:jc w:val="center"/>
+            </w:pPr>
+            <w:r>
+              <w:rPr>
+                <w:rFonts w:ascii="SimSun" w:cs="SimSun" w:eastAsia="SimSun" w:hAnsi="SimSun"/>
+                <w:b/>
+                <w:bCs/>
+                <w:color w:val="FFFFFF"/>
+                <w:sz w:val="20"/>
+                <w:szCs w:val="20"/>
+              </w:rPr>
+              <w:t xml:space="preserve">约束</w:t>
+            </w:r>
+          </w:p>
+        </w:tc>
+        <w:tc>
+          <w:tcPr>
+            <w:tcW w:type="pct" w:w="38%"/>
+            <w:shd w:fill="1a5276"/>
+            <w:vAlign w:val="center"/>
+          </w:tcPr>
+          <w:p>
+            <w:pPr>
+              <w:jc w:val="center"/>
+            </w:pPr>
+            <w:r>
+              <w:rPr>
+                <w:rFonts w:ascii="SimSun" w:cs="SimSun" w:eastAsia="SimSun" w:hAnsi="SimSun"/>
+                <w:b/>
+                <w:bCs/>
+                <w:color w:val="FFFFFF"/>
+                <w:sz w:val="20"/>
+                <w:szCs w:val="20"/>
+              </w:rPr>
+              <w:t xml:space="preserve">说明</w:t>
+            </w:r>
+          </w:p>
+        </w:tc>
+      </w:tr>
+      <w:tr>
+        <w:tc>
+          <w:tcPr>
+            <w:tcW w:type="pct" w:w="18%"/>
+            <w:vAlign w:val="center"/>
+          </w:tcPr>
+          <w:p>
+            <w:pPr>
+              <w:jc w:val="center"/>
+            </w:pPr>
+            <w:r>
+              <w:rPr>
+                <w:rFonts w:ascii="SimSun" w:cs="SimSun" w:eastAsia="SimSun" w:hAnsi="SimSun"/>
+                <w:b w:val="false"/>
+                <w:bCs w:val="false"/>
+                <w:sz w:val="20"/>
+                <w:szCs w:val="20"/>
+              </w:rPr>
+              <w:t xml:space="preserve">id</w:t>
+            </w:r>
+          </w:p>
+        </w:tc>
+        <w:tc>
+          <w:tcPr>
+            <w:tcW w:type="pct" w:w="22%"/>
+            <w:vAlign w:val="center"/>
+          </w:tcPr>
+          <w:p>
+            <w:pPr>
+              <w:jc w:val="center"/>
+            </w:pPr>
+            <w:r>
+              <w:rPr>
+                <w:rFonts w:ascii="SimSun" w:cs="SimSun" w:eastAsia="SimSun" w:hAnsi="SimSun"/>
+                <w:b w:val="false"/>
+                <w:bCs w:val="false"/>
+                <w:sz w:val="20"/>
+                <w:szCs w:val="20"/>
+              </w:rPr>
+              <w:t xml:space="preserve">INT</w:t>
+            </w:r>
+          </w:p>
+        </w:tc>
+        <w:tc>
+          <w:tcPr>
+            <w:tcW w:type="pct" w:w="22%"/>
+            <w:vAlign w:val="center"/>
+          </w:tcPr>
+          <w:p>
+            <w:pPr>
+              <w:jc w:val="center"/>
+            </w:pPr>
+            <w:r>
+              <w:rPr>
+                <w:rFonts w:ascii="SimSun" w:cs="SimSun" w:eastAsia="SimSun" w:hAnsi="SimSun"/>
+                <w:b w:val="false"/>
+                <w:bCs w:val="false"/>
+                <w:sz w:val="20"/>
+                <w:szCs w:val="20"/>
+              </w:rPr>
+              <w:t xml:space="preserve">PK AUTO_INCREMENT</w:t>
+            </w:r>
+          </w:p>
+        </w:tc>
+        <w:tc>
+          <w:tcPr>
+            <w:tcW w:type="pct" w:w="38%"/>
+            <w:vAlign w:val="center"/>
+          </w:tcPr>
+          <w:p>
+            <w:pPr>
+              <w:jc w:val="center"/>
+            </w:pPr>
+            <w:r>
+              <w:rPr>
+                <w:rFonts w:ascii="SimSun" w:cs="SimSun" w:eastAsia="SimSun" w:hAnsi="SimSun"/>
+                <w:b w:val="false"/>
+                <w:bCs w:val="false"/>
+                <w:sz w:val="20"/>
+                <w:szCs w:val="20"/>
+              </w:rPr>
+              <w:t xml:space="preserve">分类 ID</w:t>
+            </w:r>
+          </w:p>
+        </w:tc>
+      </w:tr>
+      <w:tr>
+        <w:tc>
+          <w:tcPr>
+            <w:tcW w:type="pct" w:w="18%"/>
+            <w:shd w:fill="eaf2f8"/>
+            <w:vAlign w:val="center"/>
+          </w:tcPr>
+          <w:p>
+            <w:pPr>
+              <w:jc w:val="center"/>
+            </w:pPr>
+            <w:r>
+              <w:rPr>
+                <w:rFonts w:ascii="SimSun" w:cs="SimSun" w:eastAsia="SimSun" w:hAnsi="SimSun"/>
+                <w:b w:val="false"/>
+                <w:bCs w:val="false"/>
+                <w:sz w:val="20"/>
+                <w:szCs w:val="20"/>
+              </w:rPr>
+              <w:t xml:space="preserve">name</w:t>
+            </w:r>
+          </w:p>
+        </w:tc>
+        <w:tc>
+          <w:tcPr>
+            <w:tcW w:type="pct" w:w="22%"/>
+            <w:shd w:fill="eaf2f8"/>
+            <w:vAlign w:val="center"/>
+          </w:tcPr>
+          <w:p>
+            <w:pPr>
+              <w:jc w:val="center"/>
+            </w:pPr>
+            <w:r>
+              <w:rPr>
+                <w:rFonts w:ascii="SimSun" w:cs="SimSun" w:eastAsia="SimSun" w:hAnsi="SimSun"/>
+                <w:b w:val="false"/>
+                <w:bCs w:val="false"/>
+                <w:sz w:val="20"/>
+                <w:szCs w:val="20"/>
+              </w:rPr>
+              <w:t xml:space="preserve">VARCHAR(50)</w:t>
+            </w:r>
+          </w:p>
+        </w:tc>
+        <w:tc>
+          <w:tcPr>
+            <w:tcW w:type="pct" w:w="22%"/>
+            <w:shd w:fill="eaf2f8"/>
+            <w:vAlign w:val="center"/>
+          </w:tcPr>
+          <w:p>
+            <w:pPr>
+              <w:jc w:val="center"/>
+            </w:pPr>
+            <w:r>
+              <w:rPr>
+                <w:rFonts w:ascii="SimSun" w:cs="SimSun" w:eastAsia="SimSun" w:hAnsi="SimSun"/>
+                <w:b w:val="false"/>
+                <w:bCs w:val="false"/>
+                <w:sz w:val="20"/>
+                <w:szCs w:val="20"/>
+              </w:rPr>
+              <w:t xml:space="preserve">UNIQUE NOT NULL</w:t>
+            </w:r>
+          </w:p>
+        </w:tc>
+        <w:tc>
+          <w:tcPr>
+            <w:tcW w:type="pct" w:w="38%"/>
+            <w:shd w:fill="eaf2f8"/>
+            <w:vAlign w:val="center"/>
+          </w:tcPr>
+          <w:p>
+            <w:pPr>
+              <w:jc w:val="center"/>
+            </w:pPr>
+            <w:r>
+              <w:rPr>
+                <w:rFonts w:ascii="SimSun" w:cs="SimSun" w:eastAsia="SimSun" w:hAnsi="SimSun"/>
+                <w:b w:val="false"/>
+                <w:bCs w:val="false"/>
+                <w:sz w:val="20"/>
+                <w:szCs w:val="20"/>
+              </w:rPr>
+              <w:t xml:space="preserve">分类名称</w:t>
+            </w:r>
+          </w:p>
+        </w:tc>
+      </w:tr>
+      <w:tr>
+        <w:tc>
+          <w:tcPr>
+            <w:tcW w:type="pct" w:w="18%"/>
+            <w:vAlign w:val="center"/>
+          </w:tcPr>
+          <w:p>
+            <w:pPr>
+              <w:jc w:val="center"/>
+            </w:pPr>
+            <w:r>
+              <w:rPr>
+                <w:rFonts w:ascii="SimSun" w:cs="SimSun" w:eastAsia="SimSun" w:hAnsi="SimSun"/>
+                <w:b w:val="false"/>
+                <w:bCs w:val="false"/>
+                <w:sz w:val="20"/>
+                <w:szCs w:val="20"/>
+              </w:rPr>
+              <w:t xml:space="preserve">description</w:t>
+            </w:r>
+          </w:p>
+        </w:tc>
+        <w:tc>
+          <w:tcPr>
+            <w:tcW w:type="pct" w:w="22%"/>
+            <w:vAlign w:val="center"/>
+          </w:tcPr>
+          <w:p>
+            <w:pPr>
+              <w:jc w:val="center"/>
+            </w:pPr>
+            <w:r>
+              <w:rPr>
+                <w:rFonts w:ascii="SimSun" w:cs="SimSun" w:eastAsia="SimSun" w:hAnsi="SimSun"/>
+                <w:b w:val="false"/>
+                <w:bCs w:val="false"/>
+                <w:sz w:val="20"/>
+                <w:szCs w:val="20"/>
+              </w:rPr>
+              <w:t xml:space="preserve">VARCHAR(255)</w:t>
+            </w:r>
+          </w:p>
+        </w:tc>
+        <w:tc>
+          <w:tcPr>
+            <w:tcW w:type="pct" w:w="22%"/>
+            <w:vAlign w:val="center"/>
+          </w:tcPr>
+          <w:p>
+            <w:pPr>
+              <w:jc w:val="center"/>
+            </w:pPr>
+            <w:r>
+              <w:rPr>
+                <w:rFonts w:ascii="SimSun" w:cs="SimSun" w:eastAsia="SimSun" w:hAnsi="SimSun"/>
+                <w:b w:val="false"/>
+                <w:bCs w:val="false"/>
+                <w:sz w:val="20"/>
+                <w:szCs w:val="20"/>
+              </w:rPr>
+              <w:t xml:space="preserve">DEFAULT ''</w:t>
+            </w:r>
+          </w:p>
+        </w:tc>
+        <w:tc>
+          <w:tcPr>
+            <w:tcW w:type="pct" w:w="38%"/>
+            <w:vAlign w:val="center"/>
+          </w:tcPr>
+          <w:p>
+            <w:pPr>
+              <w:jc w:val="center"/>
+            </w:pPr>
+            <w:r>
+              <w:rPr>
+                <w:rFonts w:ascii="SimSun" w:cs="SimSun" w:eastAsia="SimSun" w:hAnsi="SimSun"/>
+                <w:b w:val="false"/>
+                <w:bCs w:val="false"/>
+                <w:sz w:val="20"/>
+                <w:szCs w:val="20"/>
+              </w:rPr>
+              <w:t xml:space="preserve">分类描述</w:t>
+            </w:r>
+          </w:p>
+        </w:tc>
+      </w:tr>
+    </w:tbl>
+    <w:p>
+      <w:pPr>
+        <w:spacing w:after="100"/>
+      </w:pPr>
+      <w:r>
+        <w:rPr>
+          <w:sz w:val="12"/>
+          <w:szCs w:val="12"/>
+        </w:rPr>
+        <w:t xml:space="preserve"/>
+      </w:r>
+    </w:p>
+    <w:p>
+      <w:pPr>
+        <w:pStyle w:val="Heading3"/>
+        <w:spacing w:after="100" w:before="200"/>
+      </w:pPr>
+      <w:r>
+        <w:rPr>
+          <w:rFonts w:ascii="SimHei" w:cs="SimHei" w:eastAsia="SimHei" w:hAnsi="SimHei"/>
+          <w:b/>
+          <w:bCs/>
+          <w:color w:val="2e86c1"/>
+          <w:sz w:val="22"/>
+          <w:szCs w:val="22"/>
+        </w:rPr>
+        <w:t xml:space="preserve">③ 供应商表（suppliers）</w:t>
+      </w:r>
+    </w:p>
+    <w:p>
+      <w:pPr>
+        <w:spacing w:after="120" w:line="360"/>
+        <w:ind w:firstLine="420"/>
+      </w:pPr>
+      <w:r>
+        <w:rPr>
+          <w:rFonts w:ascii="SimSun" w:cs="SimSun" w:eastAsia="SimSun" w:hAnsi="SimSun"/>
+          <w:sz w:val="21"/>
+          <w:szCs w:val="21"/>
+        </w:rPr>
+        <w:t xml:space="preserve">管理供应商基本信息，通过 user_id 绑定供应商登录账号。</w:t>
+      </w:r>
+    </w:p>
+    <w:tbl>
+      <w:tblPr>
+        <w:tblW w:type="pct" w:w="100%"/>
+        <w:tblBorders>
+          <w:top w:val="single" w:color="auto" w:sz="4"/>
+          <w:left w:val="single" w:color="auto" w:sz="4"/>
+          <w:bottom w:val="single" w:color="auto" w:sz="4"/>
+          <w:right w:val="single" w:color="auto" w:sz="4"/>
+          <w:insideH w:val="single" w:color="auto" w:sz="4"/>
+          <w:insideV w:val="single" w:color="auto" w:sz="4"/>
+        </w:tblBorders>
+      </w:tblPr>
+      <w:tblGrid>
+        <w:gridCol w:w="100"/>
+        <w:gridCol w:w="100"/>
+        <w:gridCol w:w="100"/>
+        <w:gridCol w:w="100"/>
+      </w:tblGrid>
+      <w:tr>
+        <w:tc>
+          <w:tcPr>
+            <w:tcW w:type="pct" w:w="18%"/>
+            <w:shd w:fill="1a5276"/>
+            <w:vAlign w:val="center"/>
+          </w:tcPr>
+          <w:p>
+            <w:pPr>
+              <w:jc w:val="center"/>
+            </w:pPr>
+            <w:r>
+              <w:rPr>
+                <w:rFonts w:ascii="SimSun" w:cs="SimSun" w:eastAsia="SimSun" w:hAnsi="SimSun"/>
+                <w:b/>
+                <w:bCs/>
+                <w:color w:val="FFFFFF"/>
+                <w:sz w:val="20"/>
+                <w:szCs w:val="20"/>
+              </w:rPr>
+              <w:t xml:space="preserve">字段</w:t>
+            </w:r>
+          </w:p>
+        </w:tc>
+        <w:tc>
+          <w:tcPr>
+            <w:tcW w:type="pct" w:w="22%"/>
+            <w:shd w:fill="1a5276"/>
+            <w:vAlign w:val="center"/>
+          </w:tcPr>
+          <w:p>
+            <w:pPr>
+              <w:jc w:val="center"/>
+            </w:pPr>
+            <w:r>
+              <w:rPr>
+                <w:rFonts w:ascii="SimSun" w:cs="SimSun" w:eastAsia="SimSun" w:hAnsi="SimSun"/>
+                <w:b/>
+                <w:bCs/>
+                <w:color w:val="FFFFFF"/>
+                <w:sz w:val="20"/>
+                <w:szCs w:val="20"/>
+              </w:rPr>
+              <w:t xml:space="preserve">类型</w:t>
+            </w:r>
+          </w:p>
+        </w:tc>
+        <w:tc>
+          <w:tcPr>
+            <w:tcW w:type="pct" w:w="22%"/>
+            <w:shd w:fill="1a5276"/>
+            <w:vAlign w:val="center"/>
+          </w:tcPr>
+          <w:p>
+            <w:pPr>
+              <w:jc w:val="center"/>
+            </w:pPr>
+            <w:r>
+              <w:rPr>
+                <w:rFonts w:ascii="SimSun" w:cs="SimSun" w:eastAsia="SimSun" w:hAnsi="SimSun"/>
+                <w:b/>
+                <w:bCs/>
+                <w:color w:val="FFFFFF"/>
+                <w:sz w:val="20"/>
+                <w:szCs w:val="20"/>
+              </w:rPr>
+              <w:t xml:space="preserve">约束</w:t>
+            </w:r>
+          </w:p>
+        </w:tc>
+        <w:tc>
+          <w:tcPr>
+            <w:tcW w:type="pct" w:w="38%"/>
+            <w:shd w:fill="1a5276"/>
+            <w:vAlign w:val="center"/>
+          </w:tcPr>
+          <w:p>
+            <w:pPr>
+              <w:jc w:val="center"/>
+            </w:pPr>
+            <w:r>
+              <w:rPr>
+                <w:rFonts w:ascii="SimSun" w:cs="SimSun" w:eastAsia="SimSun" w:hAnsi="SimSun"/>
+                <w:b/>
+                <w:bCs/>
+                <w:color w:val="FFFFFF"/>
+                <w:sz w:val="20"/>
+                <w:szCs w:val="20"/>
+              </w:rPr>
+              <w:t xml:space="preserve">说明</w:t>
+            </w:r>
+          </w:p>
+        </w:tc>
+      </w:tr>
+      <w:tr>
+        <w:tc>
+          <w:tcPr>
+            <w:tcW w:type="pct" w:w="18%"/>
+            <w:vAlign w:val="center"/>
+          </w:tcPr>
+          <w:p>
+            <w:pPr>
+              <w:jc w:val="center"/>
+            </w:pPr>
+            <w:r>
+              <w:rPr>
+                <w:rFonts w:ascii="SimSun" w:cs="SimSun" w:eastAsia="SimSun" w:hAnsi="SimSun"/>
+                <w:b w:val="false"/>
+                <w:bCs w:val="false"/>
+                <w:sz w:val="20"/>
+                <w:szCs w:val="20"/>
+              </w:rPr>
+              <w:t xml:space="preserve">id</w:t>
+            </w:r>
+          </w:p>
+        </w:tc>
+        <w:tc>
+          <w:tcPr>
+            <w:tcW w:type="pct" w:w="22%"/>
+            <w:vAlign w:val="center"/>
+          </w:tcPr>
+          <w:p>
+            <w:pPr>
+              <w:jc w:val="center"/>
+            </w:pPr>
+            <w:r>
+              <w:rPr>
+                <w:rFonts w:ascii="SimSun" w:cs="SimSun" w:eastAsia="SimSun" w:hAnsi="SimSun"/>
+                <w:b w:val="false"/>
+                <w:bCs w:val="false"/>
+                <w:sz w:val="20"/>
+                <w:szCs w:val="20"/>
+              </w:rPr>
+              <w:t xml:space="preserve">INT</w:t>
+            </w:r>
+          </w:p>
+        </w:tc>
+        <w:tc>
+          <w:tcPr>
+            <w:tcW w:type="pct" w:w="22%"/>
+            <w:vAlign w:val="center"/>
+          </w:tcPr>
+          <w:p>
+            <w:pPr>
+              <w:jc w:val="center"/>
+            </w:pPr>
+            <w:r>
+              <w:rPr>
+                <w:rFonts w:ascii="SimSun" w:cs="SimSun" w:eastAsia="SimSun" w:hAnsi="SimSun"/>
+                <w:b w:val="false"/>
+                <w:bCs w:val="false"/>
+                <w:sz w:val="20"/>
+                <w:szCs w:val="20"/>
+              </w:rPr>
+              <w:t xml:space="preserve">PK AUTO_INCREMENT</w:t>
+            </w:r>
+          </w:p>
+        </w:tc>
+        <w:tc>
+          <w:tcPr>
+            <w:tcW w:type="pct" w:w="38%"/>
+            <w:vAlign w:val="center"/>
+          </w:tcPr>
+          <w:p>
+            <w:pPr>
+              <w:jc w:val="center"/>
+            </w:pPr>
+            <w:r>
+              <w:rPr>
+                <w:rFonts w:ascii="SimSun" w:cs="SimSun" w:eastAsia="SimSun" w:hAnsi="SimSun"/>
+                <w:b w:val="false"/>
+                <w:bCs w:val="false"/>
+                <w:sz w:val="20"/>
+                <w:szCs w:val="20"/>
+              </w:rPr>
+              <w:t xml:space="preserve">供应商 ID</w:t>
+            </w:r>
+          </w:p>
+        </w:tc>
+      </w:tr>
+      <w:tr>
+        <w:tc>
+          <w:tcPr>
+            <w:tcW w:type="pct" w:w="18%"/>
+            <w:shd w:fill="eaf2f8"/>
+            <w:vAlign w:val="center"/>
+          </w:tcPr>
+          <w:p>
+            <w:pPr>
+              <w:jc w:val="center"/>
+            </w:pPr>
+            <w:r>
+              <w:rPr>
+                <w:rFonts w:ascii="SimSun" w:cs="SimSun" w:eastAsia="SimSun" w:hAnsi="SimSun"/>
+                <w:b w:val="false"/>
+                <w:bCs w:val="false"/>
+                <w:sz w:val="20"/>
+                <w:szCs w:val="20"/>
+              </w:rPr>
+              <w:t xml:space="preserve">name</w:t>
+            </w:r>
+          </w:p>
+        </w:tc>
+        <w:tc>
+          <w:tcPr>
+            <w:tcW w:type="pct" w:w="22%"/>
+            <w:shd w:fill="eaf2f8"/>
+            <w:vAlign w:val="center"/>
+          </w:tcPr>
+          <w:p>
+            <w:pPr>
+              <w:jc w:val="center"/>
+            </w:pPr>
+            <w:r>
+              <w:rPr>
+                <w:rFonts w:ascii="SimSun" w:cs="SimSun" w:eastAsia="SimSun" w:hAnsi="SimSun"/>
+                <w:b w:val="false"/>
+                <w:bCs w:val="false"/>
+                <w:sz w:val="20"/>
+                <w:szCs w:val="20"/>
+              </w:rPr>
+              <w:t xml:space="preserve">VARCHAR(100)</w:t>
+            </w:r>
+          </w:p>
+        </w:tc>
+        <w:tc>
+          <w:tcPr>
+            <w:tcW w:type="pct" w:w="22%"/>
+            <w:shd w:fill="eaf2f8"/>
+            <w:vAlign w:val="center"/>
+          </w:tcPr>
+          <w:p>
+            <w:pPr>
+              <w:jc w:val="center"/>
+            </w:pPr>
+            <w:r>
+              <w:rPr>
+                <w:rFonts w:ascii="SimSun" w:cs="SimSun" w:eastAsia="SimSun" w:hAnsi="SimSun"/>
+                <w:b w:val="false"/>
+                <w:bCs w:val="false"/>
+                <w:sz w:val="20"/>
+                <w:szCs w:val="20"/>
+              </w:rPr>
+              <w:t xml:space="preserve">NOT NULL</w:t>
+            </w:r>
+          </w:p>
+        </w:tc>
+        <w:tc>
+          <w:tcPr>
+            <w:tcW w:type="pct" w:w="38%"/>
+            <w:shd w:fill="eaf2f8"/>
+            <w:vAlign w:val="center"/>
+          </w:tcPr>
+          <w:p>
+            <w:pPr>
+              <w:jc w:val="center"/>
+            </w:pPr>
+            <w:r>
+              <w:rPr>
+                <w:rFonts w:ascii="SimSun" w:cs="SimSun" w:eastAsia="SimSun" w:hAnsi="SimSun"/>
+                <w:b w:val="false"/>
+                <w:bCs w:val="false"/>
+                <w:sz w:val="20"/>
+                <w:szCs w:val="20"/>
+              </w:rPr>
+              <w:t xml:space="preserve">公司名称</w:t>
+            </w:r>
+          </w:p>
+        </w:tc>
+      </w:tr>
+      <w:tr>
+        <w:tc>
+          <w:tcPr>
+            <w:tcW w:type="pct" w:w="18%"/>
+            <w:vAlign w:val="center"/>
+          </w:tcPr>
+          <w:p>
+            <w:pPr>
+              <w:jc w:val="center"/>
+            </w:pPr>
+            <w:r>
+              <w:rPr>
+                <w:rFonts w:ascii="SimSun" w:cs="SimSun" w:eastAsia="SimSun" w:hAnsi="SimSun"/>
+                <w:b w:val="false"/>
+                <w:bCs w:val="false"/>
+                <w:sz w:val="20"/>
+                <w:szCs w:val="20"/>
+              </w:rPr>
+              <w:t xml:space="preserve">contact</w:t>
+            </w:r>
+          </w:p>
+        </w:tc>
+        <w:tc>
+          <w:tcPr>
+            <w:tcW w:type="pct" w:w="22%"/>
+            <w:vAlign w:val="center"/>
+          </w:tcPr>
+          <w:p>
+            <w:pPr>
+              <w:jc w:val="center"/>
+            </w:pPr>
+            <w:r>
+              <w:rPr>
+                <w:rFonts w:ascii="SimSun" w:cs="SimSun" w:eastAsia="SimSun" w:hAnsi="SimSun"/>
+                <w:b w:val="false"/>
+                <w:bCs w:val="false"/>
+                <w:sz w:val="20"/>
+                <w:szCs w:val="20"/>
+              </w:rPr>
+              <w:t xml:space="preserve">VARCHAR(50)</w:t>
+            </w:r>
+          </w:p>
+        </w:tc>
+        <w:tc>
+          <w:tcPr>
+            <w:tcW w:type="pct" w:w="22%"/>
+            <w:vAlign w:val="center"/>
+          </w:tcPr>
+          <w:p>
+            <w:pPr>
+              <w:jc w:val="center"/>
+            </w:pPr>
+            <w:r>
+              <w:rPr>
+                <w:rFonts w:ascii="SimSun" w:cs="SimSun" w:eastAsia="SimSun" w:hAnsi="SimSun"/>
+                <w:b w:val="false"/>
+                <w:bCs w:val="false"/>
+                <w:sz w:val="20"/>
+                <w:szCs w:val="20"/>
+              </w:rPr>
+              <w:t xml:space="preserve">DEFAULT ''</w:t>
+            </w:r>
+          </w:p>
+        </w:tc>
+        <w:tc>
+          <w:tcPr>
+            <w:tcW w:type="pct" w:w="38%"/>
+            <w:vAlign w:val="center"/>
+          </w:tcPr>
+          <w:p>
+            <w:pPr>
+              <w:jc w:val="center"/>
+            </w:pPr>
+            <w:r>
+              <w:rPr>
+                <w:rFonts w:ascii="SimSun" w:cs="SimSun" w:eastAsia="SimSun" w:hAnsi="SimSun"/>
+                <w:b w:val="false"/>
+                <w:bCs w:val="false"/>
+                <w:sz w:val="20"/>
+                <w:szCs w:val="20"/>
+              </w:rPr>
+              <w:t xml:space="preserve">联系人</w:t>
+            </w:r>
+          </w:p>
+        </w:tc>
+      </w:tr>
+      <w:tr>
+        <w:tc>
+          <w:tcPr>
+            <w:tcW w:type="pct" w:w="18%"/>
+            <w:shd w:fill="eaf2f8"/>
+            <w:vAlign w:val="center"/>
+          </w:tcPr>
+          <w:p>
+            <w:pPr>
+              <w:jc w:val="center"/>
+            </w:pPr>
+            <w:r>
+              <w:rPr>
+                <w:rFonts w:ascii="SimSun" w:cs="SimSun" w:eastAsia="SimSun" w:hAnsi="SimSun"/>
+                <w:b w:val="false"/>
+                <w:bCs w:val="false"/>
+                <w:sz w:val="20"/>
+                <w:szCs w:val="20"/>
+              </w:rPr>
+              <w:t xml:space="preserve">phone</w:t>
+            </w:r>
+          </w:p>
+        </w:tc>
+        <w:tc>
+          <w:tcPr>
+            <w:tcW w:type="pct" w:w="22%"/>
+            <w:shd w:fill="eaf2f8"/>
+            <w:vAlign w:val="center"/>
+          </w:tcPr>
+          <w:p>
+            <w:pPr>
+              <w:jc w:val="center"/>
+            </w:pPr>
+            <w:r>
+              <w:rPr>
+                <w:rFonts w:ascii="SimSun" w:cs="SimSun" w:eastAsia="SimSun" w:hAnsi="SimSun"/>
+                <w:b w:val="false"/>
+                <w:bCs w:val="false"/>
+                <w:sz w:val="20"/>
+                <w:szCs w:val="20"/>
+              </w:rPr>
+              <w:t xml:space="preserve">VARCHAR(20)</w:t>
+            </w:r>
+          </w:p>
+        </w:tc>
+        <w:tc>
+          <w:tcPr>
+            <w:tcW w:type="pct" w:w="22%"/>
+            <w:shd w:fill="eaf2f8"/>
+            <w:vAlign w:val="center"/>
+          </w:tcPr>
+          <w:p>
+            <w:pPr>
+              <w:jc w:val="center"/>
+            </w:pPr>
+            <w:r>
+              <w:rPr>
+                <w:rFonts w:ascii="SimSun" w:cs="SimSun" w:eastAsia="SimSun" w:hAnsi="SimSun"/>
+                <w:b w:val="false"/>
+                <w:bCs w:val="false"/>
+                <w:sz w:val="20"/>
+                <w:szCs w:val="20"/>
+              </w:rPr>
+              <w:t xml:space="preserve">DEFAULT ''</w:t>
+            </w:r>
+          </w:p>
+        </w:tc>
+        <w:tc>
+          <w:tcPr>
+            <w:tcW w:type="pct" w:w="38%"/>
+            <w:shd w:fill="eaf2f8"/>
+            <w:vAlign w:val="center"/>
+          </w:tcPr>
+          <w:p>
+            <w:pPr>
+              <w:jc w:val="center"/>
+            </w:pPr>
+            <w:r>
+              <w:rPr>
+                <w:rFonts w:ascii="SimSun" w:cs="SimSun" w:eastAsia="SimSun" w:hAnsi="SimSun"/>
+                <w:b w:val="false"/>
+                <w:bCs w:val="false"/>
+                <w:sz w:val="20"/>
+                <w:szCs w:val="20"/>
+              </w:rPr>
+              <w:t xml:space="preserve">联系电话</w:t>
+            </w:r>
+          </w:p>
+        </w:tc>
+      </w:tr>
+      <w:tr>
+        <w:tc>
+          <w:tcPr>
+            <w:tcW w:type="pct" w:w="18%"/>
+            <w:vAlign w:val="center"/>
+          </w:tcPr>
+          <w:p>
+            <w:pPr>
+              <w:jc w:val="center"/>
+            </w:pPr>
+            <w:r>
+              <w:rPr>
+                <w:rFonts w:ascii="SimSun" w:cs="SimSun" w:eastAsia="SimSun" w:hAnsi="SimSun"/>
+                <w:b w:val="false"/>
+                <w:bCs w:val="false"/>
+                <w:sz w:val="20"/>
+                <w:szCs w:val="20"/>
+              </w:rPr>
+              <w:t xml:space="preserve">email</w:t>
+            </w:r>
+          </w:p>
+        </w:tc>
+        <w:tc>
+          <w:tcPr>
+            <w:tcW w:type="pct" w:w="22%"/>
+            <w:vAlign w:val="center"/>
+          </w:tcPr>
+          <w:p>
+            <w:pPr>
+              <w:jc w:val="center"/>
+            </w:pPr>
+            <w:r>
+              <w:rPr>
+                <w:rFonts w:ascii="SimSun" w:cs="SimSun" w:eastAsia="SimSun" w:hAnsi="SimSun"/>
+                <w:b w:val="false"/>
+                <w:bCs w:val="false"/>
+                <w:sz w:val="20"/>
+                <w:szCs w:val="20"/>
+              </w:rPr>
+              <w:t xml:space="preserve">VARCHAR(100)</w:t>
+            </w:r>
+          </w:p>
+        </w:tc>
+        <w:tc>
+          <w:tcPr>
+            <w:tcW w:type="pct" w:w="22%"/>
+            <w:vAlign w:val="center"/>
+          </w:tcPr>
+          <w:p>
+            <w:pPr>
+              <w:jc w:val="center"/>
+            </w:pPr>
+            <w:r>
+              <w:rPr>
+                <w:rFonts w:ascii="SimSun" w:cs="SimSun" w:eastAsia="SimSun" w:hAnsi="SimSun"/>
+                <w:b w:val="false"/>
+                <w:bCs w:val="false"/>
+                <w:sz w:val="20"/>
+                <w:szCs w:val="20"/>
+              </w:rPr>
+              <w:t xml:space="preserve">DEFAULT ''</w:t>
+            </w:r>
+          </w:p>
+        </w:tc>
+        <w:tc>
+          <w:tcPr>
+            <w:tcW w:type="pct" w:w="38%"/>
+            <w:vAlign w:val="center"/>
+          </w:tcPr>
+          <w:p>
+            <w:pPr>
+              <w:jc w:val="center"/>
+            </w:pPr>
+            <w:r>
+              <w:rPr>
+                <w:rFonts w:ascii="SimSun" w:cs="SimSun" w:eastAsia="SimSun" w:hAnsi="SimSun"/>
+                <w:b w:val="false"/>
+                <w:bCs w:val="false"/>
+                <w:sz w:val="20"/>
+                <w:szCs w:val="20"/>
+              </w:rPr>
+              <w:t xml:space="preserve">电子邮箱</w:t>
+            </w:r>
+          </w:p>
+        </w:tc>
+      </w:tr>
+      <w:tr>
+        <w:tc>
+          <w:tcPr>
+            <w:tcW w:type="pct" w:w="18%"/>
+            <w:shd w:fill="eaf2f8"/>
+            <w:vAlign w:val="center"/>
+          </w:tcPr>
+          <w:p>
+            <w:pPr>
+              <w:jc w:val="center"/>
+            </w:pPr>
+            <w:r>
+              <w:rPr>
+                <w:rFonts w:ascii="SimSun" w:cs="SimSun" w:eastAsia="SimSun" w:hAnsi="SimSun"/>
+                <w:b w:val="false"/>
+                <w:bCs w:val="false"/>
+                <w:sz w:val="20"/>
+                <w:szCs w:val="20"/>
+              </w:rPr>
+              <w:t xml:space="preserve">address</w:t>
+            </w:r>
+          </w:p>
+        </w:tc>
+        <w:tc>
+          <w:tcPr>
+            <w:tcW w:type="pct" w:w="22%"/>
+            <w:shd w:fill="eaf2f8"/>
+            <w:vAlign w:val="center"/>
+          </w:tcPr>
+          <w:p>
+            <w:pPr>
+              <w:jc w:val="center"/>
+            </w:pPr>
+            <w:r>
+              <w:rPr>
+                <w:rFonts w:ascii="SimSun" w:cs="SimSun" w:eastAsia="SimSun" w:hAnsi="SimSun"/>
+                <w:b w:val="false"/>
+                <w:bCs w:val="false"/>
+                <w:sz w:val="20"/>
+                <w:szCs w:val="20"/>
+              </w:rPr>
+              <w:t xml:space="preserve">VARCHAR(255)</w:t>
+            </w:r>
+          </w:p>
+        </w:tc>
+        <w:tc>
+          <w:tcPr>
+            <w:tcW w:type="pct" w:w="22%"/>
+            <w:shd w:fill="eaf2f8"/>
+            <w:vAlign w:val="center"/>
+          </w:tcPr>
+          <w:p>
+            <w:pPr>
+              <w:jc w:val="center"/>
+            </w:pPr>
+            <w:r>
+              <w:rPr>
+                <w:rFonts w:ascii="SimSun" w:cs="SimSun" w:eastAsia="SimSun" w:hAnsi="SimSun"/>
+                <w:b w:val="false"/>
+                <w:bCs w:val="false"/>
+                <w:sz w:val="20"/>
+                <w:szCs w:val="20"/>
+              </w:rPr>
+              <w:t xml:space="preserve">DEFAULT ''</w:t>
+            </w:r>
+          </w:p>
+        </w:tc>
+        <w:tc>
+          <w:tcPr>
+            <w:tcW w:type="pct" w:w="38%"/>
+            <w:shd w:fill="eaf2f8"/>
+            <w:vAlign w:val="center"/>
+          </w:tcPr>
+          <w:p>
+            <w:pPr>
+              <w:jc w:val="center"/>
+            </w:pPr>
+            <w:r>
+              <w:rPr>
+                <w:rFonts w:ascii="SimSun" w:cs="SimSun" w:eastAsia="SimSun" w:hAnsi="SimSun"/>
+                <w:b w:val="false"/>
+                <w:bCs w:val="false"/>
+                <w:sz w:val="20"/>
+                <w:szCs w:val="20"/>
+              </w:rPr>
+              <w:t xml:space="preserve">公司地址</w:t>
+            </w:r>
+          </w:p>
+        </w:tc>
+      </w:tr>
+      <w:tr>
+        <w:tc>
+          <w:tcPr>
+            <w:tcW w:type="pct" w:w="18%"/>
+            <w:vAlign w:val="center"/>
+          </w:tcPr>
+          <w:p>
+            <w:pPr>
+              <w:jc w:val="center"/>
+            </w:pPr>
+            <w:r>
+              <w:rPr>
+                <w:rFonts w:ascii="SimSun" w:cs="SimSun" w:eastAsia="SimSun" w:hAnsi="SimSun"/>
+                <w:b w:val="false"/>
+                <w:bCs w:val="false"/>
+                <w:sz w:val="20"/>
+                <w:szCs w:val="20"/>
+              </w:rPr>
+              <w:t xml:space="preserve">user_id</w:t>
+            </w:r>
+          </w:p>
+        </w:tc>
+        <w:tc>
+          <w:tcPr>
+            <w:tcW w:type="pct" w:w="22%"/>
+            <w:vAlign w:val="center"/>
+          </w:tcPr>
+          <w:p>
+            <w:pPr>
+              <w:jc w:val="center"/>
+            </w:pPr>
+            <w:r>
+              <w:rPr>
+                <w:rFonts w:ascii="SimSun" w:cs="SimSun" w:eastAsia="SimSun" w:hAnsi="SimSun"/>
+                <w:b w:val="false"/>
+                <w:bCs w:val="false"/>
+                <w:sz w:val="20"/>
+                <w:szCs w:val="20"/>
+              </w:rPr>
+              <w:t xml:space="preserve">INT</w:t>
+            </w:r>
+          </w:p>
+        </w:tc>
+        <w:tc>
+          <w:tcPr>
+            <w:tcW w:type="pct" w:w="22%"/>
+            <w:vAlign w:val="center"/>
+          </w:tcPr>
+          <w:p>
+            <w:pPr>
+              <w:jc w:val="center"/>
+            </w:pPr>
+            <w:r>
+              <w:rPr>
+                <w:rFonts w:ascii="SimSun" w:cs="SimSun" w:eastAsia="SimSun" w:hAnsi="SimSun"/>
+                <w:b w:val="false"/>
+                <w:bCs w:val="false"/>
+                <w:sz w:val="20"/>
+                <w:szCs w:val="20"/>
+              </w:rPr>
+              <w:t xml:space="preserve">FK → users.id</w:t>
+            </w:r>
+          </w:p>
+        </w:tc>
+        <w:tc>
+          <w:tcPr>
+            <w:tcW w:type="pct" w:w="38%"/>
+            <w:vAlign w:val="center"/>
+          </w:tcPr>
+          <w:p>
+            <w:pPr>
+              <w:jc w:val="center"/>
+            </w:pPr>
+            <w:r>
+              <w:rPr>
+                <w:rFonts w:ascii="SimSun" w:cs="SimSun" w:eastAsia="SimSun" w:hAnsi="SimSun"/>
+                <w:b w:val="false"/>
+                <w:bCs w:val="false"/>
+                <w:sz w:val="20"/>
+                <w:szCs w:val="20"/>
+              </w:rPr>
+              <w:t xml:space="preserve">关联供应商登录账号</w:t>
+            </w:r>
+          </w:p>
+        </w:tc>
+      </w:tr>
+      <w:tr>
+        <w:tc>
+          <w:tcPr>
+            <w:tcW w:type="pct" w:w="18%"/>
+            <w:shd w:fill="eaf2f8"/>
+            <w:vAlign w:val="center"/>
+          </w:tcPr>
+          <w:p>
+            <w:pPr>
+              <w:jc w:val="center"/>
+            </w:pPr>
+            <w:r>
+              <w:rPr>
+                <w:rFonts w:ascii="SimSun" w:cs="SimSun" w:eastAsia="SimSun" w:hAnsi="SimSun"/>
+                <w:b w:val="false"/>
+                <w:bCs w:val="false"/>
+                <w:sz w:val="20"/>
+                <w:szCs w:val="20"/>
+              </w:rPr>
+              <w:t xml:space="preserve">created_at</w:t>
+            </w:r>
+          </w:p>
+        </w:tc>
+        <w:tc>
+          <w:tcPr>
+            <w:tcW w:type="pct" w:w="22%"/>
+            <w:shd w:fill="eaf2f8"/>
+            <w:vAlign w:val="center"/>
+          </w:tcPr>
+          <w:p>
+            <w:pPr>
+              <w:jc w:val="center"/>
+            </w:pPr>
+            <w:r>
+              <w:rPr>
+                <w:rFonts w:ascii="SimSun" w:cs="SimSun" w:eastAsia="SimSun" w:hAnsi="SimSun"/>
+                <w:b w:val="false"/>
+                <w:bCs w:val="false"/>
+                <w:sz w:val="20"/>
+                <w:szCs w:val="20"/>
+              </w:rPr>
+              <w:t xml:space="preserve">DATETIME</w:t>
+            </w:r>
+          </w:p>
+        </w:tc>
+        <w:tc>
+          <w:tcPr>
+            <w:tcW w:type="pct" w:w="22%"/>
+            <w:shd w:fill="eaf2f8"/>
+            <w:vAlign w:val="center"/>
+          </w:tcPr>
+          <w:p>
+            <w:pPr>
+              <w:jc w:val="center"/>
+            </w:pPr>
+            <w:r>
+              <w:rPr>
+                <w:rFonts w:ascii="SimSun" w:cs="SimSun" w:eastAsia="SimSun" w:hAnsi="SimSun"/>
+                <w:b w:val="false"/>
+                <w:bCs w:val="false"/>
+                <w:sz w:val="20"/>
+                <w:szCs w:val="20"/>
+              </w:rPr>
+              <w:t xml:space="preserve">DEFAULT NOW()</w:t>
+            </w:r>
+          </w:p>
+        </w:tc>
+        <w:tc>
+          <w:tcPr>
+            <w:tcW w:type="pct" w:w="38%"/>
+            <w:shd w:fill="eaf2f8"/>
+            <w:vAlign w:val="center"/>
+          </w:tcPr>
+          <w:p>
+            <w:pPr>
+              <w:jc w:val="center"/>
+            </w:pPr>
+            <w:r>
+              <w:rPr>
+                <w:rFonts w:ascii="SimSun" w:cs="SimSun" w:eastAsia="SimSun" w:hAnsi="SimSun"/>
+                <w:b w:val="false"/>
+                <w:bCs w:val="false"/>
+                <w:sz w:val="20"/>
+                <w:szCs w:val="20"/>
+              </w:rPr>
+              <w:t xml:space="preserve">创建时间</w:t>
+            </w:r>
+          </w:p>
+        </w:tc>
+      </w:tr>
+    </w:tbl>
+    <w:p>
+      <w:pPr>
+        <w:spacing w:after="100"/>
+      </w:pPr>
+      <w:r>
+        <w:rPr>
+          <w:sz w:val="12"/>
+          <w:szCs w:val="12"/>
+        </w:rPr>
+        <w:t xml:space="preserve"/>
+      </w:r>
+    </w:p>
+    <w:p>
+      <w:pPr>
+        <w:pStyle w:val="Heading3"/>
+        <w:spacing w:after="100" w:before="200"/>
+      </w:pPr>
+      <w:r>
+        <w:rPr>
+          <w:rFonts w:ascii="SimHei" w:cs="SimHei" w:eastAsia="SimHei" w:hAnsi="SimHei"/>
+          <w:b/>
+          <w:bCs/>
+          <w:color w:val="2e86c1"/>
+          <w:sz w:val="22"/>
+          <w:szCs w:val="22"/>
+        </w:rPr>
+        <w:t xml:space="preserve">④ 商品表（products）</w:t>
+      </w:r>
+    </w:p>
+    <w:p>
+      <w:pPr>
+        <w:spacing w:after="120" w:line="360"/>
+        <w:ind w:firstLine="420"/>
+      </w:pPr>
+      <w:r>
+        <w:rPr>
+          <w:rFonts w:ascii="SimSun" w:cs="SimSun" w:eastAsia="SimSun" w:hAnsi="SimSun"/>
+          <w:sz w:val="21"/>
+          <w:szCs w:val="21"/>
+        </w:rPr>
+        <w:t xml:space="preserve">核心业务表，记录商品完整信息，关联分类和供应商。</w:t>
+      </w:r>
+    </w:p>
+    <w:tbl>
+      <w:tblPr>
+        <w:tblW w:type="pct" w:w="100%"/>
+        <w:tblBorders>
+          <w:top w:val="single" w:color="auto" w:sz="4"/>
+          <w:left w:val="single" w:color="auto" w:sz="4"/>
+          <w:bottom w:val="single" w:color="auto" w:sz="4"/>
+          <w:right w:val="single" w:color="auto" w:sz="4"/>
+          <w:insideH w:val="single" w:color="auto" w:sz="4"/>
+          <w:insideV w:val="single" w:color="auto" w:sz="4"/>
+        </w:tblBorders>
+      </w:tblPr>
+      <w:tblGrid>
+        <w:gridCol w:w="100"/>
+        <w:gridCol w:w="100"/>
+        <w:gridCol w:w="100"/>
+        <w:gridCol w:w="100"/>
+      </w:tblGrid>
+      <w:tr>
+        <w:tc>
+          <w:tcPr>
+            <w:tcW w:type="pct" w:w="18%"/>
+            <w:shd w:fill="1a5276"/>
+            <w:vAlign w:val="center"/>
+          </w:tcPr>
+          <w:p>
+            <w:pPr>
+              <w:jc w:val="center"/>
+            </w:pPr>
+            <w:r>
+              <w:rPr>
+                <w:rFonts w:ascii="SimSun" w:cs="SimSun" w:eastAsia="SimSun" w:hAnsi="SimSun"/>
+                <w:b/>
+                <w:bCs/>
+                <w:color w:val="FFFFFF"/>
+                <w:sz w:val="20"/>
+                <w:szCs w:val="20"/>
+              </w:rPr>
+              <w:t xml:space="preserve">字段</w:t>
+            </w:r>
+          </w:p>
+        </w:tc>
+        <w:tc>
+          <w:tcPr>
+            <w:tcW w:type="pct" w:w="22%"/>
+            <w:shd w:fill="1a5276"/>
+            <w:vAlign w:val="center"/>
+          </w:tcPr>
+          <w:p>
+            <w:pPr>
+              <w:jc w:val="center"/>
+            </w:pPr>
+            <w:r>
+              <w:rPr>
+                <w:rFonts w:ascii="SimSun" w:cs="SimSun" w:eastAsia="SimSun" w:hAnsi="SimSun"/>
+                <w:b/>
+                <w:bCs/>
+                <w:color w:val="FFFFFF"/>
+                <w:sz w:val="20"/>
+                <w:szCs w:val="20"/>
+              </w:rPr>
+              <w:t xml:space="preserve">类型</w:t>
+            </w:r>
+          </w:p>
+        </w:tc>
+        <w:tc>
+          <w:tcPr>
+            <w:tcW w:type="pct" w:w="22%"/>
+            <w:shd w:fill="1a5276"/>
+            <w:vAlign w:val="center"/>
+          </w:tcPr>
+          <w:p>
+            <w:pPr>
+              <w:jc w:val="center"/>
+            </w:pPr>
+            <w:r>
+              <w:rPr>
+                <w:rFonts w:ascii="SimSun" w:cs="SimSun" w:eastAsia="SimSun" w:hAnsi="SimSun"/>
+                <w:b/>
+                <w:bCs/>
+                <w:color w:val="FFFFFF"/>
+                <w:sz w:val="20"/>
+                <w:szCs w:val="20"/>
+              </w:rPr>
+              <w:t xml:space="preserve">约束</w:t>
+            </w:r>
+          </w:p>
+        </w:tc>
+        <w:tc>
+          <w:tcPr>
+            <w:tcW w:type="pct" w:w="38%"/>
+            <w:shd w:fill="1a5276"/>
+            <w:vAlign w:val="center"/>
+          </w:tcPr>
+          <w:p>
+            <w:pPr>
+              <w:jc w:val="center"/>
+            </w:pPr>
+            <w:r>
+              <w:rPr>
+                <w:rFonts w:ascii="SimSun" w:cs="SimSun" w:eastAsia="SimSun" w:hAnsi="SimSun"/>
+                <w:b/>
+                <w:bCs/>
+                <w:color w:val="FFFFFF"/>
+                <w:sz w:val="20"/>
+                <w:szCs w:val="20"/>
+              </w:rPr>
+              <w:t xml:space="preserve">说明</w:t>
+            </w:r>
+          </w:p>
+        </w:tc>
+      </w:tr>
+      <w:tr>
+        <w:tc>
+          <w:tcPr>
+            <w:tcW w:type="pct" w:w="18%"/>
+            <w:vAlign w:val="center"/>
+          </w:tcPr>
+          <w:p>
+            <w:pPr>
+              <w:jc w:val="center"/>
+            </w:pPr>
+            <w:r>
+              <w:rPr>
+                <w:rFonts w:ascii="SimSun" w:cs="SimSun" w:eastAsia="SimSun" w:hAnsi="SimSun"/>
+                <w:b w:val="false"/>
+                <w:bCs w:val="false"/>
+                <w:sz w:val="20"/>
+                <w:szCs w:val="20"/>
+              </w:rPr>
+              <w:t xml:space="preserve">id</w:t>
+            </w:r>
+          </w:p>
+        </w:tc>
+        <w:tc>
+          <w:tcPr>
+            <w:tcW w:type="pct" w:w="22%"/>
+            <w:vAlign w:val="center"/>
+          </w:tcPr>
+          <w:p>
+            <w:pPr>
+              <w:jc w:val="center"/>
+            </w:pPr>
+            <w:r>
+              <w:rPr>
+                <w:rFonts w:ascii="SimSun" w:cs="SimSun" w:eastAsia="SimSun" w:hAnsi="SimSun"/>
+                <w:b w:val="false"/>
+                <w:bCs w:val="false"/>
+                <w:sz w:val="20"/>
+                <w:szCs w:val="20"/>
+              </w:rPr>
+              <w:t xml:space="preserve">INT</w:t>
+            </w:r>
+          </w:p>
+        </w:tc>
+        <w:tc>
+          <w:tcPr>
+            <w:tcW w:type="pct" w:w="22%"/>
+            <w:vAlign w:val="center"/>
+          </w:tcPr>
+          <w:p>
+            <w:pPr>
+              <w:jc w:val="center"/>
+            </w:pPr>
+            <w:r>
+              <w:rPr>
+                <w:rFonts w:ascii="SimSun" w:cs="SimSun" w:eastAsia="SimSun" w:hAnsi="SimSun"/>
+                <w:b w:val="false"/>
+                <w:bCs w:val="false"/>
+                <w:sz w:val="20"/>
+                <w:szCs w:val="20"/>
+              </w:rPr>
+              <w:t xml:space="preserve">PK AUTO_INCREMENT</w:t>
+            </w:r>
+          </w:p>
+        </w:tc>
+        <w:tc>
+          <w:tcPr>
+            <w:tcW w:type="pct" w:w="38%"/>
+            <w:vAlign w:val="center"/>
+          </w:tcPr>
+          <w:p>
+            <w:pPr>
+              <w:jc w:val="center"/>
+            </w:pPr>
+            <w:r>
+              <w:rPr>
+                <w:rFonts w:ascii="SimSun" w:cs="SimSun" w:eastAsia="SimSun" w:hAnsi="SimSun"/>
+                <w:b w:val="false"/>
+                <w:bCs w:val="false"/>
+                <w:sz w:val="20"/>
+                <w:szCs w:val="20"/>
+              </w:rPr>
+              <w:t xml:space="preserve">商品 ID</w:t>
+            </w:r>
+          </w:p>
+        </w:tc>
+      </w:tr>
+      <w:tr>
+        <w:tc>
+          <w:tcPr>
+            <w:tcW w:type="pct" w:w="18%"/>
+            <w:shd w:fill="eaf2f8"/>
+            <w:vAlign w:val="center"/>
+          </w:tcPr>
+          <w:p>
+            <w:pPr>
+              <w:jc w:val="center"/>
+            </w:pPr>
+            <w:r>
+              <w:rPr>
+                <w:rFonts w:ascii="SimSun" w:cs="SimSun" w:eastAsia="SimSun" w:hAnsi="SimSun"/>
+                <w:b w:val="false"/>
+                <w:bCs w:val="false"/>
+                <w:sz w:val="20"/>
+                <w:szCs w:val="20"/>
+              </w:rPr>
+              <w:t xml:space="preserve">name</w:t>
+            </w:r>
+          </w:p>
+        </w:tc>
+        <w:tc>
+          <w:tcPr>
+            <w:tcW w:type="pct" w:w="22%"/>
+            <w:shd w:fill="eaf2f8"/>
+            <w:vAlign w:val="center"/>
+          </w:tcPr>
+          <w:p>
+            <w:pPr>
+              <w:jc w:val="center"/>
+            </w:pPr>
+            <w:r>
+              <w:rPr>
+                <w:rFonts w:ascii="SimSun" w:cs="SimSun" w:eastAsia="SimSun" w:hAnsi="SimSun"/>
+                <w:b w:val="false"/>
+                <w:bCs w:val="false"/>
+                <w:sz w:val="20"/>
+                <w:szCs w:val="20"/>
+              </w:rPr>
+              <w:t xml:space="preserve">VARCHAR(100)</w:t>
+            </w:r>
+          </w:p>
+        </w:tc>
+        <w:tc>
+          <w:tcPr>
+            <w:tcW w:type="pct" w:w="22%"/>
+            <w:shd w:fill="eaf2f8"/>
+            <w:vAlign w:val="center"/>
+          </w:tcPr>
+          <w:p>
+            <w:pPr>
+              <w:jc w:val="center"/>
+            </w:pPr>
+            <w:r>
+              <w:rPr>
+                <w:rFonts w:ascii="SimSun" w:cs="SimSun" w:eastAsia="SimSun" w:hAnsi="SimSun"/>
+                <w:b w:val="false"/>
+                <w:bCs w:val="false"/>
+                <w:sz w:val="20"/>
+                <w:szCs w:val="20"/>
+              </w:rPr>
+              <w:t xml:space="preserve">NOT NULL</w:t>
+            </w:r>
+          </w:p>
+        </w:tc>
+        <w:tc>
+          <w:tcPr>
+            <w:tcW w:type="pct" w:w="38%"/>
+            <w:shd w:fill="eaf2f8"/>
+            <w:vAlign w:val="center"/>
+          </w:tcPr>
+          <w:p>
+            <w:pPr>
+              <w:jc w:val="center"/>
+            </w:pPr>
+            <w:r>
+              <w:rPr>
+                <w:rFonts w:ascii="SimSun" w:cs="SimSun" w:eastAsia="SimSun" w:hAnsi="SimSun"/>
+                <w:b w:val="false"/>
+                <w:bCs w:val="false"/>
+                <w:sz w:val="20"/>
+                <w:szCs w:val="20"/>
+              </w:rPr>
+              <w:t xml:space="preserve">商品名称</w:t>
+            </w:r>
+          </w:p>
+        </w:tc>
+      </w:tr>
+      <w:tr>
+        <w:tc>
+          <w:tcPr>
+            <w:tcW w:type="pct" w:w="18%"/>
+            <w:vAlign w:val="center"/>
+          </w:tcPr>
+          <w:p>
+            <w:pPr>
+              <w:jc w:val="center"/>
+            </w:pPr>
+            <w:r>
+              <w:rPr>
+                <w:rFonts w:ascii="SimSun" w:cs="SimSun" w:eastAsia="SimSun" w:hAnsi="SimSun"/>
+                <w:b w:val="false"/>
+                <w:bCs w:val="false"/>
+                <w:sz w:val="20"/>
+                <w:szCs w:val="20"/>
+              </w:rPr>
+              <w:t xml:space="preserve">category_id</w:t>
+            </w:r>
+          </w:p>
+        </w:tc>
+        <w:tc>
+          <w:tcPr>
+            <w:tcW w:type="pct" w:w="22%"/>
+            <w:vAlign w:val="center"/>
+          </w:tcPr>
+          <w:p>
+            <w:pPr>
+              <w:jc w:val="center"/>
+            </w:pPr>
+            <w:r>
+              <w:rPr>
+                <w:rFonts w:ascii="SimSun" w:cs="SimSun" w:eastAsia="SimSun" w:hAnsi="SimSun"/>
+                <w:b w:val="false"/>
+                <w:bCs w:val="false"/>
+                <w:sz w:val="20"/>
+                <w:szCs w:val="20"/>
+              </w:rPr>
+              <w:t xml:space="preserve">INT</w:t>
+            </w:r>
+          </w:p>
+        </w:tc>
+        <w:tc>
+          <w:tcPr>
+            <w:tcW w:type="pct" w:w="22%"/>
+            <w:vAlign w:val="center"/>
+          </w:tcPr>
+          <w:p>
+            <w:pPr>
+              <w:jc w:val="center"/>
+            </w:pPr>
+            <w:r>
+              <w:rPr>
+                <w:rFonts w:ascii="SimSun" w:cs="SimSun" w:eastAsia="SimSun" w:hAnsi="SimSun"/>
+                <w:b w:val="false"/>
+                <w:bCs w:val="false"/>
+                <w:sz w:val="20"/>
+                <w:szCs w:val="20"/>
+              </w:rPr>
+              <w:t xml:space="preserve">FK NOT NULL</w:t>
+            </w:r>
+          </w:p>
+        </w:tc>
+        <w:tc>
+          <w:tcPr>
+            <w:tcW w:type="pct" w:w="38%"/>
+            <w:vAlign w:val="center"/>
+          </w:tcPr>
+          <w:p>
+            <w:pPr>
+              <w:jc w:val="center"/>
+            </w:pPr>
+            <w:r>
+              <w:rPr>
+                <w:rFonts w:ascii="SimSun" w:cs="SimSun" w:eastAsia="SimSun" w:hAnsi="SimSun"/>
+                <w:b w:val="false"/>
+                <w:bCs w:val="false"/>
+                <w:sz w:val="20"/>
+                <w:szCs w:val="20"/>
+              </w:rPr>
+              <w:t xml:space="preserve">所属分类</w:t>
+            </w:r>
+          </w:p>
+        </w:tc>
+      </w:tr>
+      <w:tr>
+        <w:tc>
+          <w:tcPr>
+            <w:tcW w:type="pct" w:w="18%"/>
+            <w:shd w:fill="eaf2f8"/>
+            <w:vAlign w:val="center"/>
+          </w:tcPr>
+          <w:p>
+            <w:pPr>
+              <w:jc w:val="center"/>
+            </w:pPr>
+            <w:r>
+              <w:rPr>
+                <w:rFonts w:ascii="SimSun" w:cs="SimSun" w:eastAsia="SimSun" w:hAnsi="SimSun"/>
+                <w:b w:val="false"/>
+                <w:bCs w:val="false"/>
+                <w:sz w:val="20"/>
+                <w:szCs w:val="20"/>
+              </w:rPr>
+              <w:t xml:space="preserve">supplier_id</w:t>
+            </w:r>
+          </w:p>
+        </w:tc>
+        <w:tc>
+          <w:tcPr>
+            <w:tcW w:type="pct" w:w="22%"/>
+            <w:shd w:fill="eaf2f8"/>
+            <w:vAlign w:val="center"/>
+          </w:tcPr>
+          <w:p>
+            <w:pPr>
+              <w:jc w:val="center"/>
+            </w:pPr>
+            <w:r>
+              <w:rPr>
+                <w:rFonts w:ascii="SimSun" w:cs="SimSun" w:eastAsia="SimSun" w:hAnsi="SimSun"/>
+                <w:b w:val="false"/>
+                <w:bCs w:val="false"/>
+                <w:sz w:val="20"/>
+                <w:szCs w:val="20"/>
+              </w:rPr>
+              <w:t xml:space="preserve">INT</w:t>
+            </w:r>
+          </w:p>
+        </w:tc>
+        <w:tc>
+          <w:tcPr>
+            <w:tcW w:type="pct" w:w="22%"/>
+            <w:shd w:fill="eaf2f8"/>
+            <w:vAlign w:val="center"/>
+          </w:tcPr>
+          <w:p>
+            <w:pPr>
+              <w:jc w:val="center"/>
+            </w:pPr>
+            <w:r>
+              <w:rPr>
+                <w:rFonts w:ascii="SimSun" w:cs="SimSun" w:eastAsia="SimSun" w:hAnsi="SimSun"/>
+                <w:b w:val="false"/>
+                <w:bCs w:val="false"/>
+                <w:sz w:val="20"/>
+                <w:szCs w:val="20"/>
+              </w:rPr>
+              <w:t xml:space="preserve">FK</w:t>
+            </w:r>
+          </w:p>
+        </w:tc>
+        <w:tc>
+          <w:tcPr>
+            <w:tcW w:type="pct" w:w="38%"/>
+            <w:shd w:fill="eaf2f8"/>
+            <w:vAlign w:val="center"/>
+          </w:tcPr>
+          <w:p>
+            <w:pPr>
+              <w:jc w:val="center"/>
+            </w:pPr>
+            <w:r>
+              <w:rPr>
+                <w:rFonts w:ascii="SimSun" w:cs="SimSun" w:eastAsia="SimSun" w:hAnsi="SimSun"/>
+                <w:b w:val="false"/>
+                <w:bCs w:val="false"/>
+                <w:sz w:val="20"/>
+                <w:szCs w:val="20"/>
+              </w:rPr>
+              <w:t xml:space="preserve">所属供应商（可空）</w:t>
+            </w:r>
+          </w:p>
+        </w:tc>
+      </w:tr>
+      <w:tr>
+        <w:tc>
+          <w:tcPr>
+            <w:tcW w:type="pct" w:w="18%"/>
+            <w:vAlign w:val="center"/>
+          </w:tcPr>
+          <w:p>
+            <w:pPr>
+              <w:jc w:val="center"/>
+            </w:pPr>
+            <w:r>
+              <w:rPr>
+                <w:rFonts w:ascii="SimSun" w:cs="SimSun" w:eastAsia="SimSun" w:hAnsi="SimSun"/>
+                <w:b w:val="false"/>
+                <w:bCs w:val="false"/>
+                <w:sz w:val="20"/>
+                <w:szCs w:val="20"/>
+              </w:rPr>
+              <w:t xml:space="preserve">price</w:t>
+            </w:r>
+          </w:p>
+        </w:tc>
+        <w:tc>
+          <w:tcPr>
+            <w:tcW w:type="pct" w:w="22%"/>
+            <w:vAlign w:val="center"/>
+          </w:tcPr>
+          <w:p>
+            <w:pPr>
+              <w:jc w:val="center"/>
+            </w:pPr>
+            <w:r>
+              <w:rPr>
+                <w:rFonts w:ascii="SimSun" w:cs="SimSun" w:eastAsia="SimSun" w:hAnsi="SimSun"/>
+                <w:b w:val="false"/>
+                <w:bCs w:val="false"/>
+                <w:sz w:val="20"/>
+                <w:szCs w:val="20"/>
+              </w:rPr>
+              <w:t xml:space="preserve">DECIMAL(12,2)</w:t>
+            </w:r>
+          </w:p>
+        </w:tc>
+        <w:tc>
+          <w:tcPr>
+            <w:tcW w:type="pct" w:w="22%"/>
+            <w:vAlign w:val="center"/>
+          </w:tcPr>
+          <w:p>
+            <w:pPr>
+              <w:jc w:val="center"/>
+            </w:pPr>
+            <w:r>
+              <w:rPr>
+                <w:rFonts w:ascii="SimSun" w:cs="SimSun" w:eastAsia="SimSun" w:hAnsi="SimSun"/>
+                <w:b w:val="false"/>
+                <w:bCs w:val="false"/>
+                <w:sz w:val="20"/>
+                <w:szCs w:val="20"/>
+              </w:rPr>
+              <w:t xml:space="preserve">NOT NULL</w:t>
+            </w:r>
+          </w:p>
+        </w:tc>
+        <w:tc>
+          <w:tcPr>
+            <w:tcW w:type="pct" w:w="38%"/>
+            <w:vAlign w:val="center"/>
+          </w:tcPr>
+          <w:p>
+            <w:pPr>
+              <w:jc w:val="center"/>
+            </w:pPr>
+            <w:r>
+              <w:rPr>
+                <w:rFonts w:ascii="SimSun" w:cs="SimSun" w:eastAsia="SimSun" w:hAnsi="SimSun"/>
+                <w:b w:val="false"/>
+                <w:bCs w:val="false"/>
+                <w:sz w:val="20"/>
+                <w:szCs w:val="20"/>
+              </w:rPr>
+              <w:t xml:space="preserve">售价</w:t>
+            </w:r>
+          </w:p>
+        </w:tc>
+      </w:tr>
+      <w:tr>
+        <w:tc>
+          <w:tcPr>
+            <w:tcW w:type="pct" w:w="18%"/>
+            <w:shd w:fill="eaf2f8"/>
+            <w:vAlign w:val="center"/>
+          </w:tcPr>
+          <w:p>
+            <w:pPr>
+              <w:jc w:val="center"/>
+            </w:pPr>
+            <w:r>
+              <w:rPr>
+                <w:rFonts w:ascii="SimSun" w:cs="SimSun" w:eastAsia="SimSun" w:hAnsi="SimSun"/>
+                <w:b w:val="false"/>
+                <w:bCs w:val="false"/>
+                <w:sz w:val="20"/>
+                <w:szCs w:val="20"/>
+              </w:rPr>
+              <w:t xml:space="preserve">cost</w:t>
+            </w:r>
+          </w:p>
+        </w:tc>
+        <w:tc>
+          <w:tcPr>
+            <w:tcW w:type="pct" w:w="22%"/>
+            <w:shd w:fill="eaf2f8"/>
+            <w:vAlign w:val="center"/>
+          </w:tcPr>
+          <w:p>
+            <w:pPr>
+              <w:jc w:val="center"/>
+            </w:pPr>
+            <w:r>
+              <w:rPr>
+                <w:rFonts w:ascii="SimSun" w:cs="SimSun" w:eastAsia="SimSun" w:hAnsi="SimSun"/>
+                <w:b w:val="false"/>
+                <w:bCs w:val="false"/>
+                <w:sz w:val="20"/>
+                <w:szCs w:val="20"/>
+              </w:rPr>
+              <w:t xml:space="preserve">DECIMAL(12,2)</w:t>
+            </w:r>
+          </w:p>
+        </w:tc>
+        <w:tc>
+          <w:tcPr>
+            <w:tcW w:type="pct" w:w="22%"/>
+            <w:shd w:fill="eaf2f8"/>
+            <w:vAlign w:val="center"/>
+          </w:tcPr>
+          <w:p>
+            <w:pPr>
+              <w:jc w:val="center"/>
+            </w:pPr>
+            <w:r>
+              <w:rPr>
+                <w:rFonts w:ascii="SimSun" w:cs="SimSun" w:eastAsia="SimSun" w:hAnsi="SimSun"/>
+                <w:b w:val="false"/>
+                <w:bCs w:val="false"/>
+                <w:sz w:val="20"/>
+                <w:szCs w:val="20"/>
+              </w:rPr>
+              <w:t xml:space="preserve">NOT NULL DEFAULT 0</w:t>
+            </w:r>
+          </w:p>
+        </w:tc>
+        <w:tc>
+          <w:tcPr>
+            <w:tcW w:type="pct" w:w="38%"/>
+            <w:shd w:fill="eaf2f8"/>
+            <w:vAlign w:val="center"/>
+          </w:tcPr>
+          <w:p>
+            <w:pPr>
+              <w:jc w:val="center"/>
+            </w:pPr>
+            <w:r>
+              <w:rPr>
+                <w:rFonts w:ascii="SimSun" w:cs="SimSun" w:eastAsia="SimSun" w:hAnsi="SimSun"/>
+                <w:b w:val="false"/>
+                <w:bCs w:val="false"/>
+                <w:sz w:val="20"/>
+                <w:szCs w:val="20"/>
+              </w:rPr>
+              <w:t xml:space="preserve">成本价</w:t>
+            </w:r>
+          </w:p>
+        </w:tc>
+      </w:tr>
+      <w:tr>
+        <w:tc>
+          <w:tcPr>
+            <w:tcW w:type="pct" w:w="18%"/>
+            <w:vAlign w:val="center"/>
+          </w:tcPr>
+          <w:p>
+            <w:pPr>
+              <w:jc w:val="center"/>
+            </w:pPr>
+            <w:r>
+              <w:rPr>
+                <w:rFonts w:ascii="SimSun" w:cs="SimSun" w:eastAsia="SimSun" w:hAnsi="SimSun"/>
+                <w:b w:val="false"/>
+                <w:bCs w:val="false"/>
+                <w:sz w:val="20"/>
+                <w:szCs w:val="20"/>
+              </w:rPr>
+              <w:t xml:space="preserve">stock</w:t>
+            </w:r>
+          </w:p>
+        </w:tc>
+        <w:tc>
+          <w:tcPr>
+            <w:tcW w:type="pct" w:w="22%"/>
+            <w:vAlign w:val="center"/>
+          </w:tcPr>
+          <w:p>
+            <w:pPr>
+              <w:jc w:val="center"/>
+            </w:pPr>
+            <w:r>
+              <w:rPr>
+                <w:rFonts w:ascii="SimSun" w:cs="SimSun" w:eastAsia="SimSun" w:hAnsi="SimSun"/>
+                <w:b w:val="false"/>
+                <w:bCs w:val="false"/>
+                <w:sz w:val="20"/>
+                <w:szCs w:val="20"/>
+              </w:rPr>
+              <w:t xml:space="preserve">INT</w:t>
+            </w:r>
+          </w:p>
+        </w:tc>
+        <w:tc>
+          <w:tcPr>
+            <w:tcW w:type="pct" w:w="22%"/>
+            <w:vAlign w:val="center"/>
+          </w:tcPr>
+          <w:p>
+            <w:pPr>
+              <w:jc w:val="center"/>
+            </w:pPr>
+            <w:r>
+              <w:rPr>
+                <w:rFonts w:ascii="SimSun" w:cs="SimSun" w:eastAsia="SimSun" w:hAnsi="SimSun"/>
+                <w:b w:val="false"/>
+                <w:bCs w:val="false"/>
+                <w:sz w:val="20"/>
+                <w:szCs w:val="20"/>
+              </w:rPr>
+              <w:t xml:space="preserve">NOT NULL DEFAULT 0</w:t>
+            </w:r>
+          </w:p>
+        </w:tc>
+        <w:tc>
+          <w:tcPr>
+            <w:tcW w:type="pct" w:w="38%"/>
+            <w:vAlign w:val="center"/>
+          </w:tcPr>
+          <w:p>
+            <w:pPr>
+              <w:jc w:val="center"/>
+            </w:pPr>
+            <w:r>
+              <w:rPr>
+                <w:rFonts w:ascii="SimSun" w:cs="SimSun" w:eastAsia="SimSun" w:hAnsi="SimSun"/>
+                <w:b w:val="false"/>
+                <w:bCs w:val="false"/>
+                <w:sz w:val="20"/>
+                <w:szCs w:val="20"/>
+              </w:rPr>
+              <w:t xml:space="preserve">库存数量</w:t>
+            </w:r>
+          </w:p>
+        </w:tc>
+      </w:tr>
+      <w:tr>
+        <w:tc>
+          <w:tcPr>
+            <w:tcW w:type="pct" w:w="18%"/>
+            <w:shd w:fill="eaf2f8"/>
+            <w:vAlign w:val="center"/>
+          </w:tcPr>
+          <w:p>
+            <w:pPr>
+              <w:jc w:val="center"/>
+            </w:pPr>
+            <w:r>
+              <w:rPr>
+                <w:rFonts w:ascii="SimSun" w:cs="SimSun" w:eastAsia="SimSun" w:hAnsi="SimSun"/>
+                <w:b w:val="false"/>
+                <w:bCs w:val="false"/>
+                <w:sz w:val="20"/>
+                <w:szCs w:val="20"/>
+              </w:rPr>
+              <w:t xml:space="preserve">alert_stock</w:t>
+            </w:r>
+          </w:p>
+        </w:tc>
+        <w:tc>
+          <w:tcPr>
+            <w:tcW w:type="pct" w:w="22%"/>
+            <w:shd w:fill="eaf2f8"/>
+            <w:vAlign w:val="center"/>
+          </w:tcPr>
+          <w:p>
+            <w:pPr>
+              <w:jc w:val="center"/>
+            </w:pPr>
+            <w:r>
+              <w:rPr>
+                <w:rFonts w:ascii="SimSun" w:cs="SimSun" w:eastAsia="SimSun" w:hAnsi="SimSun"/>
+                <w:b w:val="false"/>
+                <w:bCs w:val="false"/>
+                <w:sz w:val="20"/>
+                <w:szCs w:val="20"/>
+              </w:rPr>
+              <w:t xml:space="preserve">INT</w:t>
+            </w:r>
+          </w:p>
+        </w:tc>
+        <w:tc>
+          <w:tcPr>
+            <w:tcW w:type="pct" w:w="22%"/>
+            <w:shd w:fill="eaf2f8"/>
+            <w:vAlign w:val="center"/>
+          </w:tcPr>
+          <w:p>
+            <w:pPr>
+              <w:jc w:val="center"/>
+            </w:pPr>
+            <w:r>
+              <w:rPr>
+                <w:rFonts w:ascii="SimSun" w:cs="SimSun" w:eastAsia="SimSun" w:hAnsi="SimSun"/>
+                <w:b w:val="false"/>
+                <w:bCs w:val="false"/>
+                <w:sz w:val="20"/>
+                <w:szCs w:val="20"/>
+              </w:rPr>
+              <w:t xml:space="preserve">NOT NULL DEFAULT 10</w:t>
+            </w:r>
+          </w:p>
+        </w:tc>
+        <w:tc>
+          <w:tcPr>
+            <w:tcW w:type="pct" w:w="38%"/>
+            <w:shd w:fill="eaf2f8"/>
+            <w:vAlign w:val="center"/>
+          </w:tcPr>
+          <w:p>
+            <w:pPr>
+              <w:jc w:val="center"/>
+            </w:pPr>
+            <w:r>
+              <w:rPr>
+                <w:rFonts w:ascii="SimSun" w:cs="SimSun" w:eastAsia="SimSun" w:hAnsi="SimSun"/>
+                <w:b w:val="false"/>
+                <w:bCs w:val="false"/>
+                <w:sz w:val="20"/>
+                <w:szCs w:val="20"/>
+              </w:rPr>
+              <w:t xml:space="preserve">库存预警阈值</w:t>
+            </w:r>
+          </w:p>
+        </w:tc>
+      </w:tr>
+      <w:tr>
+        <w:tc>
+          <w:tcPr>
+            <w:tcW w:type="pct" w:w="18%"/>
+            <w:vAlign w:val="center"/>
+          </w:tcPr>
+          <w:p>
+            <w:pPr>
+              <w:jc w:val="center"/>
+            </w:pPr>
+            <w:r>
+              <w:rPr>
+                <w:rFonts w:ascii="SimSun" w:cs="SimSun" w:eastAsia="SimSun" w:hAnsi="SimSun"/>
+                <w:b w:val="false"/>
+                <w:bCs w:val="false"/>
+                <w:sz w:val="20"/>
+                <w:szCs w:val="20"/>
+              </w:rPr>
+              <w:t xml:space="preserve">description</w:t>
+            </w:r>
+          </w:p>
+        </w:tc>
+        <w:tc>
+          <w:tcPr>
+            <w:tcW w:type="pct" w:w="22%"/>
+            <w:vAlign w:val="center"/>
+          </w:tcPr>
+          <w:p>
+            <w:pPr>
+              <w:jc w:val="center"/>
+            </w:pPr>
+            <w:r>
+              <w:rPr>
+                <w:rFonts w:ascii="SimSun" w:cs="SimSun" w:eastAsia="SimSun" w:hAnsi="SimSun"/>
+                <w:b w:val="false"/>
+                <w:bCs w:val="false"/>
+                <w:sz w:val="20"/>
+                <w:szCs w:val="20"/>
+              </w:rPr>
+              <w:t xml:space="preserve">TEXT</w:t>
+            </w:r>
+          </w:p>
+        </w:tc>
+        <w:tc>
+          <w:tcPr>
+            <w:tcW w:type="pct" w:w="22%"/>
+            <w:vAlign w:val="center"/>
+          </w:tcPr>
+          <w:p>
+            <w:pPr>
+              <w:jc w:val="center"/>
+            </w:pPr>
+            <w:r>
+              <w:rPr>
+                <w:rFonts w:ascii="SimSun" w:cs="SimSun" w:eastAsia="SimSun" w:hAnsi="SimSun"/>
+                <w:b w:val="false"/>
+                <w:bCs w:val="false"/>
+                <w:sz w:val="20"/>
+                <w:szCs w:val="20"/>
+              </w:rPr>
+              <w:t xml:space="preserve">—</w:t>
+            </w:r>
+          </w:p>
+        </w:tc>
+        <w:tc>
+          <w:tcPr>
+            <w:tcW w:type="pct" w:w="38%"/>
+            <w:vAlign w:val="center"/>
+          </w:tcPr>
+          <w:p>
+            <w:pPr>
+              <w:jc w:val="center"/>
+            </w:pPr>
+            <w:r>
+              <w:rPr>
+                <w:rFonts w:ascii="SimSun" w:cs="SimSun" w:eastAsia="SimSun" w:hAnsi="SimSun"/>
+                <w:b w:val="false"/>
+                <w:bCs w:val="false"/>
+                <w:sz w:val="20"/>
+                <w:szCs w:val="20"/>
+              </w:rPr>
+              <w:t xml:space="preserve">商品描述</w:t>
+            </w:r>
+          </w:p>
+        </w:tc>
+      </w:tr>
+      <w:tr>
+        <w:tc>
+          <w:tcPr>
+            <w:tcW w:type="pct" w:w="18%"/>
+            <w:shd w:fill="eaf2f8"/>
+            <w:vAlign w:val="center"/>
+          </w:tcPr>
+          <w:p>
+            <w:pPr>
+              <w:jc w:val="center"/>
+            </w:pPr>
+            <w:r>
+              <w:rPr>
+                <w:rFonts w:ascii="SimSun" w:cs="SimSun" w:eastAsia="SimSun" w:hAnsi="SimSun"/>
+                <w:b w:val="false"/>
+                <w:bCs w:val="false"/>
+                <w:sz w:val="20"/>
+                <w:szCs w:val="20"/>
+              </w:rPr>
+              <w:t xml:space="preserve">image_url</w:t>
+            </w:r>
+          </w:p>
+        </w:tc>
+        <w:tc>
+          <w:tcPr>
+            <w:tcW w:type="pct" w:w="22%"/>
+            <w:shd w:fill="eaf2f8"/>
+            <w:vAlign w:val="center"/>
+          </w:tcPr>
+          <w:p>
+            <w:pPr>
+              <w:jc w:val="center"/>
+            </w:pPr>
+            <w:r>
+              <w:rPr>
+                <w:rFonts w:ascii="SimSun" w:cs="SimSun" w:eastAsia="SimSun" w:hAnsi="SimSun"/>
+                <w:b w:val="false"/>
+                <w:bCs w:val="false"/>
+                <w:sz w:val="20"/>
+                <w:szCs w:val="20"/>
+              </w:rPr>
+              <w:t xml:space="preserve">VARCHAR(255)</w:t>
+            </w:r>
+          </w:p>
+        </w:tc>
+        <w:tc>
+          <w:tcPr>
+            <w:tcW w:type="pct" w:w="22%"/>
+            <w:shd w:fill="eaf2f8"/>
+            <w:vAlign w:val="center"/>
+          </w:tcPr>
+          <w:p>
+            <w:pPr>
+              <w:jc w:val="center"/>
+            </w:pPr>
+            <w:r>
+              <w:rPr>
+                <w:rFonts w:ascii="SimSun" w:cs="SimSun" w:eastAsia="SimSun" w:hAnsi="SimSun"/>
+                <w:b w:val="false"/>
+                <w:bCs w:val="false"/>
+                <w:sz w:val="20"/>
+                <w:szCs w:val="20"/>
+              </w:rPr>
+              <w:t xml:space="preserve">DEFAULT ''</w:t>
+            </w:r>
+          </w:p>
+        </w:tc>
+        <w:tc>
+          <w:tcPr>
+            <w:tcW w:type="pct" w:w="38%"/>
+            <w:shd w:fill="eaf2f8"/>
+            <w:vAlign w:val="center"/>
+          </w:tcPr>
+          <w:p>
+            <w:pPr>
+              <w:jc w:val="center"/>
+            </w:pPr>
+            <w:r>
+              <w:rPr>
+                <w:rFonts w:ascii="SimSun" w:cs="SimSun" w:eastAsia="SimSun" w:hAnsi="SimSun"/>
+                <w:b w:val="false"/>
+                <w:bCs w:val="false"/>
+                <w:sz w:val="20"/>
+                <w:szCs w:val="20"/>
+              </w:rPr>
+              <w:t xml:space="preserve">图片 URL</w:t>
+            </w:r>
+          </w:p>
+        </w:tc>
+      </w:tr>
+      <w:tr>
+        <w:tc>
+          <w:tcPr>
+            <w:tcW w:type="pct" w:w="18%"/>
+            <w:vAlign w:val="center"/>
+          </w:tcPr>
+          <w:p>
+            <w:pPr>
+              <w:jc w:val="center"/>
+            </w:pPr>
+            <w:r>
+              <w:rPr>
+                <w:rFonts w:ascii="SimSun" w:cs="SimSun" w:eastAsia="SimSun" w:hAnsi="SimSun"/>
+                <w:b w:val="false"/>
+                <w:bCs w:val="false"/>
+                <w:sz w:val="20"/>
+                <w:szCs w:val="20"/>
+              </w:rPr>
+              <w:t xml:space="preserve">status</w:t>
+            </w:r>
+          </w:p>
+        </w:tc>
+        <w:tc>
+          <w:tcPr>
+            <w:tcW w:type="pct" w:w="22%"/>
+            <w:vAlign w:val="center"/>
+          </w:tcPr>
+          <w:p>
+            <w:pPr>
+              <w:jc w:val="center"/>
+            </w:pPr>
+            <w:r>
+              <w:rPr>
+                <w:rFonts w:ascii="SimSun" w:cs="SimSun" w:eastAsia="SimSun" w:hAnsi="SimSun"/>
+                <w:b w:val="false"/>
+                <w:bCs w:val="false"/>
+                <w:sz w:val="20"/>
+                <w:szCs w:val="20"/>
+              </w:rPr>
+              <w:t xml:space="preserve">TINYINT</w:t>
+            </w:r>
+          </w:p>
+        </w:tc>
+        <w:tc>
+          <w:tcPr>
+            <w:tcW w:type="pct" w:w="22%"/>
+            <w:vAlign w:val="center"/>
+          </w:tcPr>
+          <w:p>
+            <w:pPr>
+              <w:jc w:val="center"/>
+            </w:pPr>
+            <w:r>
+              <w:rPr>
+                <w:rFonts w:ascii="SimSun" w:cs="SimSun" w:eastAsia="SimSun" w:hAnsi="SimSun"/>
+                <w:b w:val="false"/>
+                <w:bCs w:val="false"/>
+                <w:sz w:val="20"/>
+                <w:szCs w:val="20"/>
+              </w:rPr>
+              <w:t xml:space="preserve">NOT NULL DEFAULT 1</w:t>
+            </w:r>
+          </w:p>
+        </w:tc>
+        <w:tc>
+          <w:tcPr>
+            <w:tcW w:type="pct" w:w="38%"/>
+            <w:vAlign w:val="center"/>
+          </w:tcPr>
+          <w:p>
+            <w:pPr>
+              <w:jc w:val="center"/>
+            </w:pPr>
+            <w:r>
+              <w:rPr>
+                <w:rFonts w:ascii="SimSun" w:cs="SimSun" w:eastAsia="SimSun" w:hAnsi="SimSun"/>
+                <w:b w:val="false"/>
+                <w:bCs w:val="false"/>
+                <w:sz w:val="20"/>
+                <w:szCs w:val="20"/>
+              </w:rPr>
+              <w:t xml:space="preserve">1=上架, 0=下架</w:t>
+            </w:r>
+          </w:p>
+        </w:tc>
+      </w:tr>
+      <w:tr>
+        <w:tc>
+          <w:tcPr>
+            <w:tcW w:type="pct" w:w="18%"/>
+            <w:shd w:fill="eaf2f8"/>
+            <w:vAlign w:val="center"/>
+          </w:tcPr>
+          <w:p>
+            <w:pPr>
+              <w:jc w:val="center"/>
+            </w:pPr>
+            <w:r>
+              <w:rPr>
+                <w:rFonts w:ascii="SimSun" w:cs="SimSun" w:eastAsia="SimSun" w:hAnsi="SimSun"/>
+                <w:b w:val="false"/>
+                <w:bCs w:val="false"/>
+                <w:sz w:val="20"/>
+                <w:szCs w:val="20"/>
+              </w:rPr>
+              <w:t xml:space="preserve">created_at</w:t>
+            </w:r>
+          </w:p>
+        </w:tc>
+        <w:tc>
+          <w:tcPr>
+            <w:tcW w:type="pct" w:w="22%"/>
+            <w:shd w:fill="eaf2f8"/>
+            <w:vAlign w:val="center"/>
+          </w:tcPr>
+          <w:p>
+            <w:pPr>
+              <w:jc w:val="center"/>
+            </w:pPr>
+            <w:r>
+              <w:rPr>
+                <w:rFonts w:ascii="SimSun" w:cs="SimSun" w:eastAsia="SimSun" w:hAnsi="SimSun"/>
+                <w:b w:val="false"/>
+                <w:bCs w:val="false"/>
+                <w:sz w:val="20"/>
+                <w:szCs w:val="20"/>
+              </w:rPr>
+              <w:t xml:space="preserve">DATETIME</w:t>
+            </w:r>
+          </w:p>
+        </w:tc>
+        <w:tc>
+          <w:tcPr>
+            <w:tcW w:type="pct" w:w="22%"/>
+            <w:shd w:fill="eaf2f8"/>
+            <w:vAlign w:val="center"/>
+          </w:tcPr>
+          <w:p>
+            <w:pPr>
+              <w:jc w:val="center"/>
+            </w:pPr>
+            <w:r>
+              <w:rPr>
+                <w:rFonts w:ascii="SimSun" w:cs="SimSun" w:eastAsia="SimSun" w:hAnsi="SimSun"/>
+                <w:b w:val="false"/>
+                <w:bCs w:val="false"/>
+                <w:sz w:val="20"/>
+                <w:szCs w:val="20"/>
+              </w:rPr>
+              <w:t xml:space="preserve">DEFAULT NOW()</w:t>
+            </w:r>
+          </w:p>
+        </w:tc>
+        <w:tc>
+          <w:tcPr>
+            <w:tcW w:type="pct" w:w="38%"/>
+            <w:shd w:fill="eaf2f8"/>
+            <w:vAlign w:val="center"/>
+          </w:tcPr>
+          <w:p>
+            <w:pPr>
+              <w:jc w:val="center"/>
+            </w:pPr>
+            <w:r>
+              <w:rPr>
+                <w:rFonts w:ascii="SimSun" w:cs="SimSun" w:eastAsia="SimSun" w:hAnsi="SimSun"/>
+                <w:b w:val="false"/>
+                <w:bCs w:val="false"/>
+                <w:sz w:val="20"/>
+                <w:szCs w:val="20"/>
+              </w:rPr>
+              <w:t xml:space="preserve">创建时间</w:t>
+            </w:r>
+          </w:p>
+        </w:tc>
+      </w:tr>
+    </w:tbl>
+    <w:p>
+      <w:pPr>
+        <w:spacing w:after="100"/>
+      </w:pPr>
+      <w:r>
+        <w:rPr>
+          <w:sz w:val="12"/>
+          <w:szCs w:val="12"/>
+        </w:rPr>
+        <w:t xml:space="preserve"/>
+      </w:r>
+    </w:p>
+    <w:p>
+      <w:pPr>
+        <w:pStyle w:val="Heading3"/>
+        <w:spacing w:after="100" w:before="200"/>
+      </w:pPr>
+      <w:r>
+        <w:rPr>
+          <w:rFonts w:ascii="SimHei" w:cs="SimHei" w:eastAsia="SimHei" w:hAnsi="SimHei"/>
+          <w:b/>
+          <w:bCs/>
+          <w:color w:val="2e86c1"/>
+          <w:sz w:val="22"/>
+          <w:szCs w:val="22"/>
+        </w:rPr>
+        <w:t xml:space="preserve">⑤ 订单表（orders）</w:t>
+      </w:r>
+    </w:p>
+    <w:p>
+      <w:pPr>
+        <w:spacing w:after="120" w:line="360"/>
+        <w:ind w:firstLine="420"/>
+      </w:pPr>
+      <w:r>
+        <w:rPr>
+          <w:rFonts w:ascii="SimSun" w:cs="SimSun" w:eastAsia="SimSun" w:hAnsi="SimSun"/>
+          <w:sz w:val="21"/>
+          <w:szCs w:val="21"/>
+        </w:rPr>
+        <w:t xml:space="preserve">订单主表，每条记录对应一笔用户订单，包含 5 种状态。</w:t>
+      </w:r>
+    </w:p>
+    <w:tbl>
+      <w:tblPr>
+        <w:tblW w:type="pct" w:w="100%"/>
+        <w:tblBorders>
+          <w:top w:val="single" w:color="auto" w:sz="4"/>
+          <w:left w:val="single" w:color="auto" w:sz="4"/>
+          <w:bottom w:val="single" w:color="auto" w:sz="4"/>
+          <w:right w:val="single" w:color="auto" w:sz="4"/>
+          <w:insideH w:val="single" w:color="auto" w:sz="4"/>
+          <w:insideV w:val="single" w:color="auto" w:sz="4"/>
+        </w:tblBorders>
+      </w:tblPr>
+      <w:tblGrid>
+        <w:gridCol w:w="100"/>
+        <w:gridCol w:w="100"/>
+        <w:gridCol w:w="100"/>
+        <w:gridCol w:w="100"/>
+      </w:tblGrid>
+      <w:tr>
+        <w:tc>
+          <w:tcPr>
+            <w:tcW w:type="pct" w:w="18%"/>
+            <w:shd w:fill="1a5276"/>
+            <w:vAlign w:val="center"/>
+          </w:tcPr>
+          <w:p>
+            <w:pPr>
+              <w:jc w:val="center"/>
+            </w:pPr>
+            <w:r>
+              <w:rPr>
+                <w:rFonts w:ascii="SimSun" w:cs="SimSun" w:eastAsia="SimSun" w:hAnsi="SimSun"/>
+                <w:b/>
+                <w:bCs/>
+                <w:color w:val="FFFFFF"/>
+                <w:sz w:val="20"/>
+                <w:szCs w:val="20"/>
+              </w:rPr>
+              <w:t xml:space="preserve">字段</w:t>
+            </w:r>
+          </w:p>
+        </w:tc>
+        <w:tc>
+          <w:tcPr>
+            <w:tcW w:type="pct" w:w="22%"/>
+            <w:shd w:fill="1a5276"/>
+            <w:vAlign w:val="center"/>
+          </w:tcPr>
+          <w:p>
+            <w:pPr>
+              <w:jc w:val="center"/>
+            </w:pPr>
+            <w:r>
+              <w:rPr>
+                <w:rFonts w:ascii="SimSun" w:cs="SimSun" w:eastAsia="SimSun" w:hAnsi="SimSun"/>
+                <w:b/>
+                <w:bCs/>
+                <w:color w:val="FFFFFF"/>
+                <w:sz w:val="20"/>
+                <w:szCs w:val="20"/>
+              </w:rPr>
+              <w:t xml:space="preserve">类型</w:t>
+            </w:r>
+          </w:p>
+        </w:tc>
+        <w:tc>
+          <w:tcPr>
+            <w:tcW w:type="pct" w:w="22%"/>
+            <w:shd w:fill="1a5276"/>
+            <w:vAlign w:val="center"/>
+          </w:tcPr>
+          <w:p>
+            <w:pPr>
+              <w:jc w:val="center"/>
+            </w:pPr>
+            <w:r>
+              <w:rPr>
+                <w:rFonts w:ascii="SimSun" w:cs="SimSun" w:eastAsia="SimSun" w:hAnsi="SimSun"/>
+                <w:b/>
+                <w:bCs/>
+                <w:color w:val="FFFFFF"/>
+                <w:sz w:val="20"/>
+                <w:szCs w:val="20"/>
+              </w:rPr>
+              <w:t xml:space="preserve">约束</w:t>
+            </w:r>
+          </w:p>
+        </w:tc>
+        <w:tc>
+          <w:tcPr>
+            <w:tcW w:type="pct" w:w="38%"/>
+            <w:shd w:fill="1a5276"/>
+            <w:vAlign w:val="center"/>
+          </w:tcPr>
+          <w:p>
+            <w:pPr>
+              <w:jc w:val="center"/>
+            </w:pPr>
+            <w:r>
+              <w:rPr>
+                <w:rFonts w:ascii="SimSun" w:cs="SimSun" w:eastAsia="SimSun" w:hAnsi="SimSun"/>
+                <w:b/>
+                <w:bCs/>
+                <w:color w:val="FFFFFF"/>
+                <w:sz w:val="20"/>
+                <w:szCs w:val="20"/>
+              </w:rPr>
+              <w:t xml:space="preserve">说明</w:t>
+            </w:r>
+          </w:p>
+        </w:tc>
+      </w:tr>
+      <w:tr>
+        <w:tc>
+          <w:tcPr>
+            <w:tcW w:type="pct" w:w="18%"/>
+            <w:vAlign w:val="center"/>
+          </w:tcPr>
+          <w:p>
+            <w:pPr>
+              <w:jc w:val="center"/>
+            </w:pPr>
+            <w:r>
+              <w:rPr>
+                <w:rFonts w:ascii="SimSun" w:cs="SimSun" w:eastAsia="SimSun" w:hAnsi="SimSun"/>
+                <w:b w:val="false"/>
+                <w:bCs w:val="false"/>
+                <w:sz w:val="20"/>
+                <w:szCs w:val="20"/>
+              </w:rPr>
+              <w:t xml:space="preserve">id</w:t>
+            </w:r>
+          </w:p>
+        </w:tc>
+        <w:tc>
+          <w:tcPr>
+            <w:tcW w:type="pct" w:w="22%"/>
+            <w:vAlign w:val="center"/>
+          </w:tcPr>
+          <w:p>
+            <w:pPr>
+              <w:jc w:val="center"/>
+            </w:pPr>
+            <w:r>
+              <w:rPr>
+                <w:rFonts w:ascii="SimSun" w:cs="SimSun" w:eastAsia="SimSun" w:hAnsi="SimSun"/>
+                <w:b w:val="false"/>
+                <w:bCs w:val="false"/>
+                <w:sz w:val="20"/>
+                <w:szCs w:val="20"/>
+              </w:rPr>
+              <w:t xml:space="preserve">INT</w:t>
+            </w:r>
+          </w:p>
+        </w:tc>
+        <w:tc>
+          <w:tcPr>
+            <w:tcW w:type="pct" w:w="22%"/>
+            <w:vAlign w:val="center"/>
+          </w:tcPr>
+          <w:p>
+            <w:pPr>
+              <w:jc w:val="center"/>
+            </w:pPr>
+            <w:r>
+              <w:rPr>
+                <w:rFonts w:ascii="SimSun" w:cs="SimSun" w:eastAsia="SimSun" w:hAnsi="SimSun"/>
+                <w:b w:val="false"/>
+                <w:bCs w:val="false"/>
+                <w:sz w:val="20"/>
+                <w:szCs w:val="20"/>
+              </w:rPr>
+              <w:t xml:space="preserve">PK AUTO_INCREMENT</w:t>
+            </w:r>
+          </w:p>
+        </w:tc>
+        <w:tc>
+          <w:tcPr>
+            <w:tcW w:type="pct" w:w="38%"/>
+            <w:vAlign w:val="center"/>
+          </w:tcPr>
+          <w:p>
+            <w:pPr>
+              <w:jc w:val="center"/>
+            </w:pPr>
+            <w:r>
+              <w:rPr>
+                <w:rFonts w:ascii="SimSun" w:cs="SimSun" w:eastAsia="SimSun" w:hAnsi="SimSun"/>
+                <w:b w:val="false"/>
+                <w:bCs w:val="false"/>
+                <w:sz w:val="20"/>
+                <w:szCs w:val="20"/>
+              </w:rPr>
+              <w:t xml:space="preserve">订单 ID</w:t>
+            </w:r>
+          </w:p>
+        </w:tc>
+      </w:tr>
+      <w:tr>
+        <w:tc>
+          <w:tcPr>
+            <w:tcW w:type="pct" w:w="18%"/>
+            <w:shd w:fill="eaf2f8"/>
+            <w:vAlign w:val="center"/>
+          </w:tcPr>
+          <w:p>
+            <w:pPr>
+              <w:jc w:val="center"/>
+            </w:pPr>
+            <w:r>
+              <w:rPr>
+                <w:rFonts w:ascii="SimSun" w:cs="SimSun" w:eastAsia="SimSun" w:hAnsi="SimSun"/>
+                <w:b w:val="false"/>
+                <w:bCs w:val="false"/>
+                <w:sz w:val="20"/>
+                <w:szCs w:val="20"/>
+              </w:rPr>
+              <w:t xml:space="preserve">order_no</w:t>
+            </w:r>
+          </w:p>
+        </w:tc>
+        <w:tc>
+          <w:tcPr>
+            <w:tcW w:type="pct" w:w="22%"/>
+            <w:shd w:fill="eaf2f8"/>
+            <w:vAlign w:val="center"/>
+          </w:tcPr>
+          <w:p>
+            <w:pPr>
+              <w:jc w:val="center"/>
+            </w:pPr>
+            <w:r>
+              <w:rPr>
+                <w:rFonts w:ascii="SimSun" w:cs="SimSun" w:eastAsia="SimSun" w:hAnsi="SimSun"/>
+                <w:b w:val="false"/>
+                <w:bCs w:val="false"/>
+                <w:sz w:val="20"/>
+                <w:szCs w:val="20"/>
+              </w:rPr>
+              <w:t xml:space="preserve">VARCHAR(32)</w:t>
+            </w:r>
+          </w:p>
+        </w:tc>
+        <w:tc>
+          <w:tcPr>
+            <w:tcW w:type="pct" w:w="22%"/>
+            <w:shd w:fill="eaf2f8"/>
+            <w:vAlign w:val="center"/>
+          </w:tcPr>
+          <w:p>
+            <w:pPr>
+              <w:jc w:val="center"/>
+            </w:pPr>
+            <w:r>
+              <w:rPr>
+                <w:rFonts w:ascii="SimSun" w:cs="SimSun" w:eastAsia="SimSun" w:hAnsi="SimSun"/>
+                <w:b w:val="false"/>
+                <w:bCs w:val="false"/>
+                <w:sz w:val="20"/>
+                <w:szCs w:val="20"/>
+              </w:rPr>
+              <w:t xml:space="preserve">UNIQUE NOT NULL</w:t>
+            </w:r>
+          </w:p>
+        </w:tc>
+        <w:tc>
+          <w:tcPr>
+            <w:tcW w:type="pct" w:w="38%"/>
+            <w:shd w:fill="eaf2f8"/>
+            <w:vAlign w:val="center"/>
+          </w:tcPr>
+          <w:p>
+            <w:pPr>
+              <w:jc w:val="center"/>
+            </w:pPr>
+            <w:r>
+              <w:rPr>
+                <w:rFonts w:ascii="SimSun" w:cs="SimSun" w:eastAsia="SimSun" w:hAnsi="SimSun"/>
+                <w:b w:val="false"/>
+                <w:bCs w:val="false"/>
+                <w:sz w:val="20"/>
+                <w:szCs w:val="20"/>
+              </w:rPr>
+              <w:t xml:space="preserve">订单编号</w:t>
+            </w:r>
+          </w:p>
+        </w:tc>
+      </w:tr>
+      <w:tr>
+        <w:tc>
+          <w:tcPr>
+            <w:tcW w:type="pct" w:w="18%"/>
+            <w:vAlign w:val="center"/>
+          </w:tcPr>
+          <w:p>
+            <w:pPr>
+              <w:jc w:val="center"/>
+            </w:pPr>
+            <w:r>
+              <w:rPr>
+                <w:rFonts w:ascii="SimSun" w:cs="SimSun" w:eastAsia="SimSun" w:hAnsi="SimSun"/>
+                <w:b w:val="false"/>
+                <w:bCs w:val="false"/>
+                <w:sz w:val="20"/>
+                <w:szCs w:val="20"/>
+              </w:rPr>
+              <w:t xml:space="preserve">user_id</w:t>
+            </w:r>
+          </w:p>
+        </w:tc>
+        <w:tc>
+          <w:tcPr>
+            <w:tcW w:type="pct" w:w="22%"/>
+            <w:vAlign w:val="center"/>
+          </w:tcPr>
+          <w:p>
+            <w:pPr>
+              <w:jc w:val="center"/>
+            </w:pPr>
+            <w:r>
+              <w:rPr>
+                <w:rFonts w:ascii="SimSun" w:cs="SimSun" w:eastAsia="SimSun" w:hAnsi="SimSun"/>
+                <w:b w:val="false"/>
+                <w:bCs w:val="false"/>
+                <w:sz w:val="20"/>
+                <w:szCs w:val="20"/>
+              </w:rPr>
+              <w:t xml:space="preserve">INT</w:t>
+            </w:r>
+          </w:p>
+        </w:tc>
+        <w:tc>
+          <w:tcPr>
+            <w:tcW w:type="pct" w:w="22%"/>
+            <w:vAlign w:val="center"/>
+          </w:tcPr>
+          <w:p>
+            <w:pPr>
+              <w:jc w:val="center"/>
+            </w:pPr>
+            <w:r>
+              <w:rPr>
+                <w:rFonts w:ascii="SimSun" w:cs="SimSun" w:eastAsia="SimSun" w:hAnsi="SimSun"/>
+                <w:b w:val="false"/>
+                <w:bCs w:val="false"/>
+                <w:sz w:val="20"/>
+                <w:szCs w:val="20"/>
+              </w:rPr>
+              <w:t xml:space="preserve">FK NOT NULL</w:t>
+            </w:r>
+          </w:p>
+        </w:tc>
+        <w:tc>
+          <w:tcPr>
+            <w:tcW w:type="pct" w:w="38%"/>
+            <w:vAlign w:val="center"/>
+          </w:tcPr>
+          <w:p>
+            <w:pPr>
+              <w:jc w:val="center"/>
+            </w:pPr>
+            <w:r>
+              <w:rPr>
+                <w:rFonts w:ascii="SimSun" w:cs="SimSun" w:eastAsia="SimSun" w:hAnsi="SimSun"/>
+                <w:b w:val="false"/>
+                <w:bCs w:val="false"/>
+                <w:sz w:val="20"/>
+                <w:szCs w:val="20"/>
+              </w:rPr>
+              <w:t xml:space="preserve">买家 ID</w:t>
+            </w:r>
+          </w:p>
+        </w:tc>
+      </w:tr>
+      <w:tr>
+        <w:tc>
+          <w:tcPr>
+            <w:tcW w:type="pct" w:w="18%"/>
+            <w:shd w:fill="eaf2f8"/>
+            <w:vAlign w:val="center"/>
+          </w:tcPr>
+          <w:p>
+            <w:pPr>
+              <w:jc w:val="center"/>
+            </w:pPr>
+            <w:r>
+              <w:rPr>
+                <w:rFonts w:ascii="SimSun" w:cs="SimSun" w:eastAsia="SimSun" w:hAnsi="SimSun"/>
+                <w:b w:val="false"/>
+                <w:bCs w:val="false"/>
+                <w:sz w:val="20"/>
+                <w:szCs w:val="20"/>
+              </w:rPr>
+              <w:t xml:space="preserve">total_amount</w:t>
+            </w:r>
+          </w:p>
+        </w:tc>
+        <w:tc>
+          <w:tcPr>
+            <w:tcW w:type="pct" w:w="22%"/>
+            <w:shd w:fill="eaf2f8"/>
+            <w:vAlign w:val="center"/>
+          </w:tcPr>
+          <w:p>
+            <w:pPr>
+              <w:jc w:val="center"/>
+            </w:pPr>
+            <w:r>
+              <w:rPr>
+                <w:rFonts w:ascii="SimSun" w:cs="SimSun" w:eastAsia="SimSun" w:hAnsi="SimSun"/>
+                <w:b w:val="false"/>
+                <w:bCs w:val="false"/>
+                <w:sz w:val="20"/>
+                <w:szCs w:val="20"/>
+              </w:rPr>
+              <w:t xml:space="preserve">DECIMAL(12,2)</w:t>
+            </w:r>
+          </w:p>
+        </w:tc>
+        <w:tc>
+          <w:tcPr>
+            <w:tcW w:type="pct" w:w="22%"/>
+            <w:shd w:fill="eaf2f8"/>
+            <w:vAlign w:val="center"/>
+          </w:tcPr>
+          <w:p>
+            <w:pPr>
+              <w:jc w:val="center"/>
+            </w:pPr>
+            <w:r>
+              <w:rPr>
+                <w:rFonts w:ascii="SimSun" w:cs="SimSun" w:eastAsia="SimSun" w:hAnsi="SimSun"/>
+                <w:b w:val="false"/>
+                <w:bCs w:val="false"/>
+                <w:sz w:val="20"/>
+                <w:szCs w:val="20"/>
+              </w:rPr>
+              <w:t xml:space="preserve">NOT NULL</w:t>
+            </w:r>
+          </w:p>
+        </w:tc>
+        <w:tc>
+          <w:tcPr>
+            <w:tcW w:type="pct" w:w="38%"/>
+            <w:shd w:fill="eaf2f8"/>
+            <w:vAlign w:val="center"/>
+          </w:tcPr>
+          <w:p>
+            <w:pPr>
+              <w:jc w:val="center"/>
+            </w:pPr>
+            <w:r>
+              <w:rPr>
+                <w:rFonts w:ascii="SimSun" w:cs="SimSun" w:eastAsia="SimSun" w:hAnsi="SimSun"/>
+                <w:b w:val="false"/>
+                <w:bCs w:val="false"/>
+                <w:sz w:val="20"/>
+                <w:szCs w:val="20"/>
+              </w:rPr>
+              <w:t xml:space="preserve">总金额</w:t>
+            </w:r>
+          </w:p>
+        </w:tc>
+      </w:tr>
+      <w:tr>
+        <w:tc>
+          <w:tcPr>
+            <w:tcW w:type="pct" w:w="18%"/>
+            <w:vAlign w:val="center"/>
+          </w:tcPr>
+          <w:p>
+            <w:pPr>
+              <w:jc w:val="center"/>
+            </w:pPr>
+            <w:r>
+              <w:rPr>
+                <w:rFonts w:ascii="SimSun" w:cs="SimSun" w:eastAsia="SimSun" w:hAnsi="SimSun"/>
+                <w:b w:val="false"/>
+                <w:bCs w:val="false"/>
+                <w:sz w:val="20"/>
+                <w:szCs w:val="20"/>
+              </w:rPr>
+              <w:t xml:space="preserve">status</w:t>
+            </w:r>
+          </w:p>
+        </w:tc>
+        <w:tc>
+          <w:tcPr>
+            <w:tcW w:type="pct" w:w="22%"/>
+            <w:vAlign w:val="center"/>
+          </w:tcPr>
+          <w:p>
+            <w:pPr>
+              <w:jc w:val="center"/>
+            </w:pPr>
+            <w:r>
+              <w:rPr>
+                <w:rFonts w:ascii="SimSun" w:cs="SimSun" w:eastAsia="SimSun" w:hAnsi="SimSun"/>
+                <w:b w:val="false"/>
+                <w:bCs w:val="false"/>
+                <w:sz w:val="20"/>
+                <w:szCs w:val="20"/>
+              </w:rPr>
+              <w:t xml:space="preserve">TINYINT</w:t>
+            </w:r>
+          </w:p>
+        </w:tc>
+        <w:tc>
+          <w:tcPr>
+            <w:tcW w:type="pct" w:w="22%"/>
+            <w:vAlign w:val="center"/>
+          </w:tcPr>
+          <w:p>
+            <w:pPr>
+              <w:jc w:val="center"/>
+            </w:pPr>
+            <w:r>
+              <w:rPr>
+                <w:rFonts w:ascii="SimSun" w:cs="SimSun" w:eastAsia="SimSun" w:hAnsi="SimSun"/>
+                <w:b w:val="false"/>
+                <w:bCs w:val="false"/>
+                <w:sz w:val="20"/>
+                <w:szCs w:val="20"/>
+              </w:rPr>
+              <w:t xml:space="preserve">NOT NULL DEFAULT 0</w:t>
+            </w:r>
+          </w:p>
+        </w:tc>
+        <w:tc>
+          <w:tcPr>
+            <w:tcW w:type="pct" w:w="38%"/>
+            <w:vAlign w:val="center"/>
+          </w:tcPr>
+          <w:p>
+            <w:pPr>
+              <w:jc w:val="center"/>
+            </w:pPr>
+            <w:r>
+              <w:rPr>
+                <w:rFonts w:ascii="SimSun" w:cs="SimSun" w:eastAsia="SimSun" w:hAnsi="SimSun"/>
+                <w:b w:val="false"/>
+                <w:bCs w:val="false"/>
+                <w:sz w:val="20"/>
+                <w:szCs w:val="20"/>
+              </w:rPr>
+              <w:t xml:space="preserve">0=待支付, 1=已支付, 2=已发货, 3=已完成, 4=已取消</w:t>
+            </w:r>
+          </w:p>
+        </w:tc>
+      </w:tr>
+      <w:tr>
+        <w:tc>
+          <w:tcPr>
+            <w:tcW w:type="pct" w:w="18%"/>
+            <w:shd w:fill="eaf2f8"/>
+            <w:vAlign w:val="center"/>
+          </w:tcPr>
+          <w:p>
+            <w:pPr>
+              <w:jc w:val="center"/>
+            </w:pPr>
+            <w:r>
+              <w:rPr>
+                <w:rFonts w:ascii="SimSun" w:cs="SimSun" w:eastAsia="SimSun" w:hAnsi="SimSun"/>
+                <w:b w:val="false"/>
+                <w:bCs w:val="false"/>
+                <w:sz w:val="20"/>
+                <w:szCs w:val="20"/>
+              </w:rPr>
+              <w:t xml:space="preserve">address</w:t>
+            </w:r>
+          </w:p>
+        </w:tc>
+        <w:tc>
+          <w:tcPr>
+            <w:tcW w:type="pct" w:w="22%"/>
+            <w:shd w:fill="eaf2f8"/>
+            <w:vAlign w:val="center"/>
+          </w:tcPr>
+          <w:p>
+            <w:pPr>
+              <w:jc w:val="center"/>
+            </w:pPr>
+            <w:r>
+              <w:rPr>
+                <w:rFonts w:ascii="SimSun" w:cs="SimSun" w:eastAsia="SimSun" w:hAnsi="SimSun"/>
+                <w:b w:val="false"/>
+                <w:bCs w:val="false"/>
+                <w:sz w:val="20"/>
+                <w:szCs w:val="20"/>
+              </w:rPr>
+              <w:t xml:space="preserve">VARCHAR(255)</w:t>
+            </w:r>
+          </w:p>
+        </w:tc>
+        <w:tc>
+          <w:tcPr>
+            <w:tcW w:type="pct" w:w="22%"/>
+            <w:shd w:fill="eaf2f8"/>
+            <w:vAlign w:val="center"/>
+          </w:tcPr>
+          <w:p>
+            <w:pPr>
+              <w:jc w:val="center"/>
+            </w:pPr>
+            <w:r>
+              <w:rPr>
+                <w:rFonts w:ascii="SimSun" w:cs="SimSun" w:eastAsia="SimSun" w:hAnsi="SimSun"/>
+                <w:b w:val="false"/>
+                <w:bCs w:val="false"/>
+                <w:sz w:val="20"/>
+                <w:szCs w:val="20"/>
+              </w:rPr>
+              <w:t xml:space="preserve">DEFAULT ''</w:t>
+            </w:r>
+          </w:p>
+        </w:tc>
+        <w:tc>
+          <w:tcPr>
+            <w:tcW w:type="pct" w:w="38%"/>
+            <w:shd w:fill="eaf2f8"/>
+            <w:vAlign w:val="center"/>
+          </w:tcPr>
+          <w:p>
+            <w:pPr>
+              <w:jc w:val="center"/>
+            </w:pPr>
+            <w:r>
+              <w:rPr>
+                <w:rFonts w:ascii="SimSun" w:cs="SimSun" w:eastAsia="SimSun" w:hAnsi="SimSun"/>
+                <w:b w:val="false"/>
+                <w:bCs w:val="false"/>
+                <w:sz w:val="20"/>
+                <w:szCs w:val="20"/>
+              </w:rPr>
+              <w:t xml:space="preserve">收货地址</w:t>
+            </w:r>
+          </w:p>
+        </w:tc>
+      </w:tr>
+      <w:tr>
+        <w:tc>
+          <w:tcPr>
+            <w:tcW w:type="pct" w:w="18%"/>
+            <w:vAlign w:val="center"/>
+          </w:tcPr>
+          <w:p>
+            <w:pPr>
+              <w:jc w:val="center"/>
+            </w:pPr>
+            <w:r>
+              <w:rPr>
+                <w:rFonts w:ascii="SimSun" w:cs="SimSun" w:eastAsia="SimSun" w:hAnsi="SimSun"/>
+                <w:b w:val="false"/>
+                <w:bCs w:val="false"/>
+                <w:sz w:val="20"/>
+                <w:szCs w:val="20"/>
+              </w:rPr>
+              <w:t xml:space="preserve">remark</w:t>
+            </w:r>
+          </w:p>
+        </w:tc>
+        <w:tc>
+          <w:tcPr>
+            <w:tcW w:type="pct" w:w="22%"/>
+            <w:vAlign w:val="center"/>
+          </w:tcPr>
+          <w:p>
+            <w:pPr>
+              <w:jc w:val="center"/>
+            </w:pPr>
+            <w:r>
+              <w:rPr>
+                <w:rFonts w:ascii="SimSun" w:cs="SimSun" w:eastAsia="SimSun" w:hAnsi="SimSun"/>
+                <w:b w:val="false"/>
+                <w:bCs w:val="false"/>
+                <w:sz w:val="20"/>
+                <w:szCs w:val="20"/>
+              </w:rPr>
+              <w:t xml:space="preserve">VARCHAR(255)</w:t>
+            </w:r>
+          </w:p>
+        </w:tc>
+        <w:tc>
+          <w:tcPr>
+            <w:tcW w:type="pct" w:w="22%"/>
+            <w:vAlign w:val="center"/>
+          </w:tcPr>
+          <w:p>
+            <w:pPr>
+              <w:jc w:val="center"/>
+            </w:pPr>
+            <w:r>
+              <w:rPr>
+                <w:rFonts w:ascii="SimSun" w:cs="SimSun" w:eastAsia="SimSun" w:hAnsi="SimSun"/>
+                <w:b w:val="false"/>
+                <w:bCs w:val="false"/>
+                <w:sz w:val="20"/>
+                <w:szCs w:val="20"/>
+              </w:rPr>
+              <w:t xml:space="preserve">DEFAULT ''</w:t>
+            </w:r>
+          </w:p>
+        </w:tc>
+        <w:tc>
+          <w:tcPr>
+            <w:tcW w:type="pct" w:w="38%"/>
+            <w:vAlign w:val="center"/>
+          </w:tcPr>
+          <w:p>
+            <w:pPr>
+              <w:jc w:val="center"/>
+            </w:pPr>
+            <w:r>
+              <w:rPr>
+                <w:rFonts w:ascii="SimSun" w:cs="SimSun" w:eastAsia="SimSun" w:hAnsi="SimSun"/>
+                <w:b w:val="false"/>
+                <w:bCs w:val="false"/>
+                <w:sz w:val="20"/>
+                <w:szCs w:val="20"/>
+              </w:rPr>
+              <w:t xml:space="preserve">备注</w:t>
+            </w:r>
+          </w:p>
+        </w:tc>
+      </w:tr>
+      <w:tr>
+        <w:tc>
+          <w:tcPr>
+            <w:tcW w:type="pct" w:w="18%"/>
+            <w:shd w:fill="eaf2f8"/>
+            <w:vAlign w:val="center"/>
+          </w:tcPr>
+          <w:p>
+            <w:pPr>
+              <w:jc w:val="center"/>
+            </w:pPr>
+            <w:r>
+              <w:rPr>
+                <w:rFonts w:ascii="SimSun" w:cs="SimSun" w:eastAsia="SimSun" w:hAnsi="SimSun"/>
+                <w:b w:val="false"/>
+                <w:bCs w:val="false"/>
+                <w:sz w:val="20"/>
+                <w:szCs w:val="20"/>
+              </w:rPr>
+              <w:t xml:space="preserve">created_at</w:t>
+            </w:r>
+          </w:p>
+        </w:tc>
+        <w:tc>
+          <w:tcPr>
+            <w:tcW w:type="pct" w:w="22%"/>
+            <w:shd w:fill="eaf2f8"/>
+            <w:vAlign w:val="center"/>
+          </w:tcPr>
+          <w:p>
+            <w:pPr>
+              <w:jc w:val="center"/>
+            </w:pPr>
+            <w:r>
+              <w:rPr>
+                <w:rFonts w:ascii="SimSun" w:cs="SimSun" w:eastAsia="SimSun" w:hAnsi="SimSun"/>
+                <w:b w:val="false"/>
+                <w:bCs w:val="false"/>
+                <w:sz w:val="20"/>
+                <w:szCs w:val="20"/>
+              </w:rPr>
+              <w:t xml:space="preserve">DATETIME</w:t>
+            </w:r>
+          </w:p>
+        </w:tc>
+        <w:tc>
+          <w:tcPr>
+            <w:tcW w:type="pct" w:w="22%"/>
+            <w:shd w:fill="eaf2f8"/>
+            <w:vAlign w:val="center"/>
+          </w:tcPr>
+          <w:p>
+            <w:pPr>
+              <w:jc w:val="center"/>
+            </w:pPr>
+            <w:r>
+              <w:rPr>
+                <w:rFonts w:ascii="SimSun" w:cs="SimSun" w:eastAsia="SimSun" w:hAnsi="SimSun"/>
+                <w:b w:val="false"/>
+                <w:bCs w:val="false"/>
+                <w:sz w:val="20"/>
+                <w:szCs w:val="20"/>
+              </w:rPr>
+              <w:t xml:space="preserve">DEFAULT NOW()</w:t>
+            </w:r>
+          </w:p>
+        </w:tc>
+        <w:tc>
+          <w:tcPr>
+            <w:tcW w:type="pct" w:w="38%"/>
+            <w:shd w:fill="eaf2f8"/>
+            <w:vAlign w:val="center"/>
+          </w:tcPr>
+          <w:p>
+            <w:pPr>
+              <w:jc w:val="center"/>
+            </w:pPr>
+            <w:r>
+              <w:rPr>
+                <w:rFonts w:ascii="SimSun" w:cs="SimSun" w:eastAsia="SimSun" w:hAnsi="SimSun"/>
+                <w:b w:val="false"/>
+                <w:bCs w:val="false"/>
+                <w:sz w:val="20"/>
+                <w:szCs w:val="20"/>
+              </w:rPr>
+              <w:t xml:space="preserve">下单时间</w:t>
+            </w:r>
+          </w:p>
+        </w:tc>
+      </w:tr>
+      <w:tr>
+        <w:tc>
+          <w:tcPr>
+            <w:tcW w:type="pct" w:w="18%"/>
+            <w:vAlign w:val="center"/>
+          </w:tcPr>
+          <w:p>
+            <w:pPr>
+              <w:jc w:val="center"/>
+            </w:pPr>
+            <w:r>
+              <w:rPr>
+                <w:rFonts w:ascii="SimSun" w:cs="SimSun" w:eastAsia="SimSun" w:hAnsi="SimSun"/>
+                <w:b w:val="false"/>
+                <w:bCs w:val="false"/>
+                <w:sz w:val="20"/>
+                <w:szCs w:val="20"/>
+              </w:rPr>
+              <w:t xml:space="preserve">updated_at</w:t>
+            </w:r>
+          </w:p>
+        </w:tc>
+        <w:tc>
+          <w:tcPr>
+            <w:tcW w:type="pct" w:w="22%"/>
+            <w:vAlign w:val="center"/>
+          </w:tcPr>
+          <w:p>
+            <w:pPr>
+              <w:jc w:val="center"/>
+            </w:pPr>
+            <w:r>
+              <w:rPr>
+                <w:rFonts w:ascii="SimSun" w:cs="SimSun" w:eastAsia="SimSun" w:hAnsi="SimSun"/>
+                <w:b w:val="false"/>
+                <w:bCs w:val="false"/>
+                <w:sz w:val="20"/>
+                <w:szCs w:val="20"/>
+              </w:rPr>
+              <w:t xml:space="preserve">DATETIME</w:t>
+            </w:r>
+          </w:p>
+        </w:tc>
+        <w:tc>
+          <w:tcPr>
+            <w:tcW w:type="pct" w:w="22%"/>
+            <w:vAlign w:val="center"/>
+          </w:tcPr>
+          <w:p>
+            <w:pPr>
+              <w:jc w:val="center"/>
+            </w:pPr>
+            <w:r>
+              <w:rPr>
+                <w:rFonts w:ascii="SimSun" w:cs="SimSun" w:eastAsia="SimSun" w:hAnsi="SimSun"/>
+                <w:b w:val="false"/>
+                <w:bCs w:val="false"/>
+                <w:sz w:val="20"/>
+                <w:szCs w:val="20"/>
+              </w:rPr>
+              <w:t xml:space="preserve">ON UPDATE NOW()</w:t>
+            </w:r>
+          </w:p>
+        </w:tc>
+        <w:tc>
+          <w:tcPr>
+            <w:tcW w:type="pct" w:w="38%"/>
+            <w:vAlign w:val="center"/>
+          </w:tcPr>
+          <w:p>
+            <w:pPr>
+              <w:jc w:val="center"/>
+            </w:pPr>
+            <w:r>
+              <w:rPr>
+                <w:rFonts w:ascii="SimSun" w:cs="SimSun" w:eastAsia="SimSun" w:hAnsi="SimSun"/>
+                <w:b w:val="false"/>
+                <w:bCs w:val="false"/>
+                <w:sz w:val="20"/>
+                <w:szCs w:val="20"/>
+              </w:rPr>
+              <w:t xml:space="preserve">状态变更时间</w:t>
+            </w:r>
+          </w:p>
+        </w:tc>
+      </w:tr>
+    </w:tbl>
+    <w:p>
+      <w:pPr>
+        <w:spacing w:after="100"/>
+      </w:pPr>
+      <w:r>
+        <w:rPr>
+          <w:sz w:val="12"/>
+          <w:szCs w:val="12"/>
+        </w:rPr>
+        <w:t xml:space="preserve"/>
+      </w:r>
+    </w:p>
+    <w:p>
+      <w:pPr>
+        <w:pStyle w:val="Heading3"/>
+        <w:spacing w:after="100" w:before="200"/>
+      </w:pPr>
+      <w:r>
+        <w:rPr>
+          <w:rFonts w:ascii="SimHei" w:cs="SimHei" w:eastAsia="SimHei" w:hAnsi="SimHei"/>
+          <w:b/>
+          <w:bCs/>
+          <w:color w:val="2e86c1"/>
+          <w:sz w:val="22"/>
+          <w:szCs w:val="22"/>
+        </w:rPr>
+        <w:t xml:space="preserve">⑥ 订单明细表（order_items）</w:t>
+      </w:r>
+    </w:p>
+    <w:p>
+      <w:pPr>
+        <w:spacing w:after="120" w:line="360"/>
+        <w:ind w:firstLine="420"/>
+      </w:pPr>
+      <w:r>
+        <w:rPr>
+          <w:rFonts w:ascii="SimSun" w:cs="SimSun" w:eastAsia="SimSun" w:hAnsi="SimSun"/>
+          <w:sz w:val="21"/>
+          <w:szCs w:val="21"/>
+        </w:rPr>
+        <w:t xml:space="preserve">订单-商品多对多关联表，记录每个订单中每种商品的数量和价格。</w:t>
+      </w:r>
+    </w:p>
+    <w:tbl>
+      <w:tblPr>
+        <w:tblW w:type="pct" w:w="100%"/>
+        <w:tblBorders>
+          <w:top w:val="single" w:color="auto" w:sz="4"/>
+          <w:left w:val="single" w:color="auto" w:sz="4"/>
+          <w:bottom w:val="single" w:color="auto" w:sz="4"/>
+          <w:right w:val="single" w:color="auto" w:sz="4"/>
+          <w:insideH w:val="single" w:color="auto" w:sz="4"/>
+          <w:insideV w:val="single" w:color="auto" w:sz="4"/>
+        </w:tblBorders>
+      </w:tblPr>
+      <w:tblGrid>
+        <w:gridCol w:w="100"/>
+        <w:gridCol w:w="100"/>
+        <w:gridCol w:w="100"/>
+        <w:gridCol w:w="100"/>
+      </w:tblGrid>
+      <w:tr>
+        <w:tc>
+          <w:tcPr>
+            <w:tcW w:type="pct" w:w="18%"/>
+            <w:shd w:fill="1a5276"/>
+            <w:vAlign w:val="center"/>
+          </w:tcPr>
+          <w:p>
+            <w:pPr>
+              <w:jc w:val="center"/>
+            </w:pPr>
+            <w:r>
+              <w:rPr>
+                <w:rFonts w:ascii="SimSun" w:cs="SimSun" w:eastAsia="SimSun" w:hAnsi="SimSun"/>
+                <w:b/>
+                <w:bCs/>
+                <w:color w:val="FFFFFF"/>
+                <w:sz w:val="20"/>
+                <w:szCs w:val="20"/>
+              </w:rPr>
+              <w:t xml:space="preserve">字段</w:t>
+            </w:r>
+          </w:p>
+        </w:tc>
+        <w:tc>
+          <w:tcPr>
+            <w:tcW w:type="pct" w:w="22%"/>
+            <w:shd w:fill="1a5276"/>
+            <w:vAlign w:val="center"/>
+          </w:tcPr>
+          <w:p>
+            <w:pPr>
+              <w:jc w:val="center"/>
+            </w:pPr>
+            <w:r>
+              <w:rPr>
+                <w:rFonts w:ascii="SimSun" w:cs="SimSun" w:eastAsia="SimSun" w:hAnsi="SimSun"/>
+                <w:b/>
+                <w:bCs/>
+                <w:color w:val="FFFFFF"/>
+                <w:sz w:val="20"/>
+                <w:szCs w:val="20"/>
+              </w:rPr>
+              <w:t xml:space="preserve">类型</w:t>
+            </w:r>
+          </w:p>
+        </w:tc>
+        <w:tc>
+          <w:tcPr>
+            <w:tcW w:type="pct" w:w="22%"/>
+            <w:shd w:fill="1a5276"/>
+            <w:vAlign w:val="center"/>
+          </w:tcPr>
+          <w:p>
+            <w:pPr>
+              <w:jc w:val="center"/>
+            </w:pPr>
+            <w:r>
+              <w:rPr>
+                <w:rFonts w:ascii="SimSun" w:cs="SimSun" w:eastAsia="SimSun" w:hAnsi="SimSun"/>
+                <w:b/>
+                <w:bCs/>
+                <w:color w:val="FFFFFF"/>
+                <w:sz w:val="20"/>
+                <w:szCs w:val="20"/>
+              </w:rPr>
+              <w:t xml:space="preserve">约束</w:t>
+            </w:r>
+          </w:p>
+        </w:tc>
+        <w:tc>
+          <w:tcPr>
+            <w:tcW w:type="pct" w:w="38%"/>
+            <w:shd w:fill="1a5276"/>
+            <w:vAlign w:val="center"/>
+          </w:tcPr>
+          <w:p>
+            <w:pPr>
+              <w:jc w:val="center"/>
+            </w:pPr>
+            <w:r>
+              <w:rPr>
+                <w:rFonts w:ascii="SimSun" w:cs="SimSun" w:eastAsia="SimSun" w:hAnsi="SimSun"/>
+                <w:b/>
+                <w:bCs/>
+                <w:color w:val="FFFFFF"/>
+                <w:sz w:val="20"/>
+                <w:szCs w:val="20"/>
+              </w:rPr>
+              <w:t xml:space="preserve">说明</w:t>
+            </w:r>
+          </w:p>
+        </w:tc>
+      </w:tr>
+      <w:tr>
+        <w:tc>
+          <w:tcPr>
+            <w:tcW w:type="pct" w:w="18%"/>
+            <w:vAlign w:val="center"/>
+          </w:tcPr>
+          <w:p>
+            <w:pPr>
+              <w:jc w:val="center"/>
+            </w:pPr>
+            <w:r>
+              <w:rPr>
+                <w:rFonts w:ascii="SimSun" w:cs="SimSun" w:eastAsia="SimSun" w:hAnsi="SimSun"/>
+                <w:b w:val="false"/>
+                <w:bCs w:val="false"/>
+                <w:sz w:val="20"/>
+                <w:szCs w:val="20"/>
+              </w:rPr>
+              <w:t xml:space="preserve">id</w:t>
+            </w:r>
+          </w:p>
+        </w:tc>
+        <w:tc>
+          <w:tcPr>
+            <w:tcW w:type="pct" w:w="22%"/>
+            <w:vAlign w:val="center"/>
+          </w:tcPr>
+          <w:p>
+            <w:pPr>
+              <w:jc w:val="center"/>
+            </w:pPr>
+            <w:r>
+              <w:rPr>
+                <w:rFonts w:ascii="SimSun" w:cs="SimSun" w:eastAsia="SimSun" w:hAnsi="SimSun"/>
+                <w:b w:val="false"/>
+                <w:bCs w:val="false"/>
+                <w:sz w:val="20"/>
+                <w:szCs w:val="20"/>
+              </w:rPr>
+              <w:t xml:space="preserve">INT</w:t>
+            </w:r>
+          </w:p>
+        </w:tc>
+        <w:tc>
+          <w:tcPr>
+            <w:tcW w:type="pct" w:w="22%"/>
+            <w:vAlign w:val="center"/>
+          </w:tcPr>
+          <w:p>
+            <w:pPr>
+              <w:jc w:val="center"/>
+            </w:pPr>
+            <w:r>
+              <w:rPr>
+                <w:rFonts w:ascii="SimSun" w:cs="SimSun" w:eastAsia="SimSun" w:hAnsi="SimSun"/>
+                <w:b w:val="false"/>
+                <w:bCs w:val="false"/>
+                <w:sz w:val="20"/>
+                <w:szCs w:val="20"/>
+              </w:rPr>
+              <w:t xml:space="preserve">PK AUTO_INCREMENT</w:t>
+            </w:r>
+          </w:p>
+        </w:tc>
+        <w:tc>
+          <w:tcPr>
+            <w:tcW w:type="pct" w:w="38%"/>
+            <w:vAlign w:val="center"/>
+          </w:tcPr>
+          <w:p>
+            <w:pPr>
+              <w:jc w:val="center"/>
+            </w:pPr>
+            <w:r>
+              <w:rPr>
+                <w:rFonts w:ascii="SimSun" w:cs="SimSun" w:eastAsia="SimSun" w:hAnsi="SimSun"/>
+                <w:b w:val="false"/>
+                <w:bCs w:val="false"/>
+                <w:sz w:val="20"/>
+                <w:szCs w:val="20"/>
+              </w:rPr>
+              <w:t xml:space="preserve">明细 ID</w:t>
+            </w:r>
+          </w:p>
+        </w:tc>
+      </w:tr>
+      <w:tr>
+        <w:tc>
+          <w:tcPr>
+            <w:tcW w:type="pct" w:w="18%"/>
+            <w:shd w:fill="eaf2f8"/>
+            <w:vAlign w:val="center"/>
+          </w:tcPr>
+          <w:p>
+            <w:pPr>
+              <w:jc w:val="center"/>
+            </w:pPr>
+            <w:r>
+              <w:rPr>
+                <w:rFonts w:ascii="SimSun" w:cs="SimSun" w:eastAsia="SimSun" w:hAnsi="SimSun"/>
+                <w:b w:val="false"/>
+                <w:bCs w:val="false"/>
+                <w:sz w:val="20"/>
+                <w:szCs w:val="20"/>
+              </w:rPr>
+              <w:t xml:space="preserve">order_id</w:t>
+            </w:r>
+          </w:p>
+        </w:tc>
+        <w:tc>
+          <w:tcPr>
+            <w:tcW w:type="pct" w:w="22%"/>
+            <w:shd w:fill="eaf2f8"/>
+            <w:vAlign w:val="center"/>
+          </w:tcPr>
+          <w:p>
+            <w:pPr>
+              <w:jc w:val="center"/>
+            </w:pPr>
+            <w:r>
+              <w:rPr>
+                <w:rFonts w:ascii="SimSun" w:cs="SimSun" w:eastAsia="SimSun" w:hAnsi="SimSun"/>
+                <w:b w:val="false"/>
+                <w:bCs w:val="false"/>
+                <w:sz w:val="20"/>
+                <w:szCs w:val="20"/>
+              </w:rPr>
+              <w:t xml:space="preserve">INT</w:t>
+            </w:r>
+          </w:p>
+        </w:tc>
+        <w:tc>
+          <w:tcPr>
+            <w:tcW w:type="pct" w:w="22%"/>
+            <w:shd w:fill="eaf2f8"/>
+            <w:vAlign w:val="center"/>
+          </w:tcPr>
+          <w:p>
+            <w:pPr>
+              <w:jc w:val="center"/>
+            </w:pPr>
+            <w:r>
+              <w:rPr>
+                <w:rFonts w:ascii="SimSun" w:cs="SimSun" w:eastAsia="SimSun" w:hAnsi="SimSun"/>
+                <w:b w:val="false"/>
+                <w:bCs w:val="false"/>
+                <w:sz w:val="20"/>
+                <w:szCs w:val="20"/>
+              </w:rPr>
+              <w:t xml:space="preserve">FK CASCADE DELETE</w:t>
+            </w:r>
+          </w:p>
+        </w:tc>
+        <w:tc>
+          <w:tcPr>
+            <w:tcW w:type="pct" w:w="38%"/>
+            <w:shd w:fill="eaf2f8"/>
+            <w:vAlign w:val="center"/>
+          </w:tcPr>
+          <w:p>
+            <w:pPr>
+              <w:jc w:val="center"/>
+            </w:pPr>
+            <w:r>
+              <w:rPr>
+                <w:rFonts w:ascii="SimSun" w:cs="SimSun" w:eastAsia="SimSun" w:hAnsi="SimSun"/>
+                <w:b w:val="false"/>
+                <w:bCs w:val="false"/>
+                <w:sz w:val="20"/>
+                <w:szCs w:val="20"/>
+              </w:rPr>
+              <w:t xml:space="preserve">所属订单</w:t>
+            </w:r>
+          </w:p>
+        </w:tc>
+      </w:tr>
+      <w:tr>
+        <w:tc>
+          <w:tcPr>
+            <w:tcW w:type="pct" w:w="18%"/>
+            <w:vAlign w:val="center"/>
+          </w:tcPr>
+          <w:p>
+            <w:pPr>
+              <w:jc w:val="center"/>
+            </w:pPr>
+            <w:r>
+              <w:rPr>
+                <w:rFonts w:ascii="SimSun" w:cs="SimSun" w:eastAsia="SimSun" w:hAnsi="SimSun"/>
+                <w:b w:val="false"/>
+                <w:bCs w:val="false"/>
+                <w:sz w:val="20"/>
+                <w:szCs w:val="20"/>
+              </w:rPr>
+              <w:t xml:space="preserve">product_id</w:t>
+            </w:r>
+          </w:p>
+        </w:tc>
+        <w:tc>
+          <w:tcPr>
+            <w:tcW w:type="pct" w:w="22%"/>
+            <w:vAlign w:val="center"/>
+          </w:tcPr>
+          <w:p>
+            <w:pPr>
+              <w:jc w:val="center"/>
+            </w:pPr>
+            <w:r>
+              <w:rPr>
+                <w:rFonts w:ascii="SimSun" w:cs="SimSun" w:eastAsia="SimSun" w:hAnsi="SimSun"/>
+                <w:b w:val="false"/>
+                <w:bCs w:val="false"/>
+                <w:sz w:val="20"/>
+                <w:szCs w:val="20"/>
+              </w:rPr>
+              <w:t xml:space="preserve">INT</w:t>
+            </w:r>
+          </w:p>
+        </w:tc>
+        <w:tc>
+          <w:tcPr>
+            <w:tcW w:type="pct" w:w="22%"/>
+            <w:vAlign w:val="center"/>
+          </w:tcPr>
+          <w:p>
+            <w:pPr>
+              <w:jc w:val="center"/>
+            </w:pPr>
+            <w:r>
+              <w:rPr>
+                <w:rFonts w:ascii="SimSun" w:cs="SimSun" w:eastAsia="SimSun" w:hAnsi="SimSun"/>
+                <w:b w:val="false"/>
+                <w:bCs w:val="false"/>
+                <w:sz w:val="20"/>
+                <w:szCs w:val="20"/>
+              </w:rPr>
+              <w:t xml:space="preserve">FK NOT NULL</w:t>
+            </w:r>
+          </w:p>
+        </w:tc>
+        <w:tc>
+          <w:tcPr>
+            <w:tcW w:type="pct" w:w="38%"/>
+            <w:vAlign w:val="center"/>
+          </w:tcPr>
+          <w:p>
+            <w:pPr>
+              <w:jc w:val="center"/>
+            </w:pPr>
+            <w:r>
+              <w:rPr>
+                <w:rFonts w:ascii="SimSun" w:cs="SimSun" w:eastAsia="SimSun" w:hAnsi="SimSun"/>
+                <w:b w:val="false"/>
+                <w:bCs w:val="false"/>
+                <w:sz w:val="20"/>
+                <w:szCs w:val="20"/>
+              </w:rPr>
+              <w:t xml:space="preserve">商品 ID</w:t>
+            </w:r>
+          </w:p>
+        </w:tc>
+      </w:tr>
+      <w:tr>
+        <w:tc>
+          <w:tcPr>
+            <w:tcW w:type="pct" w:w="18%"/>
+            <w:shd w:fill="eaf2f8"/>
+            <w:vAlign w:val="center"/>
+          </w:tcPr>
+          <w:p>
+            <w:pPr>
+              <w:jc w:val="center"/>
+            </w:pPr>
+            <w:r>
+              <w:rPr>
+                <w:rFonts w:ascii="SimSun" w:cs="SimSun" w:eastAsia="SimSun" w:hAnsi="SimSun"/>
+                <w:b w:val="false"/>
+                <w:bCs w:val="false"/>
+                <w:sz w:val="20"/>
+                <w:szCs w:val="20"/>
+              </w:rPr>
+              <w:t xml:space="preserve">quantity</w:t>
+            </w:r>
+          </w:p>
+        </w:tc>
+        <w:tc>
+          <w:tcPr>
+            <w:tcW w:type="pct" w:w="22%"/>
+            <w:shd w:fill="eaf2f8"/>
+            <w:vAlign w:val="center"/>
+          </w:tcPr>
+          <w:p>
+            <w:pPr>
+              <w:jc w:val="center"/>
+            </w:pPr>
+            <w:r>
+              <w:rPr>
+                <w:rFonts w:ascii="SimSun" w:cs="SimSun" w:eastAsia="SimSun" w:hAnsi="SimSun"/>
+                <w:b w:val="false"/>
+                <w:bCs w:val="false"/>
+                <w:sz w:val="20"/>
+                <w:szCs w:val="20"/>
+              </w:rPr>
+              <w:t xml:space="preserve">INT</w:t>
+            </w:r>
+          </w:p>
+        </w:tc>
+        <w:tc>
+          <w:tcPr>
+            <w:tcW w:type="pct" w:w="22%"/>
+            <w:shd w:fill="eaf2f8"/>
+            <w:vAlign w:val="center"/>
+          </w:tcPr>
+          <w:p>
+            <w:pPr>
+              <w:jc w:val="center"/>
+            </w:pPr>
+            <w:r>
+              <w:rPr>
+                <w:rFonts w:ascii="SimSun" w:cs="SimSun" w:eastAsia="SimSun" w:hAnsi="SimSun"/>
+                <w:b w:val="false"/>
+                <w:bCs w:val="false"/>
+                <w:sz w:val="20"/>
+                <w:szCs w:val="20"/>
+              </w:rPr>
+              <w:t xml:space="preserve">NOT NULL</w:t>
+            </w:r>
+          </w:p>
+        </w:tc>
+        <w:tc>
+          <w:tcPr>
+            <w:tcW w:type="pct" w:w="38%"/>
+            <w:shd w:fill="eaf2f8"/>
+            <w:vAlign w:val="center"/>
+          </w:tcPr>
+          <w:p>
+            <w:pPr>
+              <w:jc w:val="center"/>
+            </w:pPr>
+            <w:r>
+              <w:rPr>
+                <w:rFonts w:ascii="SimSun" w:cs="SimSun" w:eastAsia="SimSun" w:hAnsi="SimSun"/>
+                <w:b w:val="false"/>
+                <w:bCs w:val="false"/>
+                <w:sz w:val="20"/>
+                <w:szCs w:val="20"/>
+              </w:rPr>
+              <w:t xml:space="preserve">购买数量</w:t>
+            </w:r>
+          </w:p>
+        </w:tc>
+      </w:tr>
+      <w:tr>
+        <w:tc>
+          <w:tcPr>
+            <w:tcW w:type="pct" w:w="18%"/>
+            <w:vAlign w:val="center"/>
+          </w:tcPr>
+          <w:p>
+            <w:pPr>
+              <w:jc w:val="center"/>
+            </w:pPr>
+            <w:r>
+              <w:rPr>
+                <w:rFonts w:ascii="SimSun" w:cs="SimSun" w:eastAsia="SimSun" w:hAnsi="SimSun"/>
+                <w:b w:val="false"/>
+                <w:bCs w:val="false"/>
+                <w:sz w:val="20"/>
+                <w:szCs w:val="20"/>
+              </w:rPr>
+              <w:t xml:space="preserve">price</w:t>
+            </w:r>
+          </w:p>
+        </w:tc>
+        <w:tc>
+          <w:tcPr>
+            <w:tcW w:type="pct" w:w="22%"/>
+            <w:vAlign w:val="center"/>
+          </w:tcPr>
+          <w:p>
+            <w:pPr>
+              <w:jc w:val="center"/>
+            </w:pPr>
+            <w:r>
+              <w:rPr>
+                <w:rFonts w:ascii="SimSun" w:cs="SimSun" w:eastAsia="SimSun" w:hAnsi="SimSun"/>
+                <w:b w:val="false"/>
+                <w:bCs w:val="false"/>
+                <w:sz w:val="20"/>
+                <w:szCs w:val="20"/>
+              </w:rPr>
+              <w:t xml:space="preserve">DECIMAL(12,2)</w:t>
+            </w:r>
+          </w:p>
+        </w:tc>
+        <w:tc>
+          <w:tcPr>
+            <w:tcW w:type="pct" w:w="22%"/>
+            <w:vAlign w:val="center"/>
+          </w:tcPr>
+          <w:p>
+            <w:pPr>
+              <w:jc w:val="center"/>
+            </w:pPr>
+            <w:r>
+              <w:rPr>
+                <w:rFonts w:ascii="SimSun" w:cs="SimSun" w:eastAsia="SimSun" w:hAnsi="SimSun"/>
+                <w:b w:val="false"/>
+                <w:bCs w:val="false"/>
+                <w:sz w:val="20"/>
+                <w:szCs w:val="20"/>
+              </w:rPr>
+              <w:t xml:space="preserve">NOT NULL</w:t>
+            </w:r>
+          </w:p>
+        </w:tc>
+        <w:tc>
+          <w:tcPr>
+            <w:tcW w:type="pct" w:w="38%"/>
+            <w:vAlign w:val="center"/>
+          </w:tcPr>
+          <w:p>
+            <w:pPr>
+              <w:jc w:val="center"/>
+            </w:pPr>
+            <w:r>
+              <w:rPr>
+                <w:rFonts w:ascii="SimSun" w:cs="SimSun" w:eastAsia="SimSun" w:hAnsi="SimSun"/>
+                <w:b w:val="false"/>
+                <w:bCs w:val="false"/>
+                <w:sz w:val="20"/>
+                <w:szCs w:val="20"/>
+              </w:rPr>
+              <w:t xml:space="preserve">下单时单价</w:t>
+            </w:r>
+          </w:p>
+        </w:tc>
+      </w:tr>
+    </w:tbl>
+    <w:p>
+      <w:pPr>
+        <w:spacing w:after="100"/>
+      </w:pPr>
+      <w:r>
+        <w:rPr>
+          <w:sz w:val="12"/>
+          <w:szCs w:val="12"/>
+        </w:rPr>
+        <w:t xml:space="preserve"/>
+      </w:r>
+    </w:p>
+    <w:p>
+      <w:pPr>
+        <w:pStyle w:val="Heading3"/>
+        <w:spacing w:after="100" w:before="200"/>
+      </w:pPr>
+      <w:r>
+        <w:rPr>
+          <w:rFonts w:ascii="SimHei" w:cs="SimHei" w:eastAsia="SimHei" w:hAnsi="SimHei"/>
+          <w:b/>
+          <w:bCs/>
+          <w:color w:val="2e86c1"/>
+          <w:sz w:val="22"/>
+          <w:szCs w:val="22"/>
+        </w:rPr>
+        <w:t xml:space="preserve">⑦ 商品评价表（product_reviews）</w:t>
+      </w:r>
+    </w:p>
+    <w:p>
+      <w:pPr>
+        <w:spacing w:after="120" w:line="360"/>
+        <w:ind w:firstLine="420"/>
+      </w:pPr>
+      <w:r>
+        <w:rPr>
+          <w:rFonts w:ascii="SimSun" w:cs="SimSun" w:eastAsia="SimSun" w:hAnsi="SimSun"/>
+          <w:sz w:val="21"/>
+          <w:szCs w:val="21"/>
+        </w:rPr>
+        <w:t xml:space="preserve">用户对已收货商品的评价，同订单同商品只允许评价一次。</w:t>
+      </w:r>
+    </w:p>
+    <w:tbl>
+      <w:tblPr>
+        <w:tblW w:type="pct" w:w="100%"/>
+        <w:tblBorders>
+          <w:top w:val="single" w:color="auto" w:sz="4"/>
+          <w:left w:val="single" w:color="auto" w:sz="4"/>
+          <w:bottom w:val="single" w:color="auto" w:sz="4"/>
+          <w:right w:val="single" w:color="auto" w:sz="4"/>
+          <w:insideH w:val="single" w:color="auto" w:sz="4"/>
+          <w:insideV w:val="single" w:color="auto" w:sz="4"/>
+        </w:tblBorders>
+      </w:tblPr>
+      <w:tblGrid>
+        <w:gridCol w:w="100"/>
+        <w:gridCol w:w="100"/>
+        <w:gridCol w:w="100"/>
+        <w:gridCol w:w="100"/>
+      </w:tblGrid>
+      <w:tr>
+        <w:tc>
+          <w:tcPr>
+            <w:tcW w:type="pct" w:w="18%"/>
+            <w:shd w:fill="1a5276"/>
+            <w:vAlign w:val="center"/>
+          </w:tcPr>
+          <w:p>
+            <w:pPr>
+              <w:jc w:val="center"/>
+            </w:pPr>
+            <w:r>
+              <w:rPr>
+                <w:rFonts w:ascii="SimSun" w:cs="SimSun" w:eastAsia="SimSun" w:hAnsi="SimSun"/>
+                <w:b/>
+                <w:bCs/>
+                <w:color w:val="FFFFFF"/>
+                <w:sz w:val="20"/>
+                <w:szCs w:val="20"/>
+              </w:rPr>
+              <w:t xml:space="preserve">字段</w:t>
+            </w:r>
+          </w:p>
+        </w:tc>
+        <w:tc>
+          <w:tcPr>
+            <w:tcW w:type="pct" w:w="22%"/>
+            <w:shd w:fill="1a5276"/>
+            <w:vAlign w:val="center"/>
+          </w:tcPr>
+          <w:p>
+            <w:pPr>
+              <w:jc w:val="center"/>
+            </w:pPr>
+            <w:r>
+              <w:rPr>
+                <w:rFonts w:ascii="SimSun" w:cs="SimSun" w:eastAsia="SimSun" w:hAnsi="SimSun"/>
+                <w:b/>
+                <w:bCs/>
+                <w:color w:val="FFFFFF"/>
+                <w:sz w:val="20"/>
+                <w:szCs w:val="20"/>
+              </w:rPr>
+              <w:t xml:space="preserve">类型</w:t>
+            </w:r>
+          </w:p>
+        </w:tc>
+        <w:tc>
+          <w:tcPr>
+            <w:tcW w:type="pct" w:w="22%"/>
+            <w:shd w:fill="1a5276"/>
+            <w:vAlign w:val="center"/>
+          </w:tcPr>
+          <w:p>
+            <w:pPr>
+              <w:jc w:val="center"/>
+            </w:pPr>
+            <w:r>
+              <w:rPr>
+                <w:rFonts w:ascii="SimSun" w:cs="SimSun" w:eastAsia="SimSun" w:hAnsi="SimSun"/>
+                <w:b/>
+                <w:bCs/>
+                <w:color w:val="FFFFFF"/>
+                <w:sz w:val="20"/>
+                <w:szCs w:val="20"/>
+              </w:rPr>
+              <w:t xml:space="preserve">约束</w:t>
+            </w:r>
+          </w:p>
+        </w:tc>
+        <w:tc>
+          <w:tcPr>
+            <w:tcW w:type="pct" w:w="38%"/>
+            <w:shd w:fill="1a5276"/>
+            <w:vAlign w:val="center"/>
+          </w:tcPr>
+          <w:p>
+            <w:pPr>
+              <w:jc w:val="center"/>
+            </w:pPr>
+            <w:r>
+              <w:rPr>
+                <w:rFonts w:ascii="SimSun" w:cs="SimSun" w:eastAsia="SimSun" w:hAnsi="SimSun"/>
+                <w:b/>
+                <w:bCs/>
+                <w:color w:val="FFFFFF"/>
+                <w:sz w:val="20"/>
+                <w:szCs w:val="20"/>
+              </w:rPr>
+              <w:t xml:space="preserve">说明</w:t>
+            </w:r>
+          </w:p>
+        </w:tc>
+      </w:tr>
+      <w:tr>
+        <w:tc>
+          <w:tcPr>
+            <w:tcW w:type="pct" w:w="18%"/>
+            <w:vAlign w:val="center"/>
+          </w:tcPr>
+          <w:p>
+            <w:pPr>
+              <w:jc w:val="center"/>
+            </w:pPr>
+            <w:r>
+              <w:rPr>
+                <w:rFonts w:ascii="SimSun" w:cs="SimSun" w:eastAsia="SimSun" w:hAnsi="SimSun"/>
+                <w:b w:val="false"/>
+                <w:bCs w:val="false"/>
+                <w:sz w:val="20"/>
+                <w:szCs w:val="20"/>
+              </w:rPr>
+              <w:t xml:space="preserve">id</w:t>
+            </w:r>
+          </w:p>
+        </w:tc>
+        <w:tc>
+          <w:tcPr>
+            <w:tcW w:type="pct" w:w="22%"/>
+            <w:vAlign w:val="center"/>
+          </w:tcPr>
+          <w:p>
+            <w:pPr>
+              <w:jc w:val="center"/>
+            </w:pPr>
+            <w:r>
+              <w:rPr>
+                <w:rFonts w:ascii="SimSun" w:cs="SimSun" w:eastAsia="SimSun" w:hAnsi="SimSun"/>
+                <w:b w:val="false"/>
+                <w:bCs w:val="false"/>
+                <w:sz w:val="20"/>
+                <w:szCs w:val="20"/>
+              </w:rPr>
+              <w:t xml:space="preserve">INT</w:t>
+            </w:r>
+          </w:p>
+        </w:tc>
+        <w:tc>
+          <w:tcPr>
+            <w:tcW w:type="pct" w:w="22%"/>
+            <w:vAlign w:val="center"/>
+          </w:tcPr>
+          <w:p>
+            <w:pPr>
+              <w:jc w:val="center"/>
+            </w:pPr>
+            <w:r>
+              <w:rPr>
+                <w:rFonts w:ascii="SimSun" w:cs="SimSun" w:eastAsia="SimSun" w:hAnsi="SimSun"/>
+                <w:b w:val="false"/>
+                <w:bCs w:val="false"/>
+                <w:sz w:val="20"/>
+                <w:szCs w:val="20"/>
+              </w:rPr>
+              <w:t xml:space="preserve">PK AUTO_INCREMENT</w:t>
+            </w:r>
+          </w:p>
+        </w:tc>
+        <w:tc>
+          <w:tcPr>
+            <w:tcW w:type="pct" w:w="38%"/>
+            <w:vAlign w:val="center"/>
+          </w:tcPr>
+          <w:p>
+            <w:pPr>
+              <w:jc w:val="center"/>
+            </w:pPr>
+            <w:r>
+              <w:rPr>
+                <w:rFonts w:ascii="SimSun" w:cs="SimSun" w:eastAsia="SimSun" w:hAnsi="SimSun"/>
+                <w:b w:val="false"/>
+                <w:bCs w:val="false"/>
+                <w:sz w:val="20"/>
+                <w:szCs w:val="20"/>
+              </w:rPr>
+              <w:t xml:space="preserve">评价 ID</w:t>
+            </w:r>
+          </w:p>
+        </w:tc>
+      </w:tr>
+      <w:tr>
+        <w:tc>
+          <w:tcPr>
+            <w:tcW w:type="pct" w:w="18%"/>
+            <w:shd w:fill="eaf2f8"/>
+            <w:vAlign w:val="center"/>
+          </w:tcPr>
+          <w:p>
+            <w:pPr>
+              <w:jc w:val="center"/>
+            </w:pPr>
+            <w:r>
+              <w:rPr>
+                <w:rFonts w:ascii="SimSun" w:cs="SimSun" w:eastAsia="SimSun" w:hAnsi="SimSun"/>
+                <w:b w:val="false"/>
+                <w:bCs w:val="false"/>
+                <w:sz w:val="20"/>
+                <w:szCs w:val="20"/>
+              </w:rPr>
+              <w:t xml:space="preserve">order_id</w:t>
+            </w:r>
+          </w:p>
+        </w:tc>
+        <w:tc>
+          <w:tcPr>
+            <w:tcW w:type="pct" w:w="22%"/>
+            <w:shd w:fill="eaf2f8"/>
+            <w:vAlign w:val="center"/>
+          </w:tcPr>
+          <w:p>
+            <w:pPr>
+              <w:jc w:val="center"/>
+            </w:pPr>
+            <w:r>
+              <w:rPr>
+                <w:rFonts w:ascii="SimSun" w:cs="SimSun" w:eastAsia="SimSun" w:hAnsi="SimSun"/>
+                <w:b w:val="false"/>
+                <w:bCs w:val="false"/>
+                <w:sz w:val="20"/>
+                <w:szCs w:val="20"/>
+              </w:rPr>
+              <w:t xml:space="preserve">INT</w:t>
+            </w:r>
+          </w:p>
+        </w:tc>
+        <w:tc>
+          <w:tcPr>
+            <w:tcW w:type="pct" w:w="22%"/>
+            <w:shd w:fill="eaf2f8"/>
+            <w:vAlign w:val="center"/>
+          </w:tcPr>
+          <w:p>
+            <w:pPr>
+              <w:jc w:val="center"/>
+            </w:pPr>
+            <w:r>
+              <w:rPr>
+                <w:rFonts w:ascii="SimSun" w:cs="SimSun" w:eastAsia="SimSun" w:hAnsi="SimSun"/>
+                <w:b w:val="false"/>
+                <w:bCs w:val="false"/>
+                <w:sz w:val="20"/>
+                <w:szCs w:val="20"/>
+              </w:rPr>
+              <w:t xml:space="preserve">FK CASCADE DELETE</w:t>
+            </w:r>
+          </w:p>
+        </w:tc>
+        <w:tc>
+          <w:tcPr>
+            <w:tcW w:type="pct" w:w="38%"/>
+            <w:shd w:fill="eaf2f8"/>
+            <w:vAlign w:val="center"/>
+          </w:tcPr>
+          <w:p>
+            <w:pPr>
+              <w:jc w:val="center"/>
+            </w:pPr>
+            <w:r>
+              <w:rPr>
+                <w:rFonts w:ascii="SimSun" w:cs="SimSun" w:eastAsia="SimSun" w:hAnsi="SimSun"/>
+                <w:b w:val="false"/>
+                <w:bCs w:val="false"/>
+                <w:sz w:val="20"/>
+                <w:szCs w:val="20"/>
+              </w:rPr>
+              <w:t xml:space="preserve">关联订单</w:t>
+            </w:r>
+          </w:p>
+        </w:tc>
+      </w:tr>
+      <w:tr>
+        <w:tc>
+          <w:tcPr>
+            <w:tcW w:type="pct" w:w="18%"/>
+            <w:vAlign w:val="center"/>
+          </w:tcPr>
+          <w:p>
+            <w:pPr>
+              <w:jc w:val="center"/>
+            </w:pPr>
+            <w:r>
+              <w:rPr>
+                <w:rFonts w:ascii="SimSun" w:cs="SimSun" w:eastAsia="SimSun" w:hAnsi="SimSun"/>
+                <w:b w:val="false"/>
+                <w:bCs w:val="false"/>
+                <w:sz w:val="20"/>
+                <w:szCs w:val="20"/>
+              </w:rPr>
+              <w:t xml:space="preserve">product_id</w:t>
+            </w:r>
+          </w:p>
+        </w:tc>
+        <w:tc>
+          <w:tcPr>
+            <w:tcW w:type="pct" w:w="22%"/>
+            <w:vAlign w:val="center"/>
+          </w:tcPr>
+          <w:p>
+            <w:pPr>
+              <w:jc w:val="center"/>
+            </w:pPr>
+            <w:r>
+              <w:rPr>
+                <w:rFonts w:ascii="SimSun" w:cs="SimSun" w:eastAsia="SimSun" w:hAnsi="SimSun"/>
+                <w:b w:val="false"/>
+                <w:bCs w:val="false"/>
+                <w:sz w:val="20"/>
+                <w:szCs w:val="20"/>
+              </w:rPr>
+              <w:t xml:space="preserve">INT</w:t>
+            </w:r>
+          </w:p>
+        </w:tc>
+        <w:tc>
+          <w:tcPr>
+            <w:tcW w:type="pct" w:w="22%"/>
+            <w:vAlign w:val="center"/>
+          </w:tcPr>
+          <w:p>
+            <w:pPr>
+              <w:jc w:val="center"/>
+            </w:pPr>
+            <w:r>
+              <w:rPr>
+                <w:rFonts w:ascii="SimSun" w:cs="SimSun" w:eastAsia="SimSun" w:hAnsi="SimSun"/>
+                <w:b w:val="false"/>
+                <w:bCs w:val="false"/>
+                <w:sz w:val="20"/>
+                <w:szCs w:val="20"/>
+              </w:rPr>
+              <w:t xml:space="preserve">FK NOT NULL</w:t>
+            </w:r>
+          </w:p>
+        </w:tc>
+        <w:tc>
+          <w:tcPr>
+            <w:tcW w:type="pct" w:w="38%"/>
+            <w:vAlign w:val="center"/>
+          </w:tcPr>
+          <w:p>
+            <w:pPr>
+              <w:jc w:val="center"/>
+            </w:pPr>
+            <w:r>
+              <w:rPr>
+                <w:rFonts w:ascii="SimSun" w:cs="SimSun" w:eastAsia="SimSun" w:hAnsi="SimSun"/>
+                <w:b w:val="false"/>
+                <w:bCs w:val="false"/>
+                <w:sz w:val="20"/>
+                <w:szCs w:val="20"/>
+              </w:rPr>
+              <w:t xml:space="preserve">关联商品</w:t>
+            </w:r>
+          </w:p>
+        </w:tc>
+      </w:tr>
+      <w:tr>
+        <w:tc>
+          <w:tcPr>
+            <w:tcW w:type="pct" w:w="18%"/>
+            <w:shd w:fill="eaf2f8"/>
+            <w:vAlign w:val="center"/>
+          </w:tcPr>
+          <w:p>
+            <w:pPr>
+              <w:jc w:val="center"/>
+            </w:pPr>
+            <w:r>
+              <w:rPr>
+                <w:rFonts w:ascii="SimSun" w:cs="SimSun" w:eastAsia="SimSun" w:hAnsi="SimSun"/>
+                <w:b w:val="false"/>
+                <w:bCs w:val="false"/>
+                <w:sz w:val="20"/>
+                <w:szCs w:val="20"/>
+              </w:rPr>
+              <w:t xml:space="preserve">user_id</w:t>
+            </w:r>
+          </w:p>
+        </w:tc>
+        <w:tc>
+          <w:tcPr>
+            <w:tcW w:type="pct" w:w="22%"/>
+            <w:shd w:fill="eaf2f8"/>
+            <w:vAlign w:val="center"/>
+          </w:tcPr>
+          <w:p>
+            <w:pPr>
+              <w:jc w:val="center"/>
+            </w:pPr>
+            <w:r>
+              <w:rPr>
+                <w:rFonts w:ascii="SimSun" w:cs="SimSun" w:eastAsia="SimSun" w:hAnsi="SimSun"/>
+                <w:b w:val="false"/>
+                <w:bCs w:val="false"/>
+                <w:sz w:val="20"/>
+                <w:szCs w:val="20"/>
+              </w:rPr>
+              <w:t xml:space="preserve">INT</w:t>
+            </w:r>
+          </w:p>
+        </w:tc>
+        <w:tc>
+          <w:tcPr>
+            <w:tcW w:type="pct" w:w="22%"/>
+            <w:shd w:fill="eaf2f8"/>
+            <w:vAlign w:val="center"/>
+          </w:tcPr>
+          <w:p>
+            <w:pPr>
+              <w:jc w:val="center"/>
+            </w:pPr>
+            <w:r>
+              <w:rPr>
+                <w:rFonts w:ascii="SimSun" w:cs="SimSun" w:eastAsia="SimSun" w:hAnsi="SimSun"/>
+                <w:b w:val="false"/>
+                <w:bCs w:val="false"/>
+                <w:sz w:val="20"/>
+                <w:szCs w:val="20"/>
+              </w:rPr>
+              <w:t xml:space="preserve">FK NOT NULL</w:t>
+            </w:r>
+          </w:p>
+        </w:tc>
+        <w:tc>
+          <w:tcPr>
+            <w:tcW w:type="pct" w:w="38%"/>
+            <w:shd w:fill="eaf2f8"/>
+            <w:vAlign w:val="center"/>
+          </w:tcPr>
+          <w:p>
+            <w:pPr>
+              <w:jc w:val="center"/>
+            </w:pPr>
+            <w:r>
+              <w:rPr>
+                <w:rFonts w:ascii="SimSun" w:cs="SimSun" w:eastAsia="SimSun" w:hAnsi="SimSun"/>
+                <w:b w:val="false"/>
+                <w:bCs w:val="false"/>
+                <w:sz w:val="20"/>
+                <w:szCs w:val="20"/>
+              </w:rPr>
+              <w:t xml:space="preserve">评价用户</w:t>
+            </w:r>
+          </w:p>
+        </w:tc>
+      </w:tr>
+      <w:tr>
+        <w:tc>
+          <w:tcPr>
+            <w:tcW w:type="pct" w:w="18%"/>
+            <w:vAlign w:val="center"/>
+          </w:tcPr>
+          <w:p>
+            <w:pPr>
+              <w:jc w:val="center"/>
+            </w:pPr>
+            <w:r>
+              <w:rPr>
+                <w:rFonts w:ascii="SimSun" w:cs="SimSun" w:eastAsia="SimSun" w:hAnsi="SimSun"/>
+                <w:b w:val="false"/>
+                <w:bCs w:val="false"/>
+                <w:sz w:val="20"/>
+                <w:szCs w:val="20"/>
+              </w:rPr>
+              <w:t xml:space="preserve">rating</w:t>
+            </w:r>
+          </w:p>
+        </w:tc>
+        <w:tc>
+          <w:tcPr>
+            <w:tcW w:type="pct" w:w="22%"/>
+            <w:vAlign w:val="center"/>
+          </w:tcPr>
+          <w:p>
+            <w:pPr>
+              <w:jc w:val="center"/>
+            </w:pPr>
+            <w:r>
+              <w:rPr>
+                <w:rFonts w:ascii="SimSun" w:cs="SimSun" w:eastAsia="SimSun" w:hAnsi="SimSun"/>
+                <w:b w:val="false"/>
+                <w:bCs w:val="false"/>
+                <w:sz w:val="20"/>
+                <w:szCs w:val="20"/>
+              </w:rPr>
+              <w:t xml:space="preserve">TINYINT</w:t>
+            </w:r>
+          </w:p>
+        </w:tc>
+        <w:tc>
+          <w:tcPr>
+            <w:tcW w:type="pct" w:w="22%"/>
+            <w:vAlign w:val="center"/>
+          </w:tcPr>
+          <w:p>
+            <w:pPr>
+              <w:jc w:val="center"/>
+            </w:pPr>
+            <w:r>
+              <w:rPr>
+                <w:rFonts w:ascii="SimSun" w:cs="SimSun" w:eastAsia="SimSun" w:hAnsi="SimSun"/>
+                <w:b w:val="false"/>
+                <w:bCs w:val="false"/>
+                <w:sz w:val="20"/>
+                <w:szCs w:val="20"/>
+              </w:rPr>
+              <w:t xml:space="preserve">NOT NULL</w:t>
+            </w:r>
+          </w:p>
+        </w:tc>
+        <w:tc>
+          <w:tcPr>
+            <w:tcW w:type="pct" w:w="38%"/>
+            <w:vAlign w:val="center"/>
+          </w:tcPr>
+          <w:p>
+            <w:pPr>
+              <w:jc w:val="center"/>
+            </w:pPr>
+            <w:r>
+              <w:rPr>
+                <w:rFonts w:ascii="SimSun" w:cs="SimSun" w:eastAsia="SimSun" w:hAnsi="SimSun"/>
+                <w:b w:val="false"/>
+                <w:bCs w:val="false"/>
+                <w:sz w:val="20"/>
+                <w:szCs w:val="20"/>
+              </w:rPr>
+              <w:t xml:space="preserve">评分 1-5 分</w:t>
+            </w:r>
+          </w:p>
+        </w:tc>
+      </w:tr>
+      <w:tr>
+        <w:tc>
+          <w:tcPr>
+            <w:tcW w:type="pct" w:w="18%"/>
+            <w:shd w:fill="eaf2f8"/>
+            <w:vAlign w:val="center"/>
+          </w:tcPr>
+          <w:p>
+            <w:pPr>
+              <w:jc w:val="center"/>
+            </w:pPr>
+            <w:r>
+              <w:rPr>
+                <w:rFonts w:ascii="SimSun" w:cs="SimSun" w:eastAsia="SimSun" w:hAnsi="SimSun"/>
+                <w:b w:val="false"/>
+                <w:bCs w:val="false"/>
+                <w:sz w:val="20"/>
+                <w:szCs w:val="20"/>
+              </w:rPr>
+              <w:t xml:space="preserve">content</w:t>
+            </w:r>
+          </w:p>
+        </w:tc>
+        <w:tc>
+          <w:tcPr>
+            <w:tcW w:type="pct" w:w="22%"/>
+            <w:shd w:fill="eaf2f8"/>
+            <w:vAlign w:val="center"/>
+          </w:tcPr>
+          <w:p>
+            <w:pPr>
+              <w:jc w:val="center"/>
+            </w:pPr>
+            <w:r>
+              <w:rPr>
+                <w:rFonts w:ascii="SimSun" w:cs="SimSun" w:eastAsia="SimSun" w:hAnsi="SimSun"/>
+                <w:b w:val="false"/>
+                <w:bCs w:val="false"/>
+                <w:sz w:val="20"/>
+                <w:szCs w:val="20"/>
+              </w:rPr>
+              <w:t xml:space="preserve">TEXT</w:t>
+            </w:r>
+          </w:p>
+        </w:tc>
+        <w:tc>
+          <w:tcPr>
+            <w:tcW w:type="pct" w:w="22%"/>
+            <w:shd w:fill="eaf2f8"/>
+            <w:vAlign w:val="center"/>
+          </w:tcPr>
+          <w:p>
+            <w:pPr>
+              <w:jc w:val="center"/>
+            </w:pPr>
+            <w:r>
+              <w:rPr>
+                <w:rFonts w:ascii="SimSun" w:cs="SimSun" w:eastAsia="SimSun" w:hAnsi="SimSun"/>
+                <w:b w:val="false"/>
+                <w:bCs w:val="false"/>
+                <w:sz w:val="20"/>
+                <w:szCs w:val="20"/>
+              </w:rPr>
+              <w:t xml:space="preserve">—</w:t>
+            </w:r>
+          </w:p>
+        </w:tc>
+        <w:tc>
+          <w:tcPr>
+            <w:tcW w:type="pct" w:w="38%"/>
+            <w:shd w:fill="eaf2f8"/>
+            <w:vAlign w:val="center"/>
+          </w:tcPr>
+          <w:p>
+            <w:pPr>
+              <w:jc w:val="center"/>
+            </w:pPr>
+            <w:r>
+              <w:rPr>
+                <w:rFonts w:ascii="SimSun" w:cs="SimSun" w:eastAsia="SimSun" w:hAnsi="SimSun"/>
+                <w:b w:val="false"/>
+                <w:bCs w:val="false"/>
+                <w:sz w:val="20"/>
+                <w:szCs w:val="20"/>
+              </w:rPr>
+              <w:t xml:space="preserve">评价内容</w:t>
+            </w:r>
+          </w:p>
+        </w:tc>
+      </w:tr>
+      <w:tr>
+        <w:tc>
+          <w:tcPr>
+            <w:tcW w:type="pct" w:w="18%"/>
+            <w:vAlign w:val="center"/>
+          </w:tcPr>
+          <w:p>
+            <w:pPr>
+              <w:jc w:val="center"/>
+            </w:pPr>
+            <w:r>
+              <w:rPr>
+                <w:rFonts w:ascii="SimSun" w:cs="SimSun" w:eastAsia="SimSun" w:hAnsi="SimSun"/>
+                <w:b w:val="false"/>
+                <w:bCs w:val="false"/>
+                <w:sz w:val="20"/>
+                <w:szCs w:val="20"/>
+              </w:rPr>
+              <w:t xml:space="preserve">created_at</w:t>
+            </w:r>
+          </w:p>
+        </w:tc>
+        <w:tc>
+          <w:tcPr>
+            <w:tcW w:type="pct" w:w="22%"/>
+            <w:vAlign w:val="center"/>
+          </w:tcPr>
+          <w:p>
+            <w:pPr>
+              <w:jc w:val="center"/>
+            </w:pPr>
+            <w:r>
+              <w:rPr>
+                <w:rFonts w:ascii="SimSun" w:cs="SimSun" w:eastAsia="SimSun" w:hAnsi="SimSun"/>
+                <w:b w:val="false"/>
+                <w:bCs w:val="false"/>
+                <w:sz w:val="20"/>
+                <w:szCs w:val="20"/>
+              </w:rPr>
+              <w:t xml:space="preserve">DATETIME</w:t>
+            </w:r>
+          </w:p>
+        </w:tc>
+        <w:tc>
+          <w:tcPr>
+            <w:tcW w:type="pct" w:w="22%"/>
+            <w:vAlign w:val="center"/>
+          </w:tcPr>
+          <w:p>
+            <w:pPr>
+              <w:jc w:val="center"/>
+            </w:pPr>
+            <w:r>
+              <w:rPr>
+                <w:rFonts w:ascii="SimSun" w:cs="SimSun" w:eastAsia="SimSun" w:hAnsi="SimSun"/>
+                <w:b w:val="false"/>
+                <w:bCs w:val="false"/>
+                <w:sz w:val="20"/>
+                <w:szCs w:val="20"/>
+              </w:rPr>
+              <w:t xml:space="preserve">DEFAULT NOW()</w:t>
+            </w:r>
+          </w:p>
+        </w:tc>
+        <w:tc>
+          <w:tcPr>
+            <w:tcW w:type="pct" w:w="38%"/>
+            <w:vAlign w:val="center"/>
+          </w:tcPr>
+          <w:p>
+            <w:pPr>
+              <w:jc w:val="center"/>
+            </w:pPr>
+            <w:r>
+              <w:rPr>
+                <w:rFonts w:ascii="SimSun" w:cs="SimSun" w:eastAsia="SimSun" w:hAnsi="SimSun"/>
+                <w:b w:val="false"/>
+                <w:bCs w:val="false"/>
+                <w:sz w:val="20"/>
+                <w:szCs w:val="20"/>
+              </w:rPr>
+              <w:t xml:space="preserve">评价时间</w:t>
+            </w:r>
+          </w:p>
+        </w:tc>
+      </w:tr>
+    </w:tbl>
+    <w:p>
+      <w:pPr>
+        <w:spacing w:after="100"/>
+      </w:pPr>
+      <w:r>
+        <w:rPr>
+          <w:sz w:val="12"/>
+          <w:szCs w:val="12"/>
+        </w:rPr>
+        <w:t xml:space="preserve"/>
+      </w:r>
+    </w:p>
+    <w:p>
+      <w:pPr>
+        <w:pStyle w:val="Heading3"/>
+        <w:spacing w:after="100" w:before="200"/>
+      </w:pPr>
+      <w:r>
+        <w:rPr>
+          <w:rFonts w:ascii="SimHei" w:cs="SimHei" w:eastAsia="SimHei" w:hAnsi="SimHei"/>
+          <w:b/>
+          <w:bCs/>
+          <w:color w:val="2e86c1"/>
+          <w:sz w:val="22"/>
+          <w:szCs w:val="22"/>
+        </w:rPr>
+        <w:t xml:space="preserve">⑧ 库存变动日志表（inventory_log）</w:t>
+      </w:r>
+    </w:p>
+    <w:p>
+      <w:pPr>
+        <w:spacing w:after="120" w:line="360"/>
+        <w:ind w:firstLine="420"/>
+      </w:pPr>
+      <w:r>
+        <w:rPr>
+          <w:rFonts w:ascii="SimSun" w:cs="SimSun" w:eastAsia="SimSun" w:hAnsi="SimSun"/>
+          <w:sz w:val="21"/>
+          <w:szCs w:val="21"/>
+        </w:rPr>
+        <w:t xml:space="preserve">完整记录每次库存变更，支持审计追踪和库存盘点。</w:t>
+      </w:r>
+    </w:p>
+    <w:tbl>
+      <w:tblPr>
+        <w:tblW w:type="pct" w:w="100%"/>
+        <w:tblBorders>
+          <w:top w:val="single" w:color="auto" w:sz="4"/>
+          <w:left w:val="single" w:color="auto" w:sz="4"/>
+          <w:bottom w:val="single" w:color="auto" w:sz="4"/>
+          <w:right w:val="single" w:color="auto" w:sz="4"/>
+          <w:insideH w:val="single" w:color="auto" w:sz="4"/>
+          <w:insideV w:val="single" w:color="auto" w:sz="4"/>
+        </w:tblBorders>
+      </w:tblPr>
+      <w:tblGrid>
+        <w:gridCol w:w="100"/>
+        <w:gridCol w:w="100"/>
+        <w:gridCol w:w="100"/>
+        <w:gridCol w:w="100"/>
+      </w:tblGrid>
+      <w:tr>
+        <w:tc>
+          <w:tcPr>
+            <w:tcW w:type="pct" w:w="18%"/>
+            <w:shd w:fill="1a5276"/>
+            <w:vAlign w:val="center"/>
+          </w:tcPr>
+          <w:p>
+            <w:pPr>
+              <w:jc w:val="center"/>
+            </w:pPr>
+            <w:r>
+              <w:rPr>
+                <w:rFonts w:ascii="SimSun" w:cs="SimSun" w:eastAsia="SimSun" w:hAnsi="SimSun"/>
+                <w:b/>
+                <w:bCs/>
+                <w:color w:val="FFFFFF"/>
+                <w:sz w:val="20"/>
+                <w:szCs w:val="20"/>
+              </w:rPr>
+              <w:t xml:space="preserve">字段</w:t>
+            </w:r>
+          </w:p>
+        </w:tc>
+        <w:tc>
+          <w:tcPr>
+            <w:tcW w:type="pct" w:w="22%"/>
+            <w:shd w:fill="1a5276"/>
+            <w:vAlign w:val="center"/>
+          </w:tcPr>
+          <w:p>
+            <w:pPr>
+              <w:jc w:val="center"/>
+            </w:pPr>
+            <w:r>
+              <w:rPr>
+                <w:rFonts w:ascii="SimSun" w:cs="SimSun" w:eastAsia="SimSun" w:hAnsi="SimSun"/>
+                <w:b/>
+                <w:bCs/>
+                <w:color w:val="FFFFFF"/>
+                <w:sz w:val="20"/>
+                <w:szCs w:val="20"/>
+              </w:rPr>
+              <w:t xml:space="preserve">类型</w:t>
+            </w:r>
+          </w:p>
+        </w:tc>
+        <w:tc>
+          <w:tcPr>
+            <w:tcW w:type="pct" w:w="22%"/>
+            <w:shd w:fill="1a5276"/>
+            <w:vAlign w:val="center"/>
+          </w:tcPr>
+          <w:p>
+            <w:pPr>
+              <w:jc w:val="center"/>
+            </w:pPr>
+            <w:r>
+              <w:rPr>
+                <w:rFonts w:ascii="SimSun" w:cs="SimSun" w:eastAsia="SimSun" w:hAnsi="SimSun"/>
+                <w:b/>
+                <w:bCs/>
+                <w:color w:val="FFFFFF"/>
+                <w:sz w:val="20"/>
+                <w:szCs w:val="20"/>
+              </w:rPr>
+              <w:t xml:space="preserve">约束</w:t>
+            </w:r>
+          </w:p>
+        </w:tc>
+        <w:tc>
+          <w:tcPr>
+            <w:tcW w:type="pct" w:w="38%"/>
+            <w:shd w:fill="1a5276"/>
+            <w:vAlign w:val="center"/>
+          </w:tcPr>
+          <w:p>
+            <w:pPr>
+              <w:jc w:val="center"/>
+            </w:pPr>
+            <w:r>
+              <w:rPr>
+                <w:rFonts w:ascii="SimSun" w:cs="SimSun" w:eastAsia="SimSun" w:hAnsi="SimSun"/>
+                <w:b/>
+                <w:bCs/>
+                <w:color w:val="FFFFFF"/>
+                <w:sz w:val="20"/>
+                <w:szCs w:val="20"/>
+              </w:rPr>
+              <w:t xml:space="preserve">说明</w:t>
+            </w:r>
+          </w:p>
+        </w:tc>
+      </w:tr>
+      <w:tr>
+        <w:tc>
+          <w:tcPr>
+            <w:tcW w:type="pct" w:w="18%"/>
+            <w:vAlign w:val="center"/>
+          </w:tcPr>
+          <w:p>
+            <w:pPr>
+              <w:jc w:val="center"/>
+            </w:pPr>
+            <w:r>
+              <w:rPr>
+                <w:rFonts w:ascii="SimSun" w:cs="SimSun" w:eastAsia="SimSun" w:hAnsi="SimSun"/>
+                <w:b w:val="false"/>
+                <w:bCs w:val="false"/>
+                <w:sz w:val="20"/>
+                <w:szCs w:val="20"/>
+              </w:rPr>
+              <w:t xml:space="preserve">id</w:t>
+            </w:r>
+          </w:p>
+        </w:tc>
+        <w:tc>
+          <w:tcPr>
+            <w:tcW w:type="pct" w:w="22%"/>
+            <w:vAlign w:val="center"/>
+          </w:tcPr>
+          <w:p>
+            <w:pPr>
+              <w:jc w:val="center"/>
+            </w:pPr>
+            <w:r>
+              <w:rPr>
+                <w:rFonts w:ascii="SimSun" w:cs="SimSun" w:eastAsia="SimSun" w:hAnsi="SimSun"/>
+                <w:b w:val="false"/>
+                <w:bCs w:val="false"/>
+                <w:sz w:val="20"/>
+                <w:szCs w:val="20"/>
+              </w:rPr>
+              <w:t xml:space="preserve">INT</w:t>
+            </w:r>
+          </w:p>
+        </w:tc>
+        <w:tc>
+          <w:tcPr>
+            <w:tcW w:type="pct" w:w="22%"/>
+            <w:vAlign w:val="center"/>
+          </w:tcPr>
+          <w:p>
+            <w:pPr>
+              <w:jc w:val="center"/>
+            </w:pPr>
+            <w:r>
+              <w:rPr>
+                <w:rFonts w:ascii="SimSun" w:cs="SimSun" w:eastAsia="SimSun" w:hAnsi="SimSun"/>
+                <w:b w:val="false"/>
+                <w:bCs w:val="false"/>
+                <w:sz w:val="20"/>
+                <w:szCs w:val="20"/>
+              </w:rPr>
+              <w:t xml:space="preserve">PK AUTO_INCREMENT</w:t>
+            </w:r>
+          </w:p>
+        </w:tc>
+        <w:tc>
+          <w:tcPr>
+            <w:tcW w:type="pct" w:w="38%"/>
+            <w:vAlign w:val="center"/>
+          </w:tcPr>
+          <w:p>
+            <w:pPr>
+              <w:jc w:val="center"/>
+            </w:pPr>
+            <w:r>
+              <w:rPr>
+                <w:rFonts w:ascii="SimSun" w:cs="SimSun" w:eastAsia="SimSun" w:hAnsi="SimSun"/>
+                <w:b w:val="false"/>
+                <w:bCs w:val="false"/>
+                <w:sz w:val="20"/>
+                <w:szCs w:val="20"/>
+              </w:rPr>
+              <w:t xml:space="preserve">日志 ID</w:t>
+            </w:r>
+          </w:p>
+        </w:tc>
+      </w:tr>
+      <w:tr>
+        <w:tc>
+          <w:tcPr>
+            <w:tcW w:type="pct" w:w="18%"/>
+            <w:shd w:fill="eaf2f8"/>
+            <w:vAlign w:val="center"/>
+          </w:tcPr>
+          <w:p>
+            <w:pPr>
+              <w:jc w:val="center"/>
+            </w:pPr>
+            <w:r>
+              <w:rPr>
+                <w:rFonts w:ascii="SimSun" w:cs="SimSun" w:eastAsia="SimSun" w:hAnsi="SimSun"/>
+                <w:b w:val="false"/>
+                <w:bCs w:val="false"/>
+                <w:sz w:val="20"/>
+                <w:szCs w:val="20"/>
+              </w:rPr>
+              <w:t xml:space="preserve">product_id</w:t>
+            </w:r>
+          </w:p>
+        </w:tc>
+        <w:tc>
+          <w:tcPr>
+            <w:tcW w:type="pct" w:w="22%"/>
+            <w:shd w:fill="eaf2f8"/>
+            <w:vAlign w:val="center"/>
+          </w:tcPr>
+          <w:p>
+            <w:pPr>
+              <w:jc w:val="center"/>
+            </w:pPr>
+            <w:r>
+              <w:rPr>
+                <w:rFonts w:ascii="SimSun" w:cs="SimSun" w:eastAsia="SimSun" w:hAnsi="SimSun"/>
+                <w:b w:val="false"/>
+                <w:bCs w:val="false"/>
+                <w:sz w:val="20"/>
+                <w:szCs w:val="20"/>
+              </w:rPr>
+              <w:t xml:space="preserve">INT</w:t>
+            </w:r>
+          </w:p>
+        </w:tc>
+        <w:tc>
+          <w:tcPr>
+            <w:tcW w:type="pct" w:w="22%"/>
+            <w:shd w:fill="eaf2f8"/>
+            <w:vAlign w:val="center"/>
+          </w:tcPr>
+          <w:p>
+            <w:pPr>
+              <w:jc w:val="center"/>
+            </w:pPr>
+            <w:r>
+              <w:rPr>
+                <w:rFonts w:ascii="SimSun" w:cs="SimSun" w:eastAsia="SimSun" w:hAnsi="SimSun"/>
+                <w:b w:val="false"/>
+                <w:bCs w:val="false"/>
+                <w:sz w:val="20"/>
+                <w:szCs w:val="20"/>
+              </w:rPr>
+              <w:t xml:space="preserve">FK NOT NULL</w:t>
+            </w:r>
+          </w:p>
+        </w:tc>
+        <w:tc>
+          <w:tcPr>
+            <w:tcW w:type="pct" w:w="38%"/>
+            <w:shd w:fill="eaf2f8"/>
+            <w:vAlign w:val="center"/>
+          </w:tcPr>
+          <w:p>
+            <w:pPr>
+              <w:jc w:val="center"/>
+            </w:pPr>
+            <w:r>
+              <w:rPr>
+                <w:rFonts w:ascii="SimSun" w:cs="SimSun" w:eastAsia="SimSun" w:hAnsi="SimSun"/>
+                <w:b w:val="false"/>
+                <w:bCs w:val="false"/>
+                <w:sz w:val="20"/>
+                <w:szCs w:val="20"/>
+              </w:rPr>
+              <w:t xml:space="preserve">关联商品</w:t>
+            </w:r>
+          </w:p>
+        </w:tc>
+      </w:tr>
+      <w:tr>
+        <w:tc>
+          <w:tcPr>
+            <w:tcW w:type="pct" w:w="18%"/>
+            <w:vAlign w:val="center"/>
+          </w:tcPr>
+          <w:p>
+            <w:pPr>
+              <w:jc w:val="center"/>
+            </w:pPr>
+            <w:r>
+              <w:rPr>
+                <w:rFonts w:ascii="SimSun" w:cs="SimSun" w:eastAsia="SimSun" w:hAnsi="SimSun"/>
+                <w:b w:val="false"/>
+                <w:bCs w:val="false"/>
+                <w:sz w:val="20"/>
+                <w:szCs w:val="20"/>
+              </w:rPr>
+              <w:t xml:space="preserve">type</w:t>
+            </w:r>
+          </w:p>
+        </w:tc>
+        <w:tc>
+          <w:tcPr>
+            <w:tcW w:type="pct" w:w="22%"/>
+            <w:vAlign w:val="center"/>
+          </w:tcPr>
+          <w:p>
+            <w:pPr>
+              <w:jc w:val="center"/>
+            </w:pPr>
+            <w:r>
+              <w:rPr>
+                <w:rFonts w:ascii="SimSun" w:cs="SimSun" w:eastAsia="SimSun" w:hAnsi="SimSun"/>
+                <w:b w:val="false"/>
+                <w:bCs w:val="false"/>
+                <w:sz w:val="20"/>
+                <w:szCs w:val="20"/>
+              </w:rPr>
+              <w:t xml:space="preserve">TINYINT</w:t>
+            </w:r>
+          </w:p>
+        </w:tc>
+        <w:tc>
+          <w:tcPr>
+            <w:tcW w:type="pct" w:w="22%"/>
+            <w:vAlign w:val="center"/>
+          </w:tcPr>
+          <w:p>
+            <w:pPr>
+              <w:jc w:val="center"/>
+            </w:pPr>
+            <w:r>
+              <w:rPr>
+                <w:rFonts w:ascii="SimSun" w:cs="SimSun" w:eastAsia="SimSun" w:hAnsi="SimSun"/>
+                <w:b w:val="false"/>
+                <w:bCs w:val="false"/>
+                <w:sz w:val="20"/>
+                <w:szCs w:val="20"/>
+              </w:rPr>
+              <w:t xml:space="preserve">NOT NULL</w:t>
+            </w:r>
+          </w:p>
+        </w:tc>
+        <w:tc>
+          <w:tcPr>
+            <w:tcW w:type="pct" w:w="38%"/>
+            <w:vAlign w:val="center"/>
+          </w:tcPr>
+          <w:p>
+            <w:pPr>
+              <w:jc w:val="center"/>
+            </w:pPr>
+            <w:r>
+              <w:rPr>
+                <w:rFonts w:ascii="SimSun" w:cs="SimSun" w:eastAsia="SimSun" w:hAnsi="SimSun"/>
+                <w:b w:val="false"/>
+                <w:bCs w:val="false"/>
+                <w:sz w:val="20"/>
+                <w:szCs w:val="20"/>
+              </w:rPr>
+              <w:t xml:space="preserve">0=入库, 1=出库</w:t>
+            </w:r>
+          </w:p>
+        </w:tc>
+      </w:tr>
+      <w:tr>
+        <w:tc>
+          <w:tcPr>
+            <w:tcW w:type="pct" w:w="18%"/>
+            <w:shd w:fill="eaf2f8"/>
+            <w:vAlign w:val="center"/>
+          </w:tcPr>
+          <w:p>
+            <w:pPr>
+              <w:jc w:val="center"/>
+            </w:pPr>
+            <w:r>
+              <w:rPr>
+                <w:rFonts w:ascii="SimSun" w:cs="SimSun" w:eastAsia="SimSun" w:hAnsi="SimSun"/>
+                <w:b w:val="false"/>
+                <w:bCs w:val="false"/>
+                <w:sz w:val="20"/>
+                <w:szCs w:val="20"/>
+              </w:rPr>
+              <w:t xml:space="preserve">quantity</w:t>
+            </w:r>
+          </w:p>
+        </w:tc>
+        <w:tc>
+          <w:tcPr>
+            <w:tcW w:type="pct" w:w="22%"/>
+            <w:shd w:fill="eaf2f8"/>
+            <w:vAlign w:val="center"/>
+          </w:tcPr>
+          <w:p>
+            <w:pPr>
+              <w:jc w:val="center"/>
+            </w:pPr>
+            <w:r>
+              <w:rPr>
+                <w:rFonts w:ascii="SimSun" w:cs="SimSun" w:eastAsia="SimSun" w:hAnsi="SimSun"/>
+                <w:b w:val="false"/>
+                <w:bCs w:val="false"/>
+                <w:sz w:val="20"/>
+                <w:szCs w:val="20"/>
+              </w:rPr>
+              <w:t xml:space="preserve">INT</w:t>
+            </w:r>
+          </w:p>
+        </w:tc>
+        <w:tc>
+          <w:tcPr>
+            <w:tcW w:type="pct" w:w="22%"/>
+            <w:shd w:fill="eaf2f8"/>
+            <w:vAlign w:val="center"/>
+          </w:tcPr>
+          <w:p>
+            <w:pPr>
+              <w:jc w:val="center"/>
+            </w:pPr>
+            <w:r>
+              <w:rPr>
+                <w:rFonts w:ascii="SimSun" w:cs="SimSun" w:eastAsia="SimSun" w:hAnsi="SimSun"/>
+                <w:b w:val="false"/>
+                <w:bCs w:val="false"/>
+                <w:sz w:val="20"/>
+                <w:szCs w:val="20"/>
+              </w:rPr>
+              <w:t xml:space="preserve">NOT NULL</w:t>
+            </w:r>
+          </w:p>
+        </w:tc>
+        <w:tc>
+          <w:tcPr>
+            <w:tcW w:type="pct" w:w="38%"/>
+            <w:shd w:fill="eaf2f8"/>
+            <w:vAlign w:val="center"/>
+          </w:tcPr>
+          <w:p>
+            <w:pPr>
+              <w:jc w:val="center"/>
+            </w:pPr>
+            <w:r>
+              <w:rPr>
+                <w:rFonts w:ascii="SimSun" w:cs="SimSun" w:eastAsia="SimSun" w:hAnsi="SimSun"/>
+                <w:b w:val="false"/>
+                <w:bCs w:val="false"/>
+                <w:sz w:val="20"/>
+                <w:szCs w:val="20"/>
+              </w:rPr>
+              <w:t xml:space="preserve">变更数量</w:t>
+            </w:r>
+          </w:p>
+        </w:tc>
+      </w:tr>
+      <w:tr>
+        <w:tc>
+          <w:tcPr>
+            <w:tcW w:type="pct" w:w="18%"/>
+            <w:vAlign w:val="center"/>
+          </w:tcPr>
+          <w:p>
+            <w:pPr>
+              <w:jc w:val="center"/>
+            </w:pPr>
+            <w:r>
+              <w:rPr>
+                <w:rFonts w:ascii="SimSun" w:cs="SimSun" w:eastAsia="SimSun" w:hAnsi="SimSun"/>
+                <w:b w:val="false"/>
+                <w:bCs w:val="false"/>
+                <w:sz w:val="20"/>
+                <w:szCs w:val="20"/>
+              </w:rPr>
+              <w:t xml:space="preserve">before_stock</w:t>
+            </w:r>
+          </w:p>
+        </w:tc>
+        <w:tc>
+          <w:tcPr>
+            <w:tcW w:type="pct" w:w="22%"/>
+            <w:vAlign w:val="center"/>
+          </w:tcPr>
+          <w:p>
+            <w:pPr>
+              <w:jc w:val="center"/>
+            </w:pPr>
+            <w:r>
+              <w:rPr>
+                <w:rFonts w:ascii="SimSun" w:cs="SimSun" w:eastAsia="SimSun" w:hAnsi="SimSun"/>
+                <w:b w:val="false"/>
+                <w:bCs w:val="false"/>
+                <w:sz w:val="20"/>
+                <w:szCs w:val="20"/>
+              </w:rPr>
+              <w:t xml:space="preserve">INT</w:t>
+            </w:r>
+          </w:p>
+        </w:tc>
+        <w:tc>
+          <w:tcPr>
+            <w:tcW w:type="pct" w:w="22%"/>
+            <w:vAlign w:val="center"/>
+          </w:tcPr>
+          <w:p>
+            <w:pPr>
+              <w:jc w:val="center"/>
+            </w:pPr>
+            <w:r>
+              <w:rPr>
+                <w:rFonts w:ascii="SimSun" w:cs="SimSun" w:eastAsia="SimSun" w:hAnsi="SimSun"/>
+                <w:b w:val="false"/>
+                <w:bCs w:val="false"/>
+                <w:sz w:val="20"/>
+                <w:szCs w:val="20"/>
+              </w:rPr>
+              <w:t xml:space="preserve">NOT NULL</w:t>
+            </w:r>
+          </w:p>
+        </w:tc>
+        <w:tc>
+          <w:tcPr>
+            <w:tcW w:type="pct" w:w="38%"/>
+            <w:vAlign w:val="center"/>
+          </w:tcPr>
+          <w:p>
+            <w:pPr>
+              <w:jc w:val="center"/>
+            </w:pPr>
+            <w:r>
+              <w:rPr>
+                <w:rFonts w:ascii="SimSun" w:cs="SimSun" w:eastAsia="SimSun" w:hAnsi="SimSun"/>
+                <w:b w:val="false"/>
+                <w:bCs w:val="false"/>
+                <w:sz w:val="20"/>
+                <w:szCs w:val="20"/>
+              </w:rPr>
+              <w:t xml:space="preserve">变更前库存</w:t>
+            </w:r>
+          </w:p>
+        </w:tc>
+      </w:tr>
+      <w:tr>
+        <w:tc>
+          <w:tcPr>
+            <w:tcW w:type="pct" w:w="18%"/>
+            <w:shd w:fill="eaf2f8"/>
+            <w:vAlign w:val="center"/>
+          </w:tcPr>
+          <w:p>
+            <w:pPr>
+              <w:jc w:val="center"/>
+            </w:pPr>
+            <w:r>
+              <w:rPr>
+                <w:rFonts w:ascii="SimSun" w:cs="SimSun" w:eastAsia="SimSun" w:hAnsi="SimSun"/>
+                <w:b w:val="false"/>
+                <w:bCs w:val="false"/>
+                <w:sz w:val="20"/>
+                <w:szCs w:val="20"/>
+              </w:rPr>
+              <w:t xml:space="preserve">after_stock</w:t>
+            </w:r>
+          </w:p>
+        </w:tc>
+        <w:tc>
+          <w:tcPr>
+            <w:tcW w:type="pct" w:w="22%"/>
+            <w:shd w:fill="eaf2f8"/>
+            <w:vAlign w:val="center"/>
+          </w:tcPr>
+          <w:p>
+            <w:pPr>
+              <w:jc w:val="center"/>
+            </w:pPr>
+            <w:r>
+              <w:rPr>
+                <w:rFonts w:ascii="SimSun" w:cs="SimSun" w:eastAsia="SimSun" w:hAnsi="SimSun"/>
+                <w:b w:val="false"/>
+                <w:bCs w:val="false"/>
+                <w:sz w:val="20"/>
+                <w:szCs w:val="20"/>
+              </w:rPr>
+              <w:t xml:space="preserve">INT</w:t>
+            </w:r>
+          </w:p>
+        </w:tc>
+        <w:tc>
+          <w:tcPr>
+            <w:tcW w:type="pct" w:w="22%"/>
+            <w:shd w:fill="eaf2f8"/>
+            <w:vAlign w:val="center"/>
+          </w:tcPr>
+          <w:p>
+            <w:pPr>
+              <w:jc w:val="center"/>
+            </w:pPr>
+            <w:r>
+              <w:rPr>
+                <w:rFonts w:ascii="SimSun" w:cs="SimSun" w:eastAsia="SimSun" w:hAnsi="SimSun"/>
+                <w:b w:val="false"/>
+                <w:bCs w:val="false"/>
+                <w:sz w:val="20"/>
+                <w:szCs w:val="20"/>
+              </w:rPr>
+              <w:t xml:space="preserve">NOT NULL</w:t>
+            </w:r>
+          </w:p>
+        </w:tc>
+        <w:tc>
+          <w:tcPr>
+            <w:tcW w:type="pct" w:w="38%"/>
+            <w:shd w:fill="eaf2f8"/>
+            <w:vAlign w:val="center"/>
+          </w:tcPr>
+          <w:p>
+            <w:pPr>
+              <w:jc w:val="center"/>
+            </w:pPr>
+            <w:r>
+              <w:rPr>
+                <w:rFonts w:ascii="SimSun" w:cs="SimSun" w:eastAsia="SimSun" w:hAnsi="SimSun"/>
+                <w:b w:val="false"/>
+                <w:bCs w:val="false"/>
+                <w:sz w:val="20"/>
+                <w:szCs w:val="20"/>
+              </w:rPr>
+              <w:t xml:space="preserve">变更后库存</w:t>
+            </w:r>
+          </w:p>
+        </w:tc>
+      </w:tr>
+      <w:tr>
+        <w:tc>
+          <w:tcPr>
+            <w:tcW w:type="pct" w:w="18%"/>
+            <w:vAlign w:val="center"/>
+          </w:tcPr>
+          <w:p>
+            <w:pPr>
+              <w:jc w:val="center"/>
+            </w:pPr>
+            <w:r>
+              <w:rPr>
+                <w:rFonts w:ascii="SimSun" w:cs="SimSun" w:eastAsia="SimSun" w:hAnsi="SimSun"/>
+                <w:b w:val="false"/>
+                <w:bCs w:val="false"/>
+                <w:sz w:val="20"/>
+                <w:szCs w:val="20"/>
+              </w:rPr>
+              <w:t xml:space="preserve">remark</w:t>
+            </w:r>
+          </w:p>
+        </w:tc>
+        <w:tc>
+          <w:tcPr>
+            <w:tcW w:type="pct" w:w="22%"/>
+            <w:vAlign w:val="center"/>
+          </w:tcPr>
+          <w:p>
+            <w:pPr>
+              <w:jc w:val="center"/>
+            </w:pPr>
+            <w:r>
+              <w:rPr>
+                <w:rFonts w:ascii="SimSun" w:cs="SimSun" w:eastAsia="SimSun" w:hAnsi="SimSun"/>
+                <w:b w:val="false"/>
+                <w:bCs w:val="false"/>
+                <w:sz w:val="20"/>
+                <w:szCs w:val="20"/>
+              </w:rPr>
+              <w:t xml:space="preserve">VARCHAR(255)</w:t>
+            </w:r>
+          </w:p>
+        </w:tc>
+        <w:tc>
+          <w:tcPr>
+            <w:tcW w:type="pct" w:w="22%"/>
+            <w:vAlign w:val="center"/>
+          </w:tcPr>
+          <w:p>
+            <w:pPr>
+              <w:jc w:val="center"/>
+            </w:pPr>
+            <w:r>
+              <w:rPr>
+                <w:rFonts w:ascii="SimSun" w:cs="SimSun" w:eastAsia="SimSun" w:hAnsi="SimSun"/>
+                <w:b w:val="false"/>
+                <w:bCs w:val="false"/>
+                <w:sz w:val="20"/>
+                <w:szCs w:val="20"/>
+              </w:rPr>
+              <w:t xml:space="preserve">DEFAULT ''</w:t>
+            </w:r>
+          </w:p>
+        </w:tc>
+        <w:tc>
+          <w:tcPr>
+            <w:tcW w:type="pct" w:w="38%"/>
+            <w:vAlign w:val="center"/>
+          </w:tcPr>
+          <w:p>
+            <w:pPr>
+              <w:jc w:val="center"/>
+            </w:pPr>
+            <w:r>
+              <w:rPr>
+                <w:rFonts w:ascii="SimSun" w:cs="SimSun" w:eastAsia="SimSun" w:hAnsi="SimSun"/>
+                <w:b w:val="false"/>
+                <w:bCs w:val="false"/>
+                <w:sz w:val="20"/>
+                <w:szCs w:val="20"/>
+              </w:rPr>
+              <w:t xml:space="preserve">变更说明</w:t>
+            </w:r>
+          </w:p>
+        </w:tc>
+      </w:tr>
+      <w:tr>
+        <w:tc>
+          <w:tcPr>
+            <w:tcW w:type="pct" w:w="18%"/>
+            <w:shd w:fill="eaf2f8"/>
+            <w:vAlign w:val="center"/>
+          </w:tcPr>
+          <w:p>
+            <w:pPr>
+              <w:jc w:val="center"/>
+            </w:pPr>
+            <w:r>
+              <w:rPr>
+                <w:rFonts w:ascii="SimSun" w:cs="SimSun" w:eastAsia="SimSun" w:hAnsi="SimSun"/>
+                <w:b w:val="false"/>
+                <w:bCs w:val="false"/>
+                <w:sz w:val="20"/>
+                <w:szCs w:val="20"/>
+              </w:rPr>
+              <w:t xml:space="preserve">operator_id</w:t>
+            </w:r>
+          </w:p>
+        </w:tc>
+        <w:tc>
+          <w:tcPr>
+            <w:tcW w:type="pct" w:w="22%"/>
+            <w:shd w:fill="eaf2f8"/>
+            <w:vAlign w:val="center"/>
+          </w:tcPr>
+          <w:p>
+            <w:pPr>
+              <w:jc w:val="center"/>
+            </w:pPr>
+            <w:r>
+              <w:rPr>
+                <w:rFonts w:ascii="SimSun" w:cs="SimSun" w:eastAsia="SimSun" w:hAnsi="SimSun"/>
+                <w:b w:val="false"/>
+                <w:bCs w:val="false"/>
+                <w:sz w:val="20"/>
+                <w:szCs w:val="20"/>
+              </w:rPr>
+              <w:t xml:space="preserve">INT</w:t>
+            </w:r>
+          </w:p>
+        </w:tc>
+        <w:tc>
+          <w:tcPr>
+            <w:tcW w:type="pct" w:w="22%"/>
+            <w:shd w:fill="eaf2f8"/>
+            <w:vAlign w:val="center"/>
+          </w:tcPr>
+          <w:p>
+            <w:pPr>
+              <w:jc w:val="center"/>
+            </w:pPr>
+            <w:r>
+              <w:rPr>
+                <w:rFonts w:ascii="SimSun" w:cs="SimSun" w:eastAsia="SimSun" w:hAnsi="SimSun"/>
+                <w:b w:val="false"/>
+                <w:bCs w:val="false"/>
+                <w:sz w:val="20"/>
+                <w:szCs w:val="20"/>
+              </w:rPr>
+              <w:t xml:space="preserve">—</w:t>
+            </w:r>
+          </w:p>
+        </w:tc>
+        <w:tc>
+          <w:tcPr>
+            <w:tcW w:type="pct" w:w="38%"/>
+            <w:shd w:fill="eaf2f8"/>
+            <w:vAlign w:val="center"/>
+          </w:tcPr>
+          <w:p>
+            <w:pPr>
+              <w:jc w:val="center"/>
+            </w:pPr>
+            <w:r>
+              <w:rPr>
+                <w:rFonts w:ascii="SimSun" w:cs="SimSun" w:eastAsia="SimSun" w:hAnsi="SimSun"/>
+                <w:b w:val="false"/>
+                <w:bCs w:val="false"/>
+                <w:sz w:val="20"/>
+                <w:szCs w:val="20"/>
+              </w:rPr>
+              <w:t xml:space="preserve">操作人 ID</w:t>
+            </w:r>
+          </w:p>
+        </w:tc>
+      </w:tr>
+      <w:tr>
+        <w:tc>
+          <w:tcPr>
+            <w:tcW w:type="pct" w:w="18%"/>
+            <w:vAlign w:val="center"/>
+          </w:tcPr>
+          <w:p>
+            <w:pPr>
+              <w:jc w:val="center"/>
+            </w:pPr>
+            <w:r>
+              <w:rPr>
+                <w:rFonts w:ascii="SimSun" w:cs="SimSun" w:eastAsia="SimSun" w:hAnsi="SimSun"/>
+                <w:b w:val="false"/>
+                <w:bCs w:val="false"/>
+                <w:sz w:val="20"/>
+                <w:szCs w:val="20"/>
+              </w:rPr>
+              <w:t xml:space="preserve">created_at</w:t>
+            </w:r>
+          </w:p>
+        </w:tc>
+        <w:tc>
+          <w:tcPr>
+            <w:tcW w:type="pct" w:w="22%"/>
+            <w:vAlign w:val="center"/>
+          </w:tcPr>
+          <w:p>
+            <w:pPr>
+              <w:jc w:val="center"/>
+            </w:pPr>
+            <w:r>
+              <w:rPr>
+                <w:rFonts w:ascii="SimSun" w:cs="SimSun" w:eastAsia="SimSun" w:hAnsi="SimSun"/>
+                <w:b w:val="false"/>
+                <w:bCs w:val="false"/>
+                <w:sz w:val="20"/>
+                <w:szCs w:val="20"/>
+              </w:rPr>
+              <w:t xml:space="preserve">DATETIME</w:t>
+            </w:r>
+          </w:p>
+        </w:tc>
+        <w:tc>
+          <w:tcPr>
+            <w:tcW w:type="pct" w:w="22%"/>
+            <w:vAlign w:val="center"/>
+          </w:tcPr>
+          <w:p>
+            <w:pPr>
+              <w:jc w:val="center"/>
+            </w:pPr>
+            <w:r>
+              <w:rPr>
+                <w:rFonts w:ascii="SimSun" w:cs="SimSun" w:eastAsia="SimSun" w:hAnsi="SimSun"/>
+                <w:b w:val="false"/>
+                <w:bCs w:val="false"/>
+                <w:sz w:val="20"/>
+                <w:szCs w:val="20"/>
+              </w:rPr>
+              <w:t xml:space="preserve">DEFAULT NOW()</w:t>
+            </w:r>
+          </w:p>
+        </w:tc>
+        <w:tc>
+          <w:tcPr>
+            <w:tcW w:type="pct" w:w="38%"/>
+            <w:vAlign w:val="center"/>
+          </w:tcPr>
+          <w:p>
+            <w:pPr>
+              <w:jc w:val="center"/>
+            </w:pPr>
+            <w:r>
+              <w:rPr>
+                <w:rFonts w:ascii="SimSun" w:cs="SimSun" w:eastAsia="SimSun" w:hAnsi="SimSun"/>
+                <w:b w:val="false"/>
+                <w:bCs w:val="false"/>
+                <w:sz w:val="20"/>
+                <w:szCs w:val="20"/>
+              </w:rPr>
+              <w:t xml:space="preserve">操作时间</w:t>
+            </w:r>
+          </w:p>
+        </w:tc>
+      </w:tr>
+    </w:tbl>
     <w:p>
       <w:pPr>
         <w:pStyle w:val="Heading2"/>
